--- a/arb/docx/22.content.docx
+++ b/arb/docx/22.content.docx
@@ -9,6 +9,8 @@
       </w:pPr>
       <w:r>
         <w:rPr>
+          <w:rtl/>
+          <w:cs/>
           <w:lang w:val="ar_AE" w:bidi="ar_AE"/>
         </w:rPr>
       </w:r>
@@ -20,53 +22,53 @@
       </w:pPr>
       <w:r>
         <w:rPr>
+          <w:rtl/>
+          <w:cs/>
           <w:lang w:val="ar_AE" w:bidi="ar_AE"/>
         </w:rPr>
         <w:t>Resource: Biblica Open New Arabic Version 2012</w:t>
       </w:r>
       <w:r>
         <w:rPr>
-          <w:lang w:val="ar_AE" w:bidi="ar_AE"/>
-        </w:rPr>
-      </w:r>
-    </w:p>
-    <w:p>
-      <w:pPr>
-        <w:bidi/>
-      </w:pPr>
-      <w:r>
-        <w:rPr>
+          <w:rtl/>
+          <w:cs/>
+          <w:lang w:val="ar_AE" w:bidi="ar_AE"/>
+        </w:rPr>
+      </w:r>
+    </w:p>
+    <w:p>
+      <w:pPr>
+        <w:bidi/>
+      </w:pPr>
+      <w:r>
+        <w:rPr>
+          <w:rtl/>
+          <w:cs/>
           <w:lang w:val="ar_AE" w:bidi="ar_AE"/>
         </w:rPr>
       </w:r>
       <w:r>
         <w:rPr>
           <w:b/>
+          <w:rtl/>
+          <w:cs/>
           <w:lang w:val="ar_AE" w:bidi="ar_AE"/>
         </w:rPr>
         <w:t>Biblica Open New Arabic Version 2012</w:t>
       </w:r>
       <w:r>
         <w:rPr>
-          <w:lang w:val="ar_AE" w:bidi="ar_AE"/>
-        </w:rPr>
-        <w:t xml:space="preserve"> (Arabic) is based on: </w:t>
-      </w:r>
-      <w:r>
-        <w:rPr>
-          <w:lang w:val="ar_AE" w:bidi="ar_AE"/>
-        </w:rPr>
-        <w:t>Biblica Open New Arabic Version 2012</w:t>
-      </w:r>
-      <w:r>
-        <w:rPr>
-          <w:lang w:val="ar_AE" w:bidi="ar_AE"/>
-        </w:rPr>
-        <w:t xml:space="preserve">, </w:t>
+          <w:rtl/>
+          <w:cs/>
+          <w:lang w:val="ar_AE" w:bidi="ar_AE"/>
+        </w:rPr>
+        <w:t xml:space="preserve"> © </w:t>
       </w:r>
       <w:hyperlink r:id="rId13">
         <w:r>
           <w:rPr>
+            <w:rtl/>
+            <w:cs/>
             <w:lang w:val="ar_AE" w:bidi="ar_AE"/>
           </w:rPr>
           <w:rPr>
@@ -78,13 +80,17 @@
       </w:hyperlink>
       <w:r>
         <w:rPr>
-          <w:lang w:val="ar_AE" w:bidi="ar_AE"/>
-        </w:rPr>
-        <w:t xml:space="preserve">, None, which is licensed under a </w:t>
+          <w:rtl/>
+          <w:cs/>
+          <w:lang w:val="ar_AE" w:bidi="ar_AE"/>
+        </w:rPr>
+        <w:t xml:space="preserve">, licensed under a </w:t>
       </w:r>
       <w:hyperlink r:id="rId14">
         <w:r>
           <w:rPr>
+            <w:rtl/>
+            <w:cs/>
             <w:lang w:val="ar_AE" w:bidi="ar_AE"/>
           </w:rPr>
           <w:rPr>
@@ -96,38 +102,23 @@
       </w:hyperlink>
       <w:r>
         <w:rPr>
+          <w:rtl/>
+          <w:cs/>
           <w:lang w:val="ar_AE" w:bidi="ar_AE"/>
         </w:rPr>
         <w:t>.</w:t>
       </w:r>
       <w:r>
         <w:rPr>
-          <w:lang w:val="ar_AE" w:bidi="ar_AE"/>
-        </w:rPr>
-      </w:r>
-    </w:p>
-    <w:p>
-      <w:pPr>
-        <w:bidi/>
-      </w:pPr>
-      <w:r>
-        <w:rPr>
-          <w:lang w:val="ar_AE" w:bidi="ar_AE"/>
-        </w:rPr>
-      </w:r>
-      <w:r>
-        <w:rPr>
-          <w:lang w:val="ar_AE" w:bidi="ar_AE"/>
-        </w:rPr>
-        <w:t>This PDF version is provided under the same license.</w:t>
-      </w:r>
-      <w:r>
-        <w:rPr>
-          <w:lang w:val="ar_AE" w:bidi="ar_AE"/>
-        </w:rPr>
-      </w:r>
-      <w:r>
-        <w:rPr>
+          <w:rtl/>
+          <w:cs/>
+          <w:lang w:val="ar_AE" w:bidi="ar_AE"/>
+        </w:rPr>
+      </w:r>
+      <w:r>
+        <w:rPr>
+          <w:rtl/>
+          <w:cs/>
           <w:lang w:val="ar_AE" w:bidi="ar_AE"/>
         </w:rPr>
       </w:r>
@@ -139,6 +130,8 @@
       </w:pPr>
       <w:r>
         <w:rPr>
+          <w:rtl/>
+          <w:cs/>
           <w:lang w:val="ar_AE" w:bidi="ar_AE"/>
         </w:rPr>
         <w:t>Biblica Open New Arabic Version 2012</w:t>
@@ -168,6 +161,8 @@
       </w:pPr>
       <w:r>
         <w:rPr>
+          <w:rtl/>
+          <w:cs/>
           <w:lang w:val="ar_AE" w:bidi="ar_AE"/>
         </w:rPr>
       </w:r>
@@ -179,32 +174,42 @@
       </w:pPr>
       <w:r>
         <w:rPr>
-          <w:lang w:val="ar_AE" w:bidi="ar_AE"/>
-        </w:rPr>
-      </w:r>
-    </w:p>
-    <w:p>
-      <w:pPr>
-        <w:bidi/>
-      </w:pPr>
-      <w:r>
-        <w:rPr>
-          <w:lang w:val="ar_AE" w:bidi="ar_AE"/>
-        </w:rPr>
-      </w:r>
-      <w:r>
-        <w:rPr>
+          <w:rtl/>
+          <w:cs/>
+          <w:lang w:val="ar_AE" w:bidi="ar_AE"/>
+        </w:rPr>
+      </w:r>
+    </w:p>
+    <w:p>
+      <w:pPr>
+        <w:bidi/>
+      </w:pPr>
+      <w:r>
+        <w:rPr>
+          <w:rtl/>
+          <w:cs/>
+          <w:lang w:val="ar_AE" w:bidi="ar_AE"/>
+        </w:rPr>
+      </w:r>
+      <w:r>
+        <w:rPr>
+          <w:rtl/>
+          <w:cs/>
           <w:lang w:val="ar_AE" w:bidi="ar_AE"/>
         </w:rPr>
         <w:t xml:space="preserve"> </w:t>
       </w:r>
       <w:r>
         <w:rPr>
-          <w:lang w:val="ar_AE" w:bidi="ar_AE"/>
-        </w:rPr>
-      </w:r>
-      <w:r>
-        <w:rPr>
+          <w:rtl/>
+          <w:cs/>
+          <w:lang w:val="ar_AE" w:bidi="ar_AE"/>
+        </w:rPr>
+      </w:r>
+      <w:r>
+        <w:rPr>
+          <w:rtl/>
+          <w:cs/>
           <w:lang w:val="ar_AE" w:bidi="ar_AE"/>
         </w:rPr>
       </w:r>
@@ -226,761 +231,517 @@
     </w:p>
     <w:p>
       <w:pPr>
-        <w:bidi/>
-      </w:pPr>
-      <w:r>
-        <w:rPr>
-          <w:lang w:val="ar_AE" w:bidi="ar_AE"/>
-        </w:rPr>
-      </w:r>
-    </w:p>
-    <w:p>
-      <w:pPr>
         <w:pStyle w:val="Heading2"/>
         <w:bidi/>
       </w:pPr>
       <w:r>
         <w:rPr>
-          <w:lang w:val="ar_AE" w:bidi="ar_AE"/>
-        </w:rPr>
-        <w:t>Song of Songs 1:1</w:t>
-      </w:r>
-      <w:r>
-        <w:rPr>
-          <w:lang w:val="ar_AE" w:bidi="ar_AE"/>
-        </w:rPr>
-      </w:r>
-    </w:p>
-    <w:p>
-      <w:pPr>
-        <w:bidi/>
-      </w:pPr>
-      <w:r>
-        <w:rPr>
-          <w:lang w:val="ar_AE" w:bidi="ar_AE"/>
-        </w:rPr>
-      </w:r>
-      <w:r>
-        <w:rPr>
-          <w:vertAlign w:val="superscript"/>
+          <w:rtl/>
+          <w:cs/>
+          <w:lang w:val="ar_AE" w:bidi="ar_AE"/>
+        </w:rPr>
+        <w:t>نشيد الأنشاد 1:1</w:t>
+      </w:r>
+      <w:r>
+        <w:rPr>
+          <w:rtl/>
+          <w:cs/>
+          <w:lang w:val="ar_AE" w:bidi="ar_AE"/>
+        </w:rPr>
+      </w:r>
+    </w:p>
+    <w:p>
+      <w:pPr>
+        <w:bidi/>
+      </w:pPr>
+      <w:r>
+        <w:rPr>
+          <w:rtl/>
+          <w:cs/>
+          <w:lang w:val="ar_AE" w:bidi="ar_AE"/>
+        </w:rPr>
+      </w:r>
+      <w:r>
+        <w:rPr>
+          <w:vertAlign w:val="superscript"/>
+          <w:rtl/>
+          <w:cs/>
           <w:lang w:val="ar_AE" w:bidi="ar_AE"/>
         </w:rPr>
         <w:t>1</w:t>
       </w:r>
       <w:r>
         <w:rPr>
+          <w:rtl/>
+          <w:cs/>
           <w:lang w:val="ar_AE" w:bidi="ar_AE"/>
         </w:rPr>
         <w:t xml:space="preserve"> هَذَا نَشِيدُ الأَنَاشِيدِ لِسُلَيْمَانَ.</w:t>
       </w:r>
-      <w:r>
-        <w:rPr>
-          <w:lang w:val="ar_AE" w:bidi="ar_AE"/>
-        </w:rPr>
-      </w:r>
-      <w:r>
-        <w:rPr>
-          <w:lang w:val="ar_AE" w:bidi="ar_AE"/>
-        </w:rPr>
-      </w:r>
-    </w:p>
-    <w:p>
-      <w:pPr>
-        <w:bidi/>
-      </w:pPr>
-      <w:r>
-        <w:rPr>
-          <w:lang w:val="ar_AE" w:bidi="ar_AE"/>
-        </w:rPr>
-      </w:r>
-    </w:p>
-    <w:p>
-      <w:pPr>
-        <w:bidi/>
-      </w:pPr>
-      <w:r>
-        <w:rPr>
-          <w:lang w:val="ar_AE" w:bidi="ar_AE"/>
-        </w:rPr>
-      </w:r>
-      <w:r>
-        <w:rPr>
-          <w:vertAlign w:val="superscript"/>
+    </w:p>
+    <w:p>
+      <w:pPr>
+        <w:bidi/>
+      </w:pPr>
+      <w:r>
+        <w:rPr>
+          <w:rtl/>
+          <w:cs/>
+          <w:lang w:val="ar_AE" w:bidi="ar_AE"/>
+        </w:rPr>
+      </w:r>
+      <w:r>
+        <w:rPr>
+          <w:vertAlign w:val="superscript"/>
+          <w:rtl/>
+          <w:cs/>
           <w:lang w:val="ar_AE" w:bidi="ar_AE"/>
         </w:rPr>
         <w:t>2</w:t>
       </w:r>
       <w:r>
         <w:rPr>
+          <w:rtl/>
+          <w:cs/>
           <w:lang w:val="ar_AE" w:bidi="ar_AE"/>
         </w:rPr>
         <w:t xml:space="preserve"> (الْمَحْبُوبَةُ): لِيَلْثِمْنِي بِقُبْلاتِ فَمِهِ، لأَنَّ حُبَّكَ أَلَذُّ مِنَ الْخَمْرِ.</w:t>
       </w:r>
-      <w:r>
-        <w:rPr>
-          <w:lang w:val="ar_AE" w:bidi="ar_AE"/>
-        </w:rPr>
-      </w:r>
-      <w:r>
-        <w:rPr>
-          <w:lang w:val="ar_AE" w:bidi="ar_AE"/>
-        </w:rPr>
-      </w:r>
-    </w:p>
-    <w:p>
-      <w:pPr>
-        <w:bidi/>
-      </w:pPr>
-      <w:r>
-        <w:rPr>
-          <w:lang w:val="ar_AE" w:bidi="ar_AE"/>
-        </w:rPr>
-      </w:r>
-    </w:p>
-    <w:p>
-      <w:pPr>
-        <w:bidi/>
-      </w:pPr>
-      <w:r>
-        <w:rPr>
-          <w:lang w:val="ar_AE" w:bidi="ar_AE"/>
-        </w:rPr>
-      </w:r>
-      <w:r>
-        <w:rPr>
-          <w:vertAlign w:val="superscript"/>
+    </w:p>
+    <w:p>
+      <w:pPr>
+        <w:bidi/>
+      </w:pPr>
+      <w:r>
+        <w:rPr>
+          <w:rtl/>
+          <w:cs/>
+          <w:lang w:val="ar_AE" w:bidi="ar_AE"/>
+        </w:rPr>
+      </w:r>
+      <w:r>
+        <w:rPr>
+          <w:vertAlign w:val="superscript"/>
+          <w:rtl/>
+          <w:cs/>
           <w:lang w:val="ar_AE" w:bidi="ar_AE"/>
         </w:rPr>
         <w:t>3</w:t>
       </w:r>
       <w:r>
         <w:rPr>
+          <w:rtl/>
+          <w:cs/>
           <w:lang w:val="ar_AE" w:bidi="ar_AE"/>
         </w:rPr>
         <w:t xml:space="preserve"> رَائِحَةُ عُطُورِكَ شَذِيَّةٌ، وَاسْمُكَ أَرِيجٌ مَسْكُوبٌ؛ لِذَلِكَ أَحَبَّتْكَ الْعَذَارَى.</w:t>
       </w:r>
-      <w:r>
-        <w:rPr>
-          <w:lang w:val="ar_AE" w:bidi="ar_AE"/>
-        </w:rPr>
-      </w:r>
-      <w:r>
-        <w:rPr>
-          <w:lang w:val="ar_AE" w:bidi="ar_AE"/>
-        </w:rPr>
-      </w:r>
-    </w:p>
-    <w:p>
-      <w:pPr>
-        <w:bidi/>
-      </w:pPr>
-      <w:r>
-        <w:rPr>
-          <w:lang w:val="ar_AE" w:bidi="ar_AE"/>
-        </w:rPr>
-      </w:r>
-    </w:p>
-    <w:p>
-      <w:pPr>
-        <w:bidi/>
-      </w:pPr>
-      <w:r>
-        <w:rPr>
-          <w:lang w:val="ar_AE" w:bidi="ar_AE"/>
-        </w:rPr>
-      </w:r>
-      <w:r>
-        <w:rPr>
-          <w:vertAlign w:val="superscript"/>
+    </w:p>
+    <w:p>
+      <w:pPr>
+        <w:bidi/>
+      </w:pPr>
+      <w:r>
+        <w:rPr>
+          <w:rtl/>
+          <w:cs/>
+          <w:lang w:val="ar_AE" w:bidi="ar_AE"/>
+        </w:rPr>
+      </w:r>
+      <w:r>
+        <w:rPr>
+          <w:vertAlign w:val="superscript"/>
+          <w:rtl/>
+          <w:cs/>
           <w:lang w:val="ar_AE" w:bidi="ar_AE"/>
         </w:rPr>
         <w:t>4</w:t>
       </w:r>
       <w:r>
         <w:rPr>
+          <w:rtl/>
+          <w:cs/>
           <w:lang w:val="ar_AE" w:bidi="ar_AE"/>
         </w:rPr>
         <w:t xml:space="preserve"> اجْذُبْنِي وَرَاءَكَ فَنَجْرِيَ، أَدْخَلَنِي الْمَلِكُ إِلَى مَخَادِعِهِ. نَبْتَهِجُ بِكَ وَنَفْرَحُ، وَنَمْدَحُ حُبَّكَ أَكْثَرَ مِنَ الْخَمْرِ، فَالَّذِينَ أَحَبُّوكَ مُحِقُّونَ.</w:t>
       </w:r>
-      <w:r>
-        <w:rPr>
-          <w:lang w:val="ar_AE" w:bidi="ar_AE"/>
-        </w:rPr>
-      </w:r>
-      <w:r>
-        <w:rPr>
-          <w:lang w:val="ar_AE" w:bidi="ar_AE"/>
-        </w:rPr>
-      </w:r>
-    </w:p>
-    <w:p>
-      <w:pPr>
-        <w:bidi/>
-      </w:pPr>
-      <w:r>
-        <w:rPr>
-          <w:lang w:val="ar_AE" w:bidi="ar_AE"/>
-        </w:rPr>
-      </w:r>
-    </w:p>
-    <w:p>
-      <w:pPr>
-        <w:bidi/>
-      </w:pPr>
-      <w:r>
-        <w:rPr>
-          <w:lang w:val="ar_AE" w:bidi="ar_AE"/>
-        </w:rPr>
-      </w:r>
-      <w:r>
-        <w:rPr>
-          <w:vertAlign w:val="superscript"/>
+    </w:p>
+    <w:p>
+      <w:pPr>
+        <w:bidi/>
+      </w:pPr>
+      <w:r>
+        <w:rPr>
+          <w:rtl/>
+          <w:cs/>
+          <w:lang w:val="ar_AE" w:bidi="ar_AE"/>
+        </w:rPr>
+      </w:r>
+      <w:r>
+        <w:rPr>
+          <w:vertAlign w:val="superscript"/>
+          <w:rtl/>
+          <w:cs/>
           <w:lang w:val="ar_AE" w:bidi="ar_AE"/>
         </w:rPr>
         <w:t>5</w:t>
       </w:r>
       <w:r>
         <w:rPr>
+          <w:rtl/>
+          <w:cs/>
           <w:lang w:val="ar_AE" w:bidi="ar_AE"/>
         </w:rPr>
         <w:t xml:space="preserve"> سَمْرَاءُ أَنَا، وَلَكِنَّنِي رَائِعَةُ الْجَمَالِ يَا بَنَاتِ أُورُشَلِيمَ. أَنَا سَمْرَاءُ كَخِيَامِ قِيدَارَ. أَوْ كَسُرَادِقِ سُلَيْمَانَ.</w:t>
       </w:r>
-      <w:r>
-        <w:rPr>
-          <w:lang w:val="ar_AE" w:bidi="ar_AE"/>
-        </w:rPr>
-      </w:r>
-      <w:r>
-        <w:rPr>
-          <w:lang w:val="ar_AE" w:bidi="ar_AE"/>
-        </w:rPr>
-      </w:r>
-    </w:p>
-    <w:p>
-      <w:pPr>
-        <w:bidi/>
-      </w:pPr>
-      <w:r>
-        <w:rPr>
-          <w:lang w:val="ar_AE" w:bidi="ar_AE"/>
-        </w:rPr>
-      </w:r>
-    </w:p>
-    <w:p>
-      <w:pPr>
-        <w:bidi/>
-      </w:pPr>
-      <w:r>
-        <w:rPr>
-          <w:lang w:val="ar_AE" w:bidi="ar_AE"/>
-        </w:rPr>
-      </w:r>
-      <w:r>
-        <w:rPr>
-          <w:vertAlign w:val="superscript"/>
+    </w:p>
+    <w:p>
+      <w:pPr>
+        <w:bidi/>
+      </w:pPr>
+      <w:r>
+        <w:rPr>
+          <w:rtl/>
+          <w:cs/>
+          <w:lang w:val="ar_AE" w:bidi="ar_AE"/>
+        </w:rPr>
+      </w:r>
+      <w:r>
+        <w:rPr>
+          <w:vertAlign w:val="superscript"/>
+          <w:rtl/>
+          <w:cs/>
           <w:lang w:val="ar_AE" w:bidi="ar_AE"/>
         </w:rPr>
         <w:t>6</w:t>
       </w:r>
       <w:r>
         <w:rPr>
+          <w:rtl/>
+          <w:cs/>
           <w:lang w:val="ar_AE" w:bidi="ar_AE"/>
         </w:rPr>
         <w:t xml:space="preserve"> لَا تَنْظُرْنَ إِلَيَّ لأَنَّنِي سَمْرَاءُ، فَإِنَّ الشَّمْسَ قَدْ لَوَّحَتْنِي. إِخْوَتِي قَدْ غَضِبُوا مِنِّي فَأَقَامُونِي حَارِسَةً لِلْكُرُومِ، أَمَّا كَرْمِي فَلَمْ أَنْطُرْهُ.</w:t>
       </w:r>
-      <w:r>
-        <w:rPr>
-          <w:lang w:val="ar_AE" w:bidi="ar_AE"/>
-        </w:rPr>
-      </w:r>
-      <w:r>
-        <w:rPr>
-          <w:lang w:val="ar_AE" w:bidi="ar_AE"/>
-        </w:rPr>
-      </w:r>
-    </w:p>
-    <w:p>
-      <w:pPr>
-        <w:bidi/>
-      </w:pPr>
-      <w:r>
-        <w:rPr>
-          <w:lang w:val="ar_AE" w:bidi="ar_AE"/>
-        </w:rPr>
-      </w:r>
-    </w:p>
-    <w:p>
-      <w:pPr>
-        <w:bidi/>
-      </w:pPr>
-      <w:r>
-        <w:rPr>
-          <w:lang w:val="ar_AE" w:bidi="ar_AE"/>
-        </w:rPr>
-      </w:r>
-      <w:r>
-        <w:rPr>
-          <w:vertAlign w:val="superscript"/>
+    </w:p>
+    <w:p>
+      <w:pPr>
+        <w:bidi/>
+      </w:pPr>
+      <w:r>
+        <w:rPr>
+          <w:rtl/>
+          <w:cs/>
+          <w:lang w:val="ar_AE" w:bidi="ar_AE"/>
+        </w:rPr>
+      </w:r>
+      <w:r>
+        <w:rPr>
+          <w:vertAlign w:val="superscript"/>
+          <w:rtl/>
+          <w:cs/>
           <w:lang w:val="ar_AE" w:bidi="ar_AE"/>
         </w:rPr>
         <w:t>7</w:t>
       </w:r>
       <w:r>
         <w:rPr>
+          <w:rtl/>
+          <w:cs/>
           <w:lang w:val="ar_AE" w:bidi="ar_AE"/>
         </w:rPr>
         <w:t xml:space="preserve"> قُلْ لِي يَا مَنْ تُحِبُّهُ نَفْسِي، أَيْنَ تَرْعَى قُطْعَانَكَ وَأَيْنَ تُرْبِضُ بِها عِنْدَ الظَّهِيرَةِ؟ فَلِمَاذَا أَكُونُ كَامْرَأَةٍ مُقَنَّعَةٍ، أَتَجَوَّلُ بِجُوَارِ قُطْعَانِ أَصْحَابِكَ؟</w:t>
       </w:r>
-      <w:r>
-        <w:rPr>
-          <w:lang w:val="ar_AE" w:bidi="ar_AE"/>
-        </w:rPr>
-      </w:r>
-      <w:r>
-        <w:rPr>
-          <w:lang w:val="ar_AE" w:bidi="ar_AE"/>
-        </w:rPr>
-      </w:r>
-    </w:p>
-    <w:p>
-      <w:pPr>
-        <w:bidi/>
-      </w:pPr>
-      <w:r>
-        <w:rPr>
-          <w:lang w:val="ar_AE" w:bidi="ar_AE"/>
-        </w:rPr>
-      </w:r>
-    </w:p>
-    <w:p>
-      <w:pPr>
-        <w:bidi/>
-      </w:pPr>
-      <w:r>
-        <w:rPr>
-          <w:lang w:val="ar_AE" w:bidi="ar_AE"/>
-        </w:rPr>
-      </w:r>
-      <w:r>
-        <w:rPr>
-          <w:vertAlign w:val="superscript"/>
+    </w:p>
+    <w:p>
+      <w:pPr>
+        <w:bidi/>
+      </w:pPr>
+      <w:r>
+        <w:rPr>
+          <w:rtl/>
+          <w:cs/>
+          <w:lang w:val="ar_AE" w:bidi="ar_AE"/>
+        </w:rPr>
+      </w:r>
+      <w:r>
+        <w:rPr>
+          <w:vertAlign w:val="superscript"/>
+          <w:rtl/>
+          <w:cs/>
           <w:lang w:val="ar_AE" w:bidi="ar_AE"/>
         </w:rPr>
         <w:t>8</w:t>
       </w:r>
       <w:r>
         <w:rPr>
+          <w:rtl/>
+          <w:cs/>
           <w:lang w:val="ar_AE" w:bidi="ar_AE"/>
         </w:rPr>
         <w:t xml:space="preserve"> (الْمُحِبُّ): إِنْ كُنْتِ لَا تَعْلَمِينَ يَا أَجْمَلَ النِّسَاءِ، فَاقْتَفِي أَثَرَ الْغَنَمِ، وَارْعَيْ جِدَاءَكِ عِنْدَ مَسَاكِنِ الرُّعَاةِ.</w:t>
       </w:r>
-      <w:r>
-        <w:rPr>
-          <w:lang w:val="ar_AE" w:bidi="ar_AE"/>
-        </w:rPr>
-      </w:r>
-      <w:r>
-        <w:rPr>
-          <w:lang w:val="ar_AE" w:bidi="ar_AE"/>
-        </w:rPr>
-      </w:r>
-    </w:p>
-    <w:p>
-      <w:pPr>
-        <w:bidi/>
-      </w:pPr>
-      <w:r>
-        <w:rPr>
-          <w:lang w:val="ar_AE" w:bidi="ar_AE"/>
-        </w:rPr>
-      </w:r>
-    </w:p>
-    <w:p>
-      <w:pPr>
-        <w:bidi/>
-      </w:pPr>
-      <w:r>
-        <w:rPr>
-          <w:lang w:val="ar_AE" w:bidi="ar_AE"/>
-        </w:rPr>
-      </w:r>
-      <w:r>
-        <w:rPr>
-          <w:vertAlign w:val="superscript"/>
+    </w:p>
+    <w:p>
+      <w:pPr>
+        <w:bidi/>
+      </w:pPr>
+      <w:r>
+        <w:rPr>
+          <w:rtl/>
+          <w:cs/>
+          <w:lang w:val="ar_AE" w:bidi="ar_AE"/>
+        </w:rPr>
+      </w:r>
+      <w:r>
+        <w:rPr>
+          <w:vertAlign w:val="superscript"/>
+          <w:rtl/>
+          <w:cs/>
           <w:lang w:val="ar_AE" w:bidi="ar_AE"/>
         </w:rPr>
         <w:t>9</w:t>
       </w:r>
       <w:r>
         <w:rPr>
+          <w:rtl/>
+          <w:cs/>
           <w:lang w:val="ar_AE" w:bidi="ar_AE"/>
         </w:rPr>
         <w:t xml:space="preserve"> إِنِّي أُشَبِّهُكِ يَا حَبِيبَتِي بِفَرَسٍ فِي مَرْكَبَاتِ فِرْعَوْنَ.</w:t>
       </w:r>
-      <w:r>
-        <w:rPr>
-          <w:lang w:val="ar_AE" w:bidi="ar_AE"/>
-        </w:rPr>
-      </w:r>
-      <w:r>
-        <w:rPr>
-          <w:lang w:val="ar_AE" w:bidi="ar_AE"/>
-        </w:rPr>
-      </w:r>
-    </w:p>
-    <w:p>
-      <w:pPr>
-        <w:bidi/>
-      </w:pPr>
-      <w:r>
-        <w:rPr>
-          <w:lang w:val="ar_AE" w:bidi="ar_AE"/>
-        </w:rPr>
-      </w:r>
-    </w:p>
-    <w:p>
-      <w:pPr>
-        <w:bidi/>
-      </w:pPr>
-      <w:r>
-        <w:rPr>
-          <w:lang w:val="ar_AE" w:bidi="ar_AE"/>
-        </w:rPr>
-      </w:r>
-      <w:r>
-        <w:rPr>
-          <w:vertAlign w:val="superscript"/>
+    </w:p>
+    <w:p>
+      <w:pPr>
+        <w:bidi/>
+      </w:pPr>
+      <w:r>
+        <w:rPr>
+          <w:rtl/>
+          <w:cs/>
+          <w:lang w:val="ar_AE" w:bidi="ar_AE"/>
+        </w:rPr>
+      </w:r>
+      <w:r>
+        <w:rPr>
+          <w:vertAlign w:val="superscript"/>
+          <w:rtl/>
+          <w:cs/>
           <w:lang w:val="ar_AE" w:bidi="ar_AE"/>
         </w:rPr>
         <w:t>10</w:t>
       </w:r>
       <w:r>
         <w:rPr>
+          <w:rtl/>
+          <w:cs/>
           <w:lang w:val="ar_AE" w:bidi="ar_AE"/>
         </w:rPr>
         <w:t xml:space="preserve"> مَا أَجْمَلَ خَدَّيْكِ بِالْحُلِيِّ، وَعُنُقَكِ بِالْقَلائِدِ الذَّهَبِيَّةِ.</w:t>
       </w:r>
-      <w:r>
-        <w:rPr>
-          <w:lang w:val="ar_AE" w:bidi="ar_AE"/>
-        </w:rPr>
-      </w:r>
-      <w:r>
-        <w:rPr>
-          <w:lang w:val="ar_AE" w:bidi="ar_AE"/>
-        </w:rPr>
-      </w:r>
-    </w:p>
-    <w:p>
-      <w:pPr>
-        <w:bidi/>
-      </w:pPr>
-      <w:r>
-        <w:rPr>
-          <w:lang w:val="ar_AE" w:bidi="ar_AE"/>
-        </w:rPr>
-      </w:r>
-    </w:p>
-    <w:p>
-      <w:pPr>
-        <w:bidi/>
-      </w:pPr>
-      <w:r>
-        <w:rPr>
-          <w:lang w:val="ar_AE" w:bidi="ar_AE"/>
-        </w:rPr>
-      </w:r>
-      <w:r>
-        <w:rPr>
-          <w:vertAlign w:val="superscript"/>
+    </w:p>
+    <w:p>
+      <w:pPr>
+        <w:bidi/>
+      </w:pPr>
+      <w:r>
+        <w:rPr>
+          <w:rtl/>
+          <w:cs/>
+          <w:lang w:val="ar_AE" w:bidi="ar_AE"/>
+        </w:rPr>
+      </w:r>
+      <w:r>
+        <w:rPr>
+          <w:vertAlign w:val="superscript"/>
+          <w:rtl/>
+          <w:cs/>
           <w:lang w:val="ar_AE" w:bidi="ar_AE"/>
         </w:rPr>
         <w:t>11</w:t>
       </w:r>
       <w:r>
         <w:rPr>
+          <w:rtl/>
+          <w:cs/>
           <w:lang w:val="ar_AE" w:bidi="ar_AE"/>
         </w:rPr>
         <w:t xml:space="preserve"> سَنَصْنَعُ لَكِ أَقْرَاطاً مِنْ ذَهَبٍ مَعَ جُمَانٍ مِنْ فِضَّةٍ.</w:t>
       </w:r>
-      <w:r>
-        <w:rPr>
-          <w:lang w:val="ar_AE" w:bidi="ar_AE"/>
-        </w:rPr>
-      </w:r>
-      <w:r>
-        <w:rPr>
-          <w:lang w:val="ar_AE" w:bidi="ar_AE"/>
-        </w:rPr>
-      </w:r>
-    </w:p>
-    <w:p>
-      <w:pPr>
-        <w:bidi/>
-      </w:pPr>
-      <w:r>
-        <w:rPr>
-          <w:lang w:val="ar_AE" w:bidi="ar_AE"/>
-        </w:rPr>
-      </w:r>
-    </w:p>
-    <w:p>
-      <w:pPr>
-        <w:bidi/>
-      </w:pPr>
-      <w:r>
-        <w:rPr>
-          <w:lang w:val="ar_AE" w:bidi="ar_AE"/>
-        </w:rPr>
-      </w:r>
-      <w:r>
-        <w:rPr>
-          <w:vertAlign w:val="superscript"/>
+    </w:p>
+    <w:p>
+      <w:pPr>
+        <w:bidi/>
+      </w:pPr>
+      <w:r>
+        <w:rPr>
+          <w:rtl/>
+          <w:cs/>
+          <w:lang w:val="ar_AE" w:bidi="ar_AE"/>
+        </w:rPr>
+      </w:r>
+      <w:r>
+        <w:rPr>
+          <w:vertAlign w:val="superscript"/>
+          <w:rtl/>
+          <w:cs/>
           <w:lang w:val="ar_AE" w:bidi="ar_AE"/>
         </w:rPr>
         <w:t>12</w:t>
       </w:r>
       <w:r>
         <w:rPr>
+          <w:rtl/>
+          <w:cs/>
           <w:lang w:val="ar_AE" w:bidi="ar_AE"/>
         </w:rPr>
         <w:t xml:space="preserve"> (الْمَحْبُوبَةُ): بَيْنَمَا الْمَلِكُ مُسْتَلْقٍ عَلَى أَرِيكَتِهِ فَاحَ نَارِدِينِي رَائِحَتِهِ.</w:t>
       </w:r>
-      <w:r>
-        <w:rPr>
-          <w:lang w:val="ar_AE" w:bidi="ar_AE"/>
-        </w:rPr>
-      </w:r>
-      <w:r>
-        <w:rPr>
-          <w:lang w:val="ar_AE" w:bidi="ar_AE"/>
-        </w:rPr>
-      </w:r>
-    </w:p>
-    <w:p>
-      <w:pPr>
-        <w:bidi/>
-      </w:pPr>
-      <w:r>
-        <w:rPr>
-          <w:lang w:val="ar_AE" w:bidi="ar_AE"/>
-        </w:rPr>
-      </w:r>
-    </w:p>
-    <w:p>
-      <w:pPr>
-        <w:bidi/>
-      </w:pPr>
-      <w:r>
-        <w:rPr>
-          <w:lang w:val="ar_AE" w:bidi="ar_AE"/>
-        </w:rPr>
-      </w:r>
-      <w:r>
-        <w:rPr>
-          <w:vertAlign w:val="superscript"/>
+    </w:p>
+    <w:p>
+      <w:pPr>
+        <w:bidi/>
+      </w:pPr>
+      <w:r>
+        <w:rPr>
+          <w:rtl/>
+          <w:cs/>
+          <w:lang w:val="ar_AE" w:bidi="ar_AE"/>
+        </w:rPr>
+      </w:r>
+      <w:r>
+        <w:rPr>
+          <w:vertAlign w:val="superscript"/>
+          <w:rtl/>
+          <w:cs/>
           <w:lang w:val="ar_AE" w:bidi="ar_AE"/>
         </w:rPr>
         <w:t>13</w:t>
       </w:r>
       <w:r>
         <w:rPr>
+          <w:rtl/>
+          <w:cs/>
           <w:lang w:val="ar_AE" w:bidi="ar_AE"/>
         </w:rPr>
         <w:t xml:space="preserve"> حَبِيبِي صُرَّةُ مُرٍّ لِي، هَاجِعٌ بَيْنَ نَهْدَيَّ.</w:t>
       </w:r>
-      <w:r>
-        <w:rPr>
-          <w:lang w:val="ar_AE" w:bidi="ar_AE"/>
-        </w:rPr>
-      </w:r>
-      <w:r>
-        <w:rPr>
-          <w:lang w:val="ar_AE" w:bidi="ar_AE"/>
-        </w:rPr>
-      </w:r>
-    </w:p>
-    <w:p>
-      <w:pPr>
-        <w:bidi/>
-      </w:pPr>
-      <w:r>
-        <w:rPr>
-          <w:lang w:val="ar_AE" w:bidi="ar_AE"/>
-        </w:rPr>
-      </w:r>
-    </w:p>
-    <w:p>
-      <w:pPr>
-        <w:bidi/>
-      </w:pPr>
-      <w:r>
-        <w:rPr>
-          <w:lang w:val="ar_AE" w:bidi="ar_AE"/>
-        </w:rPr>
-      </w:r>
-      <w:r>
-        <w:rPr>
-          <w:vertAlign w:val="superscript"/>
+    </w:p>
+    <w:p>
+      <w:pPr>
+        <w:bidi/>
+      </w:pPr>
+      <w:r>
+        <w:rPr>
+          <w:rtl/>
+          <w:cs/>
+          <w:lang w:val="ar_AE" w:bidi="ar_AE"/>
+        </w:rPr>
+      </w:r>
+      <w:r>
+        <w:rPr>
+          <w:vertAlign w:val="superscript"/>
+          <w:rtl/>
+          <w:cs/>
           <w:lang w:val="ar_AE" w:bidi="ar_AE"/>
         </w:rPr>
         <w:t>14</w:t>
       </w:r>
       <w:r>
         <w:rPr>
+          <w:rtl/>
+          <w:cs/>
           <w:lang w:val="ar_AE" w:bidi="ar_AE"/>
         </w:rPr>
         <w:t xml:space="preserve"> حَبِيبِي لِي عُنْقُودُ حِنَّاءَ فِي كُرُومِ عَيْنِ جَدْيٍ.</w:t>
       </w:r>
-      <w:r>
-        <w:rPr>
-          <w:lang w:val="ar_AE" w:bidi="ar_AE"/>
-        </w:rPr>
-      </w:r>
-      <w:r>
-        <w:rPr>
-          <w:lang w:val="ar_AE" w:bidi="ar_AE"/>
-        </w:rPr>
-      </w:r>
-    </w:p>
-    <w:p>
-      <w:pPr>
-        <w:bidi/>
-      </w:pPr>
-      <w:r>
-        <w:rPr>
-          <w:lang w:val="ar_AE" w:bidi="ar_AE"/>
-        </w:rPr>
-      </w:r>
-    </w:p>
-    <w:p>
-      <w:pPr>
-        <w:bidi/>
-      </w:pPr>
-      <w:r>
-        <w:rPr>
-          <w:lang w:val="ar_AE" w:bidi="ar_AE"/>
-        </w:rPr>
-      </w:r>
-      <w:r>
-        <w:rPr>
-          <w:vertAlign w:val="superscript"/>
+    </w:p>
+    <w:p>
+      <w:pPr>
+        <w:bidi/>
+      </w:pPr>
+      <w:r>
+        <w:rPr>
+          <w:rtl/>
+          <w:cs/>
+          <w:lang w:val="ar_AE" w:bidi="ar_AE"/>
+        </w:rPr>
+      </w:r>
+      <w:r>
+        <w:rPr>
+          <w:vertAlign w:val="superscript"/>
+          <w:rtl/>
+          <w:cs/>
           <w:lang w:val="ar_AE" w:bidi="ar_AE"/>
         </w:rPr>
         <w:t>15</w:t>
       </w:r>
       <w:r>
         <w:rPr>
+          <w:rtl/>
+          <w:cs/>
           <w:lang w:val="ar_AE" w:bidi="ar_AE"/>
         </w:rPr>
         <w:t xml:space="preserve"> (المُحِبُّ): كَمْ أَنْتِ جَمِيلَةٌ يَا حَبِيبَتِي، كَمْ أَنْتِ جَمِيلَةٌ! عَيْنَاكِ حَمَامَتَانِ!</w:t>
       </w:r>
-      <w:r>
-        <w:rPr>
-          <w:lang w:val="ar_AE" w:bidi="ar_AE"/>
-        </w:rPr>
-      </w:r>
-      <w:r>
-        <w:rPr>
-          <w:lang w:val="ar_AE" w:bidi="ar_AE"/>
-        </w:rPr>
-      </w:r>
-    </w:p>
-    <w:p>
-      <w:pPr>
-        <w:bidi/>
-      </w:pPr>
-      <w:r>
-        <w:rPr>
-          <w:lang w:val="ar_AE" w:bidi="ar_AE"/>
-        </w:rPr>
-      </w:r>
-    </w:p>
-    <w:p>
-      <w:pPr>
-        <w:bidi/>
-      </w:pPr>
-      <w:r>
-        <w:rPr>
-          <w:lang w:val="ar_AE" w:bidi="ar_AE"/>
-        </w:rPr>
-      </w:r>
-      <w:r>
-        <w:rPr>
-          <w:vertAlign w:val="superscript"/>
+    </w:p>
+    <w:p>
+      <w:pPr>
+        <w:bidi/>
+      </w:pPr>
+      <w:r>
+        <w:rPr>
+          <w:rtl/>
+          <w:cs/>
+          <w:lang w:val="ar_AE" w:bidi="ar_AE"/>
+        </w:rPr>
+      </w:r>
+      <w:r>
+        <w:rPr>
+          <w:vertAlign w:val="superscript"/>
+          <w:rtl/>
+          <w:cs/>
           <w:lang w:val="ar_AE" w:bidi="ar_AE"/>
         </w:rPr>
         <w:t>16</w:t>
       </w:r>
       <w:r>
         <w:rPr>
+          <w:rtl/>
+          <w:cs/>
           <w:lang w:val="ar_AE" w:bidi="ar_AE"/>
         </w:rPr>
         <w:t xml:space="preserve"> (الْمَحْبُوبَةُ): كَمْ أَنْتَ وَسِيمٌ يَا حَبِيبِي وَجَذَّابٌ حَقّاً! أَنْتَ حُلْوٌ وَأَرِيكَتُنَا مُخْضَرَّةٌ.</w:t>
       </w:r>
-      <w:r>
-        <w:rPr>
-          <w:lang w:val="ar_AE" w:bidi="ar_AE"/>
-        </w:rPr>
-      </w:r>
-      <w:r>
-        <w:rPr>
-          <w:lang w:val="ar_AE" w:bidi="ar_AE"/>
-        </w:rPr>
-      </w:r>
-    </w:p>
-    <w:p>
-      <w:pPr>
-        <w:bidi/>
-      </w:pPr>
-      <w:r>
-        <w:rPr>
-          <w:lang w:val="ar_AE" w:bidi="ar_AE"/>
-        </w:rPr>
-      </w:r>
-    </w:p>
-    <w:p>
-      <w:pPr>
-        <w:bidi/>
-      </w:pPr>
-      <w:r>
-        <w:rPr>
-          <w:lang w:val="ar_AE" w:bidi="ar_AE"/>
-        </w:rPr>
-      </w:r>
-      <w:r>
-        <w:rPr>
-          <w:vertAlign w:val="superscript"/>
+    </w:p>
+    <w:p>
+      <w:pPr>
+        <w:bidi/>
+      </w:pPr>
+      <w:r>
+        <w:rPr>
+          <w:rtl/>
+          <w:cs/>
+          <w:lang w:val="ar_AE" w:bidi="ar_AE"/>
+        </w:rPr>
+      </w:r>
+      <w:r>
+        <w:rPr>
+          <w:vertAlign w:val="superscript"/>
+          <w:rtl/>
+          <w:cs/>
           <w:lang w:val="ar_AE" w:bidi="ar_AE"/>
         </w:rPr>
         <w:t>17</w:t>
       </w:r>
       <w:r>
         <w:rPr>
+          <w:rtl/>
+          <w:cs/>
           <w:lang w:val="ar_AE" w:bidi="ar_AE"/>
         </w:rPr>
         <w:t xml:space="preserve"> عَوَارِضُ بَيْتِنَا خَشَبُ أَرْزٍ وَرَوَافِدُنَا خَشَبُ سَرْوٍ.</w:t>
       </w:r>
-      <w:r>
-        <w:rPr>
-          <w:lang w:val="ar_AE" w:bidi="ar_AE"/>
-        </w:rPr>
-      </w:r>
-      <w:r>
-        <w:rPr>
-          <w:lang w:val="ar_AE" w:bidi="ar_AE"/>
-        </w:rPr>
-      </w:r>
-    </w:p>
-    <w:p>
-      <w:pPr>
-        <w:bidi/>
-      </w:pPr>
-      <w:r>
-        <w:rPr>
-          <w:lang w:val="ar_AE" w:bidi="ar_AE"/>
-        </w:rPr>
-      </w:r>
     </w:p>
     <w:p>
       <w:pPr>
@@ -989,746 +750,512 @@
       </w:pPr>
       <w:r>
         <w:rPr>
-          <w:lang w:val="ar_AE" w:bidi="ar_AE"/>
-        </w:rPr>
-        <w:t>Song of Songs 2:1</w:t>
-      </w:r>
-      <w:r>
-        <w:rPr>
-          <w:lang w:val="ar_AE" w:bidi="ar_AE"/>
-        </w:rPr>
-      </w:r>
-    </w:p>
-    <w:p>
-      <w:pPr>
-        <w:bidi/>
-      </w:pPr>
-      <w:r>
-        <w:rPr>
-          <w:lang w:val="ar_AE" w:bidi="ar_AE"/>
-        </w:rPr>
-      </w:r>
-      <w:r>
-        <w:rPr>
-          <w:vertAlign w:val="superscript"/>
+          <w:rtl/>
+          <w:cs/>
+          <w:lang w:val="ar_AE" w:bidi="ar_AE"/>
+        </w:rPr>
+        <w:t>نشيد الأنشاد 2:1</w:t>
+      </w:r>
+      <w:r>
+        <w:rPr>
+          <w:rtl/>
+          <w:cs/>
+          <w:lang w:val="ar_AE" w:bidi="ar_AE"/>
+        </w:rPr>
+      </w:r>
+    </w:p>
+    <w:p>
+      <w:pPr>
+        <w:bidi/>
+      </w:pPr>
+      <w:r>
+        <w:rPr>
+          <w:rtl/>
+          <w:cs/>
+          <w:lang w:val="ar_AE" w:bidi="ar_AE"/>
+        </w:rPr>
+      </w:r>
+      <w:r>
+        <w:rPr>
+          <w:vertAlign w:val="superscript"/>
+          <w:rtl/>
+          <w:cs/>
           <w:lang w:val="ar_AE" w:bidi="ar_AE"/>
         </w:rPr>
         <w:t>1</w:t>
       </w:r>
       <w:r>
         <w:rPr>
+          <w:rtl/>
+          <w:cs/>
           <w:lang w:val="ar_AE" w:bidi="ar_AE"/>
         </w:rPr>
         <w:t xml:space="preserve"> (الْمَحْبُوبَةُ): أَنَا وَرْدَةُ شَارُونَ، سُوسَنَةُ الأَوْدِيَةِ.</w:t>
       </w:r>
-      <w:r>
-        <w:rPr>
-          <w:lang w:val="ar_AE" w:bidi="ar_AE"/>
-        </w:rPr>
-      </w:r>
-      <w:r>
-        <w:rPr>
-          <w:lang w:val="ar_AE" w:bidi="ar_AE"/>
-        </w:rPr>
-      </w:r>
-    </w:p>
-    <w:p>
-      <w:pPr>
-        <w:bidi/>
-      </w:pPr>
-      <w:r>
-        <w:rPr>
-          <w:lang w:val="ar_AE" w:bidi="ar_AE"/>
-        </w:rPr>
-      </w:r>
-    </w:p>
-    <w:p>
-      <w:pPr>
-        <w:bidi/>
-      </w:pPr>
-      <w:r>
-        <w:rPr>
-          <w:lang w:val="ar_AE" w:bidi="ar_AE"/>
-        </w:rPr>
-      </w:r>
-      <w:r>
-        <w:rPr>
-          <w:vertAlign w:val="superscript"/>
+    </w:p>
+    <w:p>
+      <w:pPr>
+        <w:bidi/>
+      </w:pPr>
+      <w:r>
+        <w:rPr>
+          <w:rtl/>
+          <w:cs/>
+          <w:lang w:val="ar_AE" w:bidi="ar_AE"/>
+        </w:rPr>
+      </w:r>
+      <w:r>
+        <w:rPr>
+          <w:vertAlign w:val="superscript"/>
+          <w:rtl/>
+          <w:cs/>
           <w:lang w:val="ar_AE" w:bidi="ar_AE"/>
         </w:rPr>
         <w:t>2</w:t>
       </w:r>
       <w:r>
         <w:rPr>
+          <w:rtl/>
+          <w:cs/>
           <w:lang w:val="ar_AE" w:bidi="ar_AE"/>
         </w:rPr>
         <w:t xml:space="preserve"> (المُحِبُّ): كَسُوسَنَةٍ بَيْنَ أَشْوَاكٍ، هَكَذَا حَبِيبَتِي بَيْنَ الْبَنَاتِ.</w:t>
       </w:r>
-      <w:r>
-        <w:rPr>
-          <w:lang w:val="ar_AE" w:bidi="ar_AE"/>
-        </w:rPr>
-      </w:r>
-      <w:r>
-        <w:rPr>
-          <w:lang w:val="ar_AE" w:bidi="ar_AE"/>
-        </w:rPr>
-      </w:r>
-    </w:p>
-    <w:p>
-      <w:pPr>
-        <w:bidi/>
-      </w:pPr>
-      <w:r>
-        <w:rPr>
-          <w:lang w:val="ar_AE" w:bidi="ar_AE"/>
-        </w:rPr>
-      </w:r>
-    </w:p>
-    <w:p>
-      <w:pPr>
-        <w:bidi/>
-      </w:pPr>
-      <w:r>
-        <w:rPr>
-          <w:lang w:val="ar_AE" w:bidi="ar_AE"/>
-        </w:rPr>
-      </w:r>
-      <w:r>
-        <w:rPr>
-          <w:vertAlign w:val="superscript"/>
+    </w:p>
+    <w:p>
+      <w:pPr>
+        <w:bidi/>
+      </w:pPr>
+      <w:r>
+        <w:rPr>
+          <w:rtl/>
+          <w:cs/>
+          <w:lang w:val="ar_AE" w:bidi="ar_AE"/>
+        </w:rPr>
+      </w:r>
+      <w:r>
+        <w:rPr>
+          <w:vertAlign w:val="superscript"/>
+          <w:rtl/>
+          <w:cs/>
           <w:lang w:val="ar_AE" w:bidi="ar_AE"/>
         </w:rPr>
         <w:t>3</w:t>
       </w:r>
       <w:r>
         <w:rPr>
+          <w:rtl/>
+          <w:cs/>
           <w:lang w:val="ar_AE" w:bidi="ar_AE"/>
         </w:rPr>
         <w:t xml:space="preserve"> (الْمَحْبُوبَةُ): حَبِيبِي بَيْنَ الْفِتْيَانِ كَشَجَرَةِ تُفَّاحٍ بَيْنَ أَشْجَارِ الْوَعْرِ، تَحْتَ ظِلِّهِ اشْتَهَيْتُ أَنْ أَجْلِسَ، وَثَمَرُهُ حُلْوٌ لِحَلْقِي.</w:t>
       </w:r>
-      <w:r>
-        <w:rPr>
-          <w:lang w:val="ar_AE" w:bidi="ar_AE"/>
-        </w:rPr>
-      </w:r>
-      <w:r>
-        <w:rPr>
-          <w:lang w:val="ar_AE" w:bidi="ar_AE"/>
-        </w:rPr>
-      </w:r>
-    </w:p>
-    <w:p>
-      <w:pPr>
-        <w:bidi/>
-      </w:pPr>
-      <w:r>
-        <w:rPr>
-          <w:lang w:val="ar_AE" w:bidi="ar_AE"/>
-        </w:rPr>
-      </w:r>
-    </w:p>
-    <w:p>
-      <w:pPr>
-        <w:bidi/>
-      </w:pPr>
-      <w:r>
-        <w:rPr>
-          <w:lang w:val="ar_AE" w:bidi="ar_AE"/>
-        </w:rPr>
-      </w:r>
-      <w:r>
-        <w:rPr>
-          <w:vertAlign w:val="superscript"/>
+    </w:p>
+    <w:p>
+      <w:pPr>
+        <w:bidi/>
+      </w:pPr>
+      <w:r>
+        <w:rPr>
+          <w:rtl/>
+          <w:cs/>
+          <w:lang w:val="ar_AE" w:bidi="ar_AE"/>
+        </w:rPr>
+      </w:r>
+      <w:r>
+        <w:rPr>
+          <w:vertAlign w:val="superscript"/>
+          <w:rtl/>
+          <w:cs/>
           <w:lang w:val="ar_AE" w:bidi="ar_AE"/>
         </w:rPr>
         <w:t>4</w:t>
       </w:r>
       <w:r>
         <w:rPr>
+          <w:rtl/>
+          <w:cs/>
           <w:lang w:val="ar_AE" w:bidi="ar_AE"/>
         </w:rPr>
         <w:t xml:space="preserve"> أَتَى بِي إِلَى قَاعَةِ احْتِفَالِهِ، وَرَايَتُهُ فَوْقِي مَحَبَّةٌ.</w:t>
       </w:r>
-      <w:r>
-        <w:rPr>
-          <w:lang w:val="ar_AE" w:bidi="ar_AE"/>
-        </w:rPr>
-      </w:r>
-      <w:r>
-        <w:rPr>
-          <w:lang w:val="ar_AE" w:bidi="ar_AE"/>
-        </w:rPr>
-      </w:r>
-    </w:p>
-    <w:p>
-      <w:pPr>
-        <w:bidi/>
-      </w:pPr>
-      <w:r>
-        <w:rPr>
-          <w:lang w:val="ar_AE" w:bidi="ar_AE"/>
-        </w:rPr>
-      </w:r>
-    </w:p>
-    <w:p>
-      <w:pPr>
-        <w:bidi/>
-      </w:pPr>
-      <w:r>
-        <w:rPr>
-          <w:lang w:val="ar_AE" w:bidi="ar_AE"/>
-        </w:rPr>
-      </w:r>
-      <w:r>
-        <w:rPr>
-          <w:vertAlign w:val="superscript"/>
+    </w:p>
+    <w:p>
+      <w:pPr>
+        <w:bidi/>
+      </w:pPr>
+      <w:r>
+        <w:rPr>
+          <w:rtl/>
+          <w:cs/>
+          <w:lang w:val="ar_AE" w:bidi="ar_AE"/>
+        </w:rPr>
+      </w:r>
+      <w:r>
+        <w:rPr>
+          <w:vertAlign w:val="superscript"/>
+          <w:rtl/>
+          <w:cs/>
           <w:lang w:val="ar_AE" w:bidi="ar_AE"/>
         </w:rPr>
         <w:t>5</w:t>
       </w:r>
       <w:r>
         <w:rPr>
+          <w:rtl/>
+          <w:cs/>
           <w:lang w:val="ar_AE" w:bidi="ar_AE"/>
         </w:rPr>
         <w:t xml:space="preserve"> أَسْنِدُونِي بِأَقْرَاصِ الزَّبِيبِ، أَنْعِشُونِي بِالتُّفَّاحِ، فَإِنِّي مَرِيضَةٌ حُبّاً.</w:t>
       </w:r>
-      <w:r>
-        <w:rPr>
-          <w:lang w:val="ar_AE" w:bidi="ar_AE"/>
-        </w:rPr>
-      </w:r>
-      <w:r>
-        <w:rPr>
-          <w:lang w:val="ar_AE" w:bidi="ar_AE"/>
-        </w:rPr>
-      </w:r>
-    </w:p>
-    <w:p>
-      <w:pPr>
-        <w:bidi/>
-      </w:pPr>
-      <w:r>
-        <w:rPr>
-          <w:lang w:val="ar_AE" w:bidi="ar_AE"/>
-        </w:rPr>
-      </w:r>
-    </w:p>
-    <w:p>
-      <w:pPr>
-        <w:bidi/>
-      </w:pPr>
-      <w:r>
-        <w:rPr>
-          <w:lang w:val="ar_AE" w:bidi="ar_AE"/>
-        </w:rPr>
-      </w:r>
-      <w:r>
-        <w:rPr>
-          <w:vertAlign w:val="superscript"/>
+    </w:p>
+    <w:p>
+      <w:pPr>
+        <w:bidi/>
+      </w:pPr>
+      <w:r>
+        <w:rPr>
+          <w:rtl/>
+          <w:cs/>
+          <w:lang w:val="ar_AE" w:bidi="ar_AE"/>
+        </w:rPr>
+      </w:r>
+      <w:r>
+        <w:rPr>
+          <w:vertAlign w:val="superscript"/>
+          <w:rtl/>
+          <w:cs/>
           <w:lang w:val="ar_AE" w:bidi="ar_AE"/>
         </w:rPr>
         <w:t>6</w:t>
       </w:r>
       <w:r>
         <w:rPr>
+          <w:rtl/>
+          <w:cs/>
           <w:lang w:val="ar_AE" w:bidi="ar_AE"/>
         </w:rPr>
         <w:t xml:space="preserve"> شِمَالُهُ تَحْتَ رَأْسِي، وَيَمِينُهُ تُعَانِقُنِي.</w:t>
       </w:r>
-      <w:r>
-        <w:rPr>
-          <w:lang w:val="ar_AE" w:bidi="ar_AE"/>
-        </w:rPr>
-      </w:r>
-      <w:r>
-        <w:rPr>
-          <w:lang w:val="ar_AE" w:bidi="ar_AE"/>
-        </w:rPr>
-      </w:r>
-    </w:p>
-    <w:p>
-      <w:pPr>
-        <w:bidi/>
-      </w:pPr>
-      <w:r>
-        <w:rPr>
-          <w:lang w:val="ar_AE" w:bidi="ar_AE"/>
-        </w:rPr>
-      </w:r>
-    </w:p>
-    <w:p>
-      <w:pPr>
-        <w:bidi/>
-      </w:pPr>
-      <w:r>
-        <w:rPr>
-          <w:lang w:val="ar_AE" w:bidi="ar_AE"/>
-        </w:rPr>
-      </w:r>
-      <w:r>
-        <w:rPr>
-          <w:vertAlign w:val="superscript"/>
+    </w:p>
+    <w:p>
+      <w:pPr>
+        <w:bidi/>
+      </w:pPr>
+      <w:r>
+        <w:rPr>
+          <w:rtl/>
+          <w:cs/>
+          <w:lang w:val="ar_AE" w:bidi="ar_AE"/>
+        </w:rPr>
+      </w:r>
+      <w:r>
+        <w:rPr>
+          <w:vertAlign w:val="superscript"/>
+          <w:rtl/>
+          <w:cs/>
           <w:lang w:val="ar_AE" w:bidi="ar_AE"/>
         </w:rPr>
         <w:t>7</w:t>
       </w:r>
       <w:r>
         <w:rPr>
+          <w:rtl/>
+          <w:cs/>
           <w:lang w:val="ar_AE" w:bidi="ar_AE"/>
         </w:rPr>
         <w:t xml:space="preserve"> أَسْتَحْلِفُكُنَّ يَا بَنَاتِ أُورُشَلِيمَ بِظِبَاءِ الصَّحْرَاءِ وَأَيَائِلِهَا أَلّا تُوْقِظْنَ أَوْ تُنَبِّهْنَ حَبِيبِي حَتَّى يَشَاءَ.</w:t>
       </w:r>
-      <w:r>
-        <w:rPr>
-          <w:lang w:val="ar_AE" w:bidi="ar_AE"/>
-        </w:rPr>
-      </w:r>
-      <w:r>
-        <w:rPr>
-          <w:lang w:val="ar_AE" w:bidi="ar_AE"/>
-        </w:rPr>
-      </w:r>
-    </w:p>
-    <w:p>
-      <w:pPr>
-        <w:bidi/>
-      </w:pPr>
-      <w:r>
-        <w:rPr>
-          <w:lang w:val="ar_AE" w:bidi="ar_AE"/>
-        </w:rPr>
-      </w:r>
-    </w:p>
-    <w:p>
-      <w:pPr>
-        <w:bidi/>
-      </w:pPr>
-      <w:r>
-        <w:rPr>
-          <w:lang w:val="ar_AE" w:bidi="ar_AE"/>
-        </w:rPr>
-      </w:r>
-      <w:r>
-        <w:rPr>
-          <w:vertAlign w:val="superscript"/>
+    </w:p>
+    <w:p>
+      <w:pPr>
+        <w:bidi/>
+      </w:pPr>
+      <w:r>
+        <w:rPr>
+          <w:rtl/>
+          <w:cs/>
+          <w:lang w:val="ar_AE" w:bidi="ar_AE"/>
+        </w:rPr>
+      </w:r>
+      <w:r>
+        <w:rPr>
+          <w:vertAlign w:val="superscript"/>
+          <w:rtl/>
+          <w:cs/>
           <w:lang w:val="ar_AE" w:bidi="ar_AE"/>
         </w:rPr>
         <w:t>8</w:t>
       </w:r>
       <w:r>
         <w:rPr>
+          <w:rtl/>
+          <w:cs/>
           <w:lang w:val="ar_AE" w:bidi="ar_AE"/>
         </w:rPr>
         <w:t xml:space="preserve"> هَذَا صَوْتُ حَبِيبِي! هَا هُوَ آتٍ طَافِراً عَلَى الْجِبَالِ وَاثِباً فَوْقَ التِّلالِ.</w:t>
       </w:r>
-      <w:r>
-        <w:rPr>
-          <w:lang w:val="ar_AE" w:bidi="ar_AE"/>
-        </w:rPr>
-      </w:r>
-      <w:r>
-        <w:rPr>
-          <w:lang w:val="ar_AE" w:bidi="ar_AE"/>
-        </w:rPr>
-      </w:r>
-    </w:p>
-    <w:p>
-      <w:pPr>
-        <w:bidi/>
-      </w:pPr>
-      <w:r>
-        <w:rPr>
-          <w:lang w:val="ar_AE" w:bidi="ar_AE"/>
-        </w:rPr>
-      </w:r>
-    </w:p>
-    <w:p>
-      <w:pPr>
-        <w:bidi/>
-      </w:pPr>
-      <w:r>
-        <w:rPr>
-          <w:lang w:val="ar_AE" w:bidi="ar_AE"/>
-        </w:rPr>
-      </w:r>
-      <w:r>
-        <w:rPr>
-          <w:vertAlign w:val="superscript"/>
+    </w:p>
+    <w:p>
+      <w:pPr>
+        <w:bidi/>
+      </w:pPr>
+      <w:r>
+        <w:rPr>
+          <w:rtl/>
+          <w:cs/>
+          <w:lang w:val="ar_AE" w:bidi="ar_AE"/>
+        </w:rPr>
+      </w:r>
+      <w:r>
+        <w:rPr>
+          <w:vertAlign w:val="superscript"/>
+          <w:rtl/>
+          <w:cs/>
           <w:lang w:val="ar_AE" w:bidi="ar_AE"/>
         </w:rPr>
         <w:t>9</w:t>
       </w:r>
       <w:r>
         <w:rPr>
+          <w:rtl/>
+          <w:cs/>
           <w:lang w:val="ar_AE" w:bidi="ar_AE"/>
         </w:rPr>
         <w:t xml:space="preserve"> حَبِيبِي كَظَبْيٍ أَوْ كَالأُيَّلِ الْفَتِيِّ. هَا هُوَ وَاقِفٌ وَرَاءَ جِدَارِنَا يَرْنُو مِنَ الْكُوَى وَيَسْتَرِقُ النَّظَرَ مِنْ خِلالِ النَّوَافِذِ الْمُشَبَّكَةِ.</w:t>
       </w:r>
-      <w:r>
-        <w:rPr>
-          <w:lang w:val="ar_AE" w:bidi="ar_AE"/>
-        </w:rPr>
-      </w:r>
-      <w:r>
-        <w:rPr>
-          <w:lang w:val="ar_AE" w:bidi="ar_AE"/>
-        </w:rPr>
-      </w:r>
-    </w:p>
-    <w:p>
-      <w:pPr>
-        <w:bidi/>
-      </w:pPr>
-      <w:r>
-        <w:rPr>
-          <w:lang w:val="ar_AE" w:bidi="ar_AE"/>
-        </w:rPr>
-      </w:r>
-    </w:p>
-    <w:p>
-      <w:pPr>
-        <w:bidi/>
-      </w:pPr>
-      <w:r>
-        <w:rPr>
-          <w:lang w:val="ar_AE" w:bidi="ar_AE"/>
-        </w:rPr>
-      </w:r>
-      <w:r>
-        <w:rPr>
-          <w:vertAlign w:val="superscript"/>
+    </w:p>
+    <w:p>
+      <w:pPr>
+        <w:bidi/>
+      </w:pPr>
+      <w:r>
+        <w:rPr>
+          <w:rtl/>
+          <w:cs/>
+          <w:lang w:val="ar_AE" w:bidi="ar_AE"/>
+        </w:rPr>
+      </w:r>
+      <w:r>
+        <w:rPr>
+          <w:vertAlign w:val="superscript"/>
+          <w:rtl/>
+          <w:cs/>
           <w:lang w:val="ar_AE" w:bidi="ar_AE"/>
         </w:rPr>
         <w:t>10</w:t>
       </w:r>
       <w:r>
         <w:rPr>
+          <w:rtl/>
+          <w:cs/>
           <w:lang w:val="ar_AE" w:bidi="ar_AE"/>
         </w:rPr>
         <w:t xml:space="preserve"> خَاطَبَنِي حَبِيبِي وَقَالَ: انْهَضِي يَا حَبِيبَتِي يَا جَمِيلَتِي وَتَعَالَيْ مَعِي،</w:t>
       </w:r>
-      <w:r>
-        <w:rPr>
-          <w:lang w:val="ar_AE" w:bidi="ar_AE"/>
-        </w:rPr>
-      </w:r>
-      <w:r>
-        <w:rPr>
-          <w:lang w:val="ar_AE" w:bidi="ar_AE"/>
-        </w:rPr>
-      </w:r>
-    </w:p>
-    <w:p>
-      <w:pPr>
-        <w:bidi/>
-      </w:pPr>
-      <w:r>
-        <w:rPr>
-          <w:lang w:val="ar_AE" w:bidi="ar_AE"/>
-        </w:rPr>
-      </w:r>
-    </w:p>
-    <w:p>
-      <w:pPr>
-        <w:bidi/>
-      </w:pPr>
-      <w:r>
-        <w:rPr>
-          <w:lang w:val="ar_AE" w:bidi="ar_AE"/>
-        </w:rPr>
-      </w:r>
-      <w:r>
-        <w:rPr>
-          <w:vertAlign w:val="superscript"/>
+    </w:p>
+    <w:p>
+      <w:pPr>
+        <w:bidi/>
+      </w:pPr>
+      <w:r>
+        <w:rPr>
+          <w:rtl/>
+          <w:cs/>
+          <w:lang w:val="ar_AE" w:bidi="ar_AE"/>
+        </w:rPr>
+      </w:r>
+      <w:r>
+        <w:rPr>
+          <w:vertAlign w:val="superscript"/>
+          <w:rtl/>
+          <w:cs/>
           <w:lang w:val="ar_AE" w:bidi="ar_AE"/>
         </w:rPr>
         <w:t>11</w:t>
       </w:r>
       <w:r>
         <w:rPr>
+          <w:rtl/>
+          <w:cs/>
           <w:lang w:val="ar_AE" w:bidi="ar_AE"/>
         </w:rPr>
         <w:t xml:space="preserve"> فَهَا الشِّتَاءُ قَدِ انْقَضَى، وَكَفَّ الْمَطَرُ وَزَالَ.</w:t>
       </w:r>
-      <w:r>
-        <w:rPr>
-          <w:lang w:val="ar_AE" w:bidi="ar_AE"/>
-        </w:rPr>
-      </w:r>
-      <w:r>
-        <w:rPr>
-          <w:lang w:val="ar_AE" w:bidi="ar_AE"/>
-        </w:rPr>
-      </w:r>
-    </w:p>
-    <w:p>
-      <w:pPr>
-        <w:bidi/>
-      </w:pPr>
-      <w:r>
-        <w:rPr>
-          <w:lang w:val="ar_AE" w:bidi="ar_AE"/>
-        </w:rPr>
-      </w:r>
-    </w:p>
-    <w:p>
-      <w:pPr>
-        <w:bidi/>
-      </w:pPr>
-      <w:r>
-        <w:rPr>
-          <w:lang w:val="ar_AE" w:bidi="ar_AE"/>
-        </w:rPr>
-      </w:r>
-      <w:r>
-        <w:rPr>
-          <w:vertAlign w:val="superscript"/>
+    </w:p>
+    <w:p>
+      <w:pPr>
+        <w:bidi/>
+      </w:pPr>
+      <w:r>
+        <w:rPr>
+          <w:rtl/>
+          <w:cs/>
+          <w:lang w:val="ar_AE" w:bidi="ar_AE"/>
+        </w:rPr>
+      </w:r>
+      <w:r>
+        <w:rPr>
+          <w:vertAlign w:val="superscript"/>
+          <w:rtl/>
+          <w:cs/>
           <w:lang w:val="ar_AE" w:bidi="ar_AE"/>
         </w:rPr>
         <w:t>12</w:t>
       </w:r>
       <w:r>
         <w:rPr>
+          <w:rtl/>
+          <w:cs/>
           <w:lang w:val="ar_AE" w:bidi="ar_AE"/>
         </w:rPr>
         <w:t xml:space="preserve"> وَأَزْهَرَتِ الأَرْضُ، وَحَلَّ مَوْسِمُ التَّغْريِدِ، وَتَرَدَّدَ هَدِيلُ الْيَمَامِ فِي أَرْضِنَا.</w:t>
       </w:r>
-      <w:r>
-        <w:rPr>
-          <w:lang w:val="ar_AE" w:bidi="ar_AE"/>
-        </w:rPr>
-      </w:r>
-      <w:r>
-        <w:rPr>
-          <w:lang w:val="ar_AE" w:bidi="ar_AE"/>
-        </w:rPr>
-      </w:r>
-    </w:p>
-    <w:p>
-      <w:pPr>
-        <w:bidi/>
-      </w:pPr>
-      <w:r>
-        <w:rPr>
-          <w:lang w:val="ar_AE" w:bidi="ar_AE"/>
-        </w:rPr>
-      </w:r>
-    </w:p>
-    <w:p>
-      <w:pPr>
-        <w:bidi/>
-      </w:pPr>
-      <w:r>
-        <w:rPr>
-          <w:lang w:val="ar_AE" w:bidi="ar_AE"/>
-        </w:rPr>
-      </w:r>
-      <w:r>
-        <w:rPr>
-          <w:vertAlign w:val="superscript"/>
+    </w:p>
+    <w:p>
+      <w:pPr>
+        <w:bidi/>
+      </w:pPr>
+      <w:r>
+        <w:rPr>
+          <w:rtl/>
+          <w:cs/>
+          <w:lang w:val="ar_AE" w:bidi="ar_AE"/>
+        </w:rPr>
+      </w:r>
+      <w:r>
+        <w:rPr>
+          <w:vertAlign w:val="superscript"/>
+          <w:rtl/>
+          <w:cs/>
           <w:lang w:val="ar_AE" w:bidi="ar_AE"/>
         </w:rPr>
         <w:t>13</w:t>
       </w:r>
       <w:r>
         <w:rPr>
+          <w:rtl/>
+          <w:cs/>
           <w:lang w:val="ar_AE" w:bidi="ar_AE"/>
         </w:rPr>
         <w:t xml:space="preserve"> قَدْ أَنْبَتَتِ التِّينَةُ فِجَّهَا، وَنَشَرَتِ الْكُرُومُ الْمُزْهِرَةُ عَبِيرَهَا، فَانْهَضِي يَا حَبِيبَتِيِ يَا جَمِيلَتِي وَتَعَالَيْ.</w:t>
       </w:r>
-      <w:r>
-        <w:rPr>
-          <w:lang w:val="ar_AE" w:bidi="ar_AE"/>
-        </w:rPr>
-      </w:r>
-      <w:r>
-        <w:rPr>
-          <w:lang w:val="ar_AE" w:bidi="ar_AE"/>
-        </w:rPr>
-      </w:r>
-    </w:p>
-    <w:p>
-      <w:pPr>
-        <w:bidi/>
-      </w:pPr>
-      <w:r>
-        <w:rPr>
-          <w:lang w:val="ar_AE" w:bidi="ar_AE"/>
-        </w:rPr>
-      </w:r>
-    </w:p>
-    <w:p>
-      <w:pPr>
-        <w:bidi/>
-      </w:pPr>
-      <w:r>
-        <w:rPr>
-          <w:lang w:val="ar_AE" w:bidi="ar_AE"/>
-        </w:rPr>
-      </w:r>
-      <w:r>
-        <w:rPr>
-          <w:vertAlign w:val="superscript"/>
+    </w:p>
+    <w:p>
+      <w:pPr>
+        <w:bidi/>
+      </w:pPr>
+      <w:r>
+        <w:rPr>
+          <w:rtl/>
+          <w:cs/>
+          <w:lang w:val="ar_AE" w:bidi="ar_AE"/>
+        </w:rPr>
+      </w:r>
+      <w:r>
+        <w:rPr>
+          <w:vertAlign w:val="superscript"/>
+          <w:rtl/>
+          <w:cs/>
           <w:lang w:val="ar_AE" w:bidi="ar_AE"/>
         </w:rPr>
         <w:t>14</w:t>
       </w:r>
       <w:r>
         <w:rPr>
+          <w:rtl/>
+          <w:cs/>
           <w:lang w:val="ar_AE" w:bidi="ar_AE"/>
         </w:rPr>
         <w:t xml:space="preserve"> (المُحِبُّ): يَا حَمَامَتِي الْمُحْتَمِيَةَ بِشُقُوقِ الصَّخْرِ وَمَخَابِئِ الْجِبَالِ، أَرِينِي وَجْهَكِ وَأَسْمِعِينِي صَوْتَكِ، لأَنَّ صَوْتَكِ عَذْبٌ وَمُحَيَّاكِ رَائِعٌ.</w:t>
       </w:r>
-      <w:r>
-        <w:rPr>
-          <w:lang w:val="ar_AE" w:bidi="ar_AE"/>
-        </w:rPr>
-      </w:r>
-      <w:r>
-        <w:rPr>
-          <w:lang w:val="ar_AE" w:bidi="ar_AE"/>
-        </w:rPr>
-      </w:r>
-    </w:p>
-    <w:p>
-      <w:pPr>
-        <w:bidi/>
-      </w:pPr>
-      <w:r>
-        <w:rPr>
-          <w:lang w:val="ar_AE" w:bidi="ar_AE"/>
-        </w:rPr>
-      </w:r>
-    </w:p>
-    <w:p>
-      <w:pPr>
-        <w:bidi/>
-      </w:pPr>
-      <w:r>
-        <w:rPr>
-          <w:lang w:val="ar_AE" w:bidi="ar_AE"/>
-        </w:rPr>
-      </w:r>
-      <w:r>
-        <w:rPr>
-          <w:vertAlign w:val="superscript"/>
+    </w:p>
+    <w:p>
+      <w:pPr>
+        <w:bidi/>
+      </w:pPr>
+      <w:r>
+        <w:rPr>
+          <w:rtl/>
+          <w:cs/>
+          <w:lang w:val="ar_AE" w:bidi="ar_AE"/>
+        </w:rPr>
+      </w:r>
+      <w:r>
+        <w:rPr>
+          <w:vertAlign w:val="superscript"/>
+          <w:rtl/>
+          <w:cs/>
           <w:lang w:val="ar_AE" w:bidi="ar_AE"/>
         </w:rPr>
         <w:t>15</w:t>
       </w:r>
       <w:r>
         <w:rPr>
+          <w:rtl/>
+          <w:cs/>
           <w:lang w:val="ar_AE" w:bidi="ar_AE"/>
         </w:rPr>
         <w:t xml:space="preserve"> اقْتَنِصُوا لَنَا الثَّعَالِبَ الصِّغَارَ الَّتِي تُتْلِفُ الْكُرُومَ، فَإِنَّ كُرُومَنَا قَدْ أَزْهَرَتْ.</w:t>
       </w:r>
-      <w:r>
-        <w:rPr>
-          <w:lang w:val="ar_AE" w:bidi="ar_AE"/>
-        </w:rPr>
-      </w:r>
-      <w:r>
-        <w:rPr>
-          <w:lang w:val="ar_AE" w:bidi="ar_AE"/>
-        </w:rPr>
-      </w:r>
-    </w:p>
-    <w:p>
-      <w:pPr>
-        <w:bidi/>
-      </w:pPr>
-      <w:r>
-        <w:rPr>
-          <w:lang w:val="ar_AE" w:bidi="ar_AE"/>
-        </w:rPr>
-      </w:r>
-    </w:p>
-    <w:p>
-      <w:pPr>
-        <w:bidi/>
-      </w:pPr>
-      <w:r>
-        <w:rPr>
-          <w:lang w:val="ar_AE" w:bidi="ar_AE"/>
-        </w:rPr>
-      </w:r>
-      <w:r>
-        <w:rPr>
-          <w:vertAlign w:val="superscript"/>
+    </w:p>
+    <w:p>
+      <w:pPr>
+        <w:bidi/>
+      </w:pPr>
+      <w:r>
+        <w:rPr>
+          <w:rtl/>
+          <w:cs/>
+          <w:lang w:val="ar_AE" w:bidi="ar_AE"/>
+        </w:rPr>
+      </w:r>
+      <w:r>
+        <w:rPr>
+          <w:vertAlign w:val="superscript"/>
+          <w:rtl/>
+          <w:cs/>
           <w:lang w:val="ar_AE" w:bidi="ar_AE"/>
         </w:rPr>
         <w:t>16</w:t>
       </w:r>
       <w:r>
         <w:rPr>
+          <w:rtl/>
+          <w:cs/>
           <w:lang w:val="ar_AE" w:bidi="ar_AE"/>
         </w:rPr>
         <w:t xml:space="preserve"> (الْمَحْبُوبَةُ): حَبِيبِي لِي وَأَنَا لَهُ، هُوَ يَرْعَى قَطِيعَهُ بَيْنَ السَّوْسَنِ.</w:t>
       </w:r>
-      <w:r>
-        <w:rPr>
-          <w:lang w:val="ar_AE" w:bidi="ar_AE"/>
-        </w:rPr>
-      </w:r>
-      <w:r>
-        <w:rPr>
-          <w:lang w:val="ar_AE" w:bidi="ar_AE"/>
-        </w:rPr>
-      </w:r>
-    </w:p>
-    <w:p>
-      <w:pPr>
-        <w:bidi/>
-      </w:pPr>
-      <w:r>
-        <w:rPr>
-          <w:lang w:val="ar_AE" w:bidi="ar_AE"/>
-        </w:rPr>
-      </w:r>
-    </w:p>
-    <w:p>
-      <w:pPr>
-        <w:bidi/>
-      </w:pPr>
-      <w:r>
-        <w:rPr>
-          <w:lang w:val="ar_AE" w:bidi="ar_AE"/>
-        </w:rPr>
-      </w:r>
-      <w:r>
-        <w:rPr>
-          <w:vertAlign w:val="superscript"/>
+    </w:p>
+    <w:p>
+      <w:pPr>
+        <w:bidi/>
+      </w:pPr>
+      <w:r>
+        <w:rPr>
+          <w:rtl/>
+          <w:cs/>
+          <w:lang w:val="ar_AE" w:bidi="ar_AE"/>
+        </w:rPr>
+      </w:r>
+      <w:r>
+        <w:rPr>
+          <w:vertAlign w:val="superscript"/>
+          <w:rtl/>
+          <w:cs/>
           <w:lang w:val="ar_AE" w:bidi="ar_AE"/>
         </w:rPr>
         <w:t>17</w:t>
       </w:r>
       <w:r>
         <w:rPr>
+          <w:rtl/>
+          <w:cs/>
           <w:lang w:val="ar_AE" w:bidi="ar_AE"/>
         </w:rPr>
         <w:t xml:space="preserve"> إِلَى أَنْ يَطْلَعَ النَّهَارُ وَتَنْهَزِمَ الظِّلالُ، ارْجِعْ يَا حَبِيبِي وَكُنْ كَالظَّبْيِ أَوِ الأُيَّلِ الْفَتِيِّ عَلَى جِبَالِ الأَطْيَابِ.</w:t>
       </w:r>
-      <w:r>
-        <w:rPr>
-          <w:lang w:val="ar_AE" w:bidi="ar_AE"/>
-        </w:rPr>
-      </w:r>
-      <w:r>
-        <w:rPr>
-          <w:lang w:val="ar_AE" w:bidi="ar_AE"/>
-        </w:rPr>
-      </w:r>
-    </w:p>
-    <w:p>
-      <w:pPr>
-        <w:bidi/>
-      </w:pPr>
-      <w:r>
-        <w:rPr>
-          <w:lang w:val="ar_AE" w:bidi="ar_AE"/>
-        </w:rPr>
-      </w:r>
     </w:p>
     <w:p>
       <w:pPr>
@@ -1737,488 +1264,338 @@
       </w:pPr>
       <w:r>
         <w:rPr>
-          <w:lang w:val="ar_AE" w:bidi="ar_AE"/>
-        </w:rPr>
-        <w:t>Song of Songs 3:1</w:t>
-      </w:r>
-      <w:r>
-        <w:rPr>
-          <w:lang w:val="ar_AE" w:bidi="ar_AE"/>
-        </w:rPr>
-      </w:r>
-    </w:p>
-    <w:p>
-      <w:pPr>
-        <w:bidi/>
-      </w:pPr>
-      <w:r>
-        <w:rPr>
-          <w:lang w:val="ar_AE" w:bidi="ar_AE"/>
-        </w:rPr>
-      </w:r>
-      <w:r>
-        <w:rPr>
-          <w:vertAlign w:val="superscript"/>
+          <w:rtl/>
+          <w:cs/>
+          <w:lang w:val="ar_AE" w:bidi="ar_AE"/>
+        </w:rPr>
+        <w:t>نشيد الأنشاد 3:1</w:t>
+      </w:r>
+      <w:r>
+        <w:rPr>
+          <w:rtl/>
+          <w:cs/>
+          <w:lang w:val="ar_AE" w:bidi="ar_AE"/>
+        </w:rPr>
+      </w:r>
+    </w:p>
+    <w:p>
+      <w:pPr>
+        <w:bidi/>
+      </w:pPr>
+      <w:r>
+        <w:rPr>
+          <w:rtl/>
+          <w:cs/>
+          <w:lang w:val="ar_AE" w:bidi="ar_AE"/>
+        </w:rPr>
+      </w:r>
+      <w:r>
+        <w:rPr>
+          <w:vertAlign w:val="superscript"/>
+          <w:rtl/>
+          <w:cs/>
           <w:lang w:val="ar_AE" w:bidi="ar_AE"/>
         </w:rPr>
         <w:t>1</w:t>
       </w:r>
       <w:r>
         <w:rPr>
+          <w:rtl/>
+          <w:cs/>
           <w:lang w:val="ar_AE" w:bidi="ar_AE"/>
         </w:rPr>
         <w:t xml:space="preserve"> (الْمَحْبُوبَةُ): طَوَالَ اللَّيْلِ عَلَى مَضْجَعِي طَلَبْتُ بِشَوْقٍ مَنْ تُحِبُّهُ نَفْسِي، فَمَا وَجَدْتُهُ.</w:t>
       </w:r>
-      <w:r>
-        <w:rPr>
-          <w:lang w:val="ar_AE" w:bidi="ar_AE"/>
-        </w:rPr>
-      </w:r>
-      <w:r>
-        <w:rPr>
-          <w:lang w:val="ar_AE" w:bidi="ar_AE"/>
-        </w:rPr>
-      </w:r>
-    </w:p>
-    <w:p>
-      <w:pPr>
-        <w:bidi/>
-      </w:pPr>
-      <w:r>
-        <w:rPr>
-          <w:lang w:val="ar_AE" w:bidi="ar_AE"/>
-        </w:rPr>
-      </w:r>
-    </w:p>
-    <w:p>
-      <w:pPr>
-        <w:bidi/>
-      </w:pPr>
-      <w:r>
-        <w:rPr>
-          <w:lang w:val="ar_AE" w:bidi="ar_AE"/>
-        </w:rPr>
-      </w:r>
-      <w:r>
-        <w:rPr>
-          <w:vertAlign w:val="superscript"/>
+    </w:p>
+    <w:p>
+      <w:pPr>
+        <w:bidi/>
+      </w:pPr>
+      <w:r>
+        <w:rPr>
+          <w:rtl/>
+          <w:cs/>
+          <w:lang w:val="ar_AE" w:bidi="ar_AE"/>
+        </w:rPr>
+      </w:r>
+      <w:r>
+        <w:rPr>
+          <w:vertAlign w:val="superscript"/>
+          <w:rtl/>
+          <w:cs/>
           <w:lang w:val="ar_AE" w:bidi="ar_AE"/>
         </w:rPr>
         <w:t>2</w:t>
       </w:r>
       <w:r>
         <w:rPr>
+          <w:rtl/>
+          <w:cs/>
           <w:lang w:val="ar_AE" w:bidi="ar_AE"/>
         </w:rPr>
         <w:t xml:space="preserve"> سَأَنْهَضُ الآنَ أَطُوفُ فِي الْمَدِينَةِ وَأَتَجَوَّلُ فِي شَوَارِعِهَا وَسَاحَاتِهَا، أَلْتَمِسُ مَنْ تُحِبُّهُ نَفْسِي. وَهَكَذَا رُحْتُ أَلْتَمِسُهُ فَمَا وَجَدْتُهُ.</w:t>
       </w:r>
-      <w:r>
-        <w:rPr>
-          <w:lang w:val="ar_AE" w:bidi="ar_AE"/>
-        </w:rPr>
-      </w:r>
-      <w:r>
-        <w:rPr>
-          <w:lang w:val="ar_AE" w:bidi="ar_AE"/>
-        </w:rPr>
-      </w:r>
-    </w:p>
-    <w:p>
-      <w:pPr>
-        <w:bidi/>
-      </w:pPr>
-      <w:r>
-        <w:rPr>
-          <w:lang w:val="ar_AE" w:bidi="ar_AE"/>
-        </w:rPr>
-      </w:r>
-    </w:p>
-    <w:p>
-      <w:pPr>
-        <w:bidi/>
-      </w:pPr>
-      <w:r>
-        <w:rPr>
-          <w:lang w:val="ar_AE" w:bidi="ar_AE"/>
-        </w:rPr>
-      </w:r>
-      <w:r>
-        <w:rPr>
-          <w:vertAlign w:val="superscript"/>
+    </w:p>
+    <w:p>
+      <w:pPr>
+        <w:bidi/>
+      </w:pPr>
+      <w:r>
+        <w:rPr>
+          <w:rtl/>
+          <w:cs/>
+          <w:lang w:val="ar_AE" w:bidi="ar_AE"/>
+        </w:rPr>
+      </w:r>
+      <w:r>
+        <w:rPr>
+          <w:vertAlign w:val="superscript"/>
+          <w:rtl/>
+          <w:cs/>
           <w:lang w:val="ar_AE" w:bidi="ar_AE"/>
         </w:rPr>
         <w:t>3</w:t>
       </w:r>
       <w:r>
         <w:rPr>
+          <w:rtl/>
+          <w:cs/>
           <w:lang w:val="ar_AE" w:bidi="ar_AE"/>
         </w:rPr>
         <w:t xml:space="preserve"> وَعَثَرَ عَلَيَّ الْحُرَّاسُ الْمُتَجَوِّلُونَ فِي الْمَدِينَةِ، فَسَأَلْتُ: أَشَاهَدْتُمْ مَنْ تُحِبُّهُ نَفْسِي؟</w:t>
       </w:r>
-      <w:r>
-        <w:rPr>
-          <w:lang w:val="ar_AE" w:bidi="ar_AE"/>
-        </w:rPr>
-      </w:r>
-      <w:r>
-        <w:rPr>
-          <w:lang w:val="ar_AE" w:bidi="ar_AE"/>
-        </w:rPr>
-      </w:r>
-    </w:p>
-    <w:p>
-      <w:pPr>
-        <w:bidi/>
-      </w:pPr>
-      <w:r>
-        <w:rPr>
-          <w:lang w:val="ar_AE" w:bidi="ar_AE"/>
-        </w:rPr>
-      </w:r>
-    </w:p>
-    <w:p>
-      <w:pPr>
-        <w:bidi/>
-      </w:pPr>
-      <w:r>
-        <w:rPr>
-          <w:lang w:val="ar_AE" w:bidi="ar_AE"/>
-        </w:rPr>
-      </w:r>
-      <w:r>
-        <w:rPr>
-          <w:vertAlign w:val="superscript"/>
+    </w:p>
+    <w:p>
+      <w:pPr>
+        <w:bidi/>
+      </w:pPr>
+      <w:r>
+        <w:rPr>
+          <w:rtl/>
+          <w:cs/>
+          <w:lang w:val="ar_AE" w:bidi="ar_AE"/>
+        </w:rPr>
+      </w:r>
+      <w:r>
+        <w:rPr>
+          <w:vertAlign w:val="superscript"/>
+          <w:rtl/>
+          <w:cs/>
           <w:lang w:val="ar_AE" w:bidi="ar_AE"/>
         </w:rPr>
         <w:t>4</w:t>
       </w:r>
       <w:r>
         <w:rPr>
+          <w:rtl/>
+          <w:cs/>
           <w:lang w:val="ar_AE" w:bidi="ar_AE"/>
         </w:rPr>
         <w:t xml:space="preserve"> وَمَا كِدْتُ أَتَجَاوَزُهُمْ حَتَّى وَجَدْتُ مَنْ تُحِبُّهُ نَفْسِي، فَتَشَبَّثْتُ بِهِ وَلَمْ أُطْلِقْهُ حَتَّى أَدْخَلْتُهُ بَيْتَ أُمِّي وَمُخْدَعَ مَنْ حَمَلَتْ بِي.</w:t>
       </w:r>
-      <w:r>
-        <w:rPr>
-          <w:lang w:val="ar_AE" w:bidi="ar_AE"/>
-        </w:rPr>
-      </w:r>
-      <w:r>
-        <w:rPr>
-          <w:lang w:val="ar_AE" w:bidi="ar_AE"/>
-        </w:rPr>
-      </w:r>
-    </w:p>
-    <w:p>
-      <w:pPr>
-        <w:bidi/>
-      </w:pPr>
-      <w:r>
-        <w:rPr>
-          <w:lang w:val="ar_AE" w:bidi="ar_AE"/>
-        </w:rPr>
-      </w:r>
-    </w:p>
-    <w:p>
-      <w:pPr>
-        <w:bidi/>
-      </w:pPr>
-      <w:r>
-        <w:rPr>
-          <w:lang w:val="ar_AE" w:bidi="ar_AE"/>
-        </w:rPr>
-      </w:r>
-      <w:r>
-        <w:rPr>
-          <w:vertAlign w:val="superscript"/>
+    </w:p>
+    <w:p>
+      <w:pPr>
+        <w:bidi/>
+      </w:pPr>
+      <w:r>
+        <w:rPr>
+          <w:rtl/>
+          <w:cs/>
+          <w:lang w:val="ar_AE" w:bidi="ar_AE"/>
+        </w:rPr>
+      </w:r>
+      <w:r>
+        <w:rPr>
+          <w:vertAlign w:val="superscript"/>
+          <w:rtl/>
+          <w:cs/>
           <w:lang w:val="ar_AE" w:bidi="ar_AE"/>
         </w:rPr>
         <w:t>5</w:t>
       </w:r>
       <w:r>
         <w:rPr>
+          <w:rtl/>
+          <w:cs/>
           <w:lang w:val="ar_AE" w:bidi="ar_AE"/>
         </w:rPr>
         <w:t xml:space="preserve"> أَسْتَحْلِفُكُنَّ يَا بَنَاتِ أُورُشَلِيمَ بِظِبَاءِ الصَّحْرَاءِ وَأَيَائِلِهَا أَلّا تُوْقِظْنَ أَوْ تُنَبِّهْنَ الْحَبِيبَ حَتَّى يَشَاءَ.</w:t>
       </w:r>
-      <w:r>
-        <w:rPr>
-          <w:lang w:val="ar_AE" w:bidi="ar_AE"/>
-        </w:rPr>
-      </w:r>
-      <w:r>
-        <w:rPr>
-          <w:lang w:val="ar_AE" w:bidi="ar_AE"/>
-        </w:rPr>
-      </w:r>
-    </w:p>
-    <w:p>
-      <w:pPr>
-        <w:bidi/>
-      </w:pPr>
-      <w:r>
-        <w:rPr>
-          <w:lang w:val="ar_AE" w:bidi="ar_AE"/>
-        </w:rPr>
-      </w:r>
-    </w:p>
-    <w:p>
-      <w:pPr>
-        <w:bidi/>
-      </w:pPr>
-      <w:r>
-        <w:rPr>
-          <w:lang w:val="ar_AE" w:bidi="ar_AE"/>
-        </w:rPr>
-      </w:r>
-      <w:r>
-        <w:rPr>
-          <w:vertAlign w:val="superscript"/>
+    </w:p>
+    <w:p>
+      <w:pPr>
+        <w:bidi/>
+      </w:pPr>
+      <w:r>
+        <w:rPr>
+          <w:rtl/>
+          <w:cs/>
+          <w:lang w:val="ar_AE" w:bidi="ar_AE"/>
+        </w:rPr>
+      </w:r>
+      <w:r>
+        <w:rPr>
+          <w:vertAlign w:val="superscript"/>
+          <w:rtl/>
+          <w:cs/>
           <w:lang w:val="ar_AE" w:bidi="ar_AE"/>
         </w:rPr>
         <w:t>6</w:t>
       </w:r>
       <w:r>
         <w:rPr>
+          <w:rtl/>
+          <w:cs/>
           <w:lang w:val="ar_AE" w:bidi="ar_AE"/>
         </w:rPr>
         <w:t xml:space="preserve"> (نَشِيدُ بَنَاتِ أُورُشَلِيمَ): مَنْ هَذِهِ الصَّاعِدَةُ مِنَ الْقَفْرِ كَأَعْمِدَةٍ مِنْ دُخَانٍ مُعَطَّرَةٍ بِالْمُرِّ وَاللُّبَانِ وَكُلِّ عُطُورِ التَّاجِرِ؟</w:t>
       </w:r>
-      <w:r>
-        <w:rPr>
-          <w:lang w:val="ar_AE" w:bidi="ar_AE"/>
-        </w:rPr>
-      </w:r>
-      <w:r>
-        <w:rPr>
-          <w:lang w:val="ar_AE" w:bidi="ar_AE"/>
-        </w:rPr>
-      </w:r>
-    </w:p>
-    <w:p>
-      <w:pPr>
-        <w:bidi/>
-      </w:pPr>
-      <w:r>
-        <w:rPr>
-          <w:lang w:val="ar_AE" w:bidi="ar_AE"/>
-        </w:rPr>
-      </w:r>
-    </w:p>
-    <w:p>
-      <w:pPr>
-        <w:bidi/>
-      </w:pPr>
-      <w:r>
-        <w:rPr>
-          <w:lang w:val="ar_AE" w:bidi="ar_AE"/>
-        </w:rPr>
-      </w:r>
-      <w:r>
-        <w:rPr>
-          <w:vertAlign w:val="superscript"/>
+    </w:p>
+    <w:p>
+      <w:pPr>
+        <w:bidi/>
+      </w:pPr>
+      <w:r>
+        <w:rPr>
+          <w:rtl/>
+          <w:cs/>
+          <w:lang w:val="ar_AE" w:bidi="ar_AE"/>
+        </w:rPr>
+      </w:r>
+      <w:r>
+        <w:rPr>
+          <w:vertAlign w:val="superscript"/>
+          <w:rtl/>
+          <w:cs/>
           <w:lang w:val="ar_AE" w:bidi="ar_AE"/>
         </w:rPr>
         <w:t>7</w:t>
       </w:r>
       <w:r>
         <w:rPr>
+          <w:rtl/>
+          <w:cs/>
           <w:lang w:val="ar_AE" w:bidi="ar_AE"/>
         </w:rPr>
         <w:t xml:space="preserve"> هَا هِيَ أَرِيكَةُ سُلَيْمَانَ يَحِفُّ بِهِ سِتُّونَ بَطَلاً مِنْ جَبَابِرَةِ إِسْرَائِيلَ.</w:t>
       </w:r>
-      <w:r>
-        <w:rPr>
-          <w:lang w:val="ar_AE" w:bidi="ar_AE"/>
-        </w:rPr>
-      </w:r>
-      <w:r>
-        <w:rPr>
-          <w:lang w:val="ar_AE" w:bidi="ar_AE"/>
-        </w:rPr>
-      </w:r>
-    </w:p>
-    <w:p>
-      <w:pPr>
-        <w:bidi/>
-      </w:pPr>
-      <w:r>
-        <w:rPr>
-          <w:lang w:val="ar_AE" w:bidi="ar_AE"/>
-        </w:rPr>
-      </w:r>
-    </w:p>
-    <w:p>
-      <w:pPr>
-        <w:bidi/>
-      </w:pPr>
-      <w:r>
-        <w:rPr>
-          <w:lang w:val="ar_AE" w:bidi="ar_AE"/>
-        </w:rPr>
-      </w:r>
-      <w:r>
-        <w:rPr>
-          <w:vertAlign w:val="superscript"/>
+    </w:p>
+    <w:p>
+      <w:pPr>
+        <w:bidi/>
+      </w:pPr>
+      <w:r>
+        <w:rPr>
+          <w:rtl/>
+          <w:cs/>
+          <w:lang w:val="ar_AE" w:bidi="ar_AE"/>
+        </w:rPr>
+      </w:r>
+      <w:r>
+        <w:rPr>
+          <w:vertAlign w:val="superscript"/>
+          <w:rtl/>
+          <w:cs/>
           <w:lang w:val="ar_AE" w:bidi="ar_AE"/>
         </w:rPr>
         <w:t>8</w:t>
       </w:r>
       <w:r>
         <w:rPr>
+          <w:rtl/>
+          <w:cs/>
           <w:lang w:val="ar_AE" w:bidi="ar_AE"/>
         </w:rPr>
         <w:t xml:space="preserve"> جَمِيعُهُمْ مُدَجَّجُونَ بِالسُّيُوفِ مُتَمَرِّسُونَ عَلَى الْحَربِ، تَتَدَلَّى سُيُوفُهُمْ عَلَى جَوَانِبِهِمْ تَأَهُّباً لأَهْوَالِ اللَّيْلِ.</w:t>
       </w:r>
-      <w:r>
-        <w:rPr>
-          <w:lang w:val="ar_AE" w:bidi="ar_AE"/>
-        </w:rPr>
-      </w:r>
-      <w:r>
-        <w:rPr>
-          <w:lang w:val="ar_AE" w:bidi="ar_AE"/>
-        </w:rPr>
-      </w:r>
-    </w:p>
-    <w:p>
-      <w:pPr>
-        <w:bidi/>
-      </w:pPr>
-      <w:r>
-        <w:rPr>
-          <w:lang w:val="ar_AE" w:bidi="ar_AE"/>
-        </w:rPr>
-      </w:r>
-    </w:p>
-    <w:p>
-      <w:pPr>
-        <w:bidi/>
-      </w:pPr>
-      <w:r>
-        <w:rPr>
-          <w:lang w:val="ar_AE" w:bidi="ar_AE"/>
-        </w:rPr>
-      </w:r>
-      <w:r>
-        <w:rPr>
-          <w:vertAlign w:val="superscript"/>
+    </w:p>
+    <w:p>
+      <w:pPr>
+        <w:bidi/>
+      </w:pPr>
+      <w:r>
+        <w:rPr>
+          <w:rtl/>
+          <w:cs/>
+          <w:lang w:val="ar_AE" w:bidi="ar_AE"/>
+        </w:rPr>
+      </w:r>
+      <w:r>
+        <w:rPr>
+          <w:vertAlign w:val="superscript"/>
+          <w:rtl/>
+          <w:cs/>
           <w:lang w:val="ar_AE" w:bidi="ar_AE"/>
         </w:rPr>
         <w:t>9</w:t>
       </w:r>
       <w:r>
         <w:rPr>
+          <w:rtl/>
+          <w:cs/>
           <w:lang w:val="ar_AE" w:bidi="ar_AE"/>
         </w:rPr>
         <w:t xml:space="preserve"> قَدْ صَنَعَ الْمَلِكُ سُلَيْمَانُ كُرْسِيَّ الْعَرْشِ مِنْ خَشَبِ لُبْنَانَ.</w:t>
       </w:r>
-      <w:r>
-        <w:rPr>
-          <w:lang w:val="ar_AE" w:bidi="ar_AE"/>
-        </w:rPr>
-      </w:r>
-      <w:r>
-        <w:rPr>
-          <w:lang w:val="ar_AE" w:bidi="ar_AE"/>
-        </w:rPr>
-      </w:r>
-    </w:p>
-    <w:p>
-      <w:pPr>
-        <w:bidi/>
-      </w:pPr>
-      <w:r>
-        <w:rPr>
-          <w:lang w:val="ar_AE" w:bidi="ar_AE"/>
-        </w:rPr>
-      </w:r>
-    </w:p>
-    <w:p>
-      <w:pPr>
-        <w:bidi/>
-      </w:pPr>
-      <w:r>
-        <w:rPr>
-          <w:lang w:val="ar_AE" w:bidi="ar_AE"/>
-        </w:rPr>
-      </w:r>
-      <w:r>
-        <w:rPr>
-          <w:vertAlign w:val="superscript"/>
+    </w:p>
+    <w:p>
+      <w:pPr>
+        <w:bidi/>
+      </w:pPr>
+      <w:r>
+        <w:rPr>
+          <w:rtl/>
+          <w:cs/>
+          <w:lang w:val="ar_AE" w:bidi="ar_AE"/>
+        </w:rPr>
+      </w:r>
+      <w:r>
+        <w:rPr>
+          <w:vertAlign w:val="superscript"/>
+          <w:rtl/>
+          <w:cs/>
           <w:lang w:val="ar_AE" w:bidi="ar_AE"/>
         </w:rPr>
         <w:t>10</w:t>
       </w:r>
       <w:r>
         <w:rPr>
+          <w:rtl/>
+          <w:cs/>
           <w:lang w:val="ar_AE" w:bidi="ar_AE"/>
         </w:rPr>
         <w:t xml:space="preserve"> وَصَنَعَ أَعْمِدَتَهُ فِضَّةً وَمُتَّكَأَهُ ذَهَباً وَمَقْعَدَهُ أُرْجُوَاناً، وَغِطَاؤُهْ الدَّاخِلِيُّ رَصَّعَتْهُ بَنَاتُ أُورُشَلِيمَ مَحَبَّةً.</w:t>
       </w:r>
-      <w:r>
-        <w:rPr>
-          <w:lang w:val="ar_AE" w:bidi="ar_AE"/>
-        </w:rPr>
-      </w:r>
-      <w:r>
-        <w:rPr>
-          <w:lang w:val="ar_AE" w:bidi="ar_AE"/>
-        </w:rPr>
-      </w:r>
-    </w:p>
-    <w:p>
-      <w:pPr>
-        <w:bidi/>
-      </w:pPr>
-      <w:r>
-        <w:rPr>
-          <w:lang w:val="ar_AE" w:bidi="ar_AE"/>
-        </w:rPr>
-      </w:r>
-    </w:p>
-    <w:p>
-      <w:pPr>
-        <w:bidi/>
-      </w:pPr>
-      <w:r>
-        <w:rPr>
-          <w:lang w:val="ar_AE" w:bidi="ar_AE"/>
-        </w:rPr>
-      </w:r>
-      <w:r>
-        <w:rPr>
-          <w:vertAlign w:val="superscript"/>
+    </w:p>
+    <w:p>
+      <w:pPr>
+        <w:bidi/>
+      </w:pPr>
+      <w:r>
+        <w:rPr>
+          <w:rtl/>
+          <w:cs/>
+          <w:lang w:val="ar_AE" w:bidi="ar_AE"/>
+        </w:rPr>
+      </w:r>
+      <w:r>
+        <w:rPr>
+          <w:vertAlign w:val="superscript"/>
+          <w:rtl/>
+          <w:cs/>
           <w:lang w:val="ar_AE" w:bidi="ar_AE"/>
         </w:rPr>
         <w:t>11</w:t>
       </w:r>
       <w:r>
         <w:rPr>
+          <w:rtl/>
+          <w:cs/>
           <w:lang w:val="ar_AE" w:bidi="ar_AE"/>
         </w:rPr>
         <w:t xml:space="preserve"> (الْمَحْبُوبَةُ): اُخْرُجْنَ يَا بَنَاتِ صِهْيَوْنَ وَانْظُرْنَ الْمَلِكَ سُلَيْمَانَ مُكَلَّلاً بِالتَّاجِ الَّذِي تَوَّجَتْهُ بِهِ أَمُّهُ فِي يَوْمِ عُرْسِهِ، فِي يَوْمِ بَهَجَةِ قَلْبِهِ.</w:t>
       </w:r>
-      <w:r>
-        <w:rPr>
-          <w:lang w:val="ar_AE" w:bidi="ar_AE"/>
-        </w:rPr>
-      </w:r>
-      <w:r>
-        <w:rPr>
-          <w:lang w:val="ar_AE" w:bidi="ar_AE"/>
-        </w:rPr>
-      </w:r>
-    </w:p>
-    <w:p>
-      <w:pPr>
-        <w:bidi/>
-      </w:pPr>
-      <w:r>
-        <w:rPr>
-          <w:lang w:val="ar_AE" w:bidi="ar_AE"/>
-        </w:rPr>
-      </w:r>
     </w:p>
     <w:p>
       <w:pPr>
@@ -2227,703 +1604,483 @@
       </w:pPr>
       <w:r>
         <w:rPr>
-          <w:lang w:val="ar_AE" w:bidi="ar_AE"/>
-        </w:rPr>
-        <w:t>Song of Songs 4:1</w:t>
-      </w:r>
-      <w:r>
-        <w:rPr>
-          <w:lang w:val="ar_AE" w:bidi="ar_AE"/>
-        </w:rPr>
-      </w:r>
-    </w:p>
-    <w:p>
-      <w:pPr>
-        <w:bidi/>
-      </w:pPr>
-      <w:r>
-        <w:rPr>
-          <w:lang w:val="ar_AE" w:bidi="ar_AE"/>
-        </w:rPr>
-      </w:r>
-      <w:r>
-        <w:rPr>
-          <w:vertAlign w:val="superscript"/>
+          <w:rtl/>
+          <w:cs/>
+          <w:lang w:val="ar_AE" w:bidi="ar_AE"/>
+        </w:rPr>
+        <w:t>نشيد الأنشاد 4:1</w:t>
+      </w:r>
+      <w:r>
+        <w:rPr>
+          <w:rtl/>
+          <w:cs/>
+          <w:lang w:val="ar_AE" w:bidi="ar_AE"/>
+        </w:rPr>
+      </w:r>
+    </w:p>
+    <w:p>
+      <w:pPr>
+        <w:bidi/>
+      </w:pPr>
+      <w:r>
+        <w:rPr>
+          <w:rtl/>
+          <w:cs/>
+          <w:lang w:val="ar_AE" w:bidi="ar_AE"/>
+        </w:rPr>
+      </w:r>
+      <w:r>
+        <w:rPr>
+          <w:vertAlign w:val="superscript"/>
+          <w:rtl/>
+          <w:cs/>
           <w:lang w:val="ar_AE" w:bidi="ar_AE"/>
         </w:rPr>
         <w:t>1</w:t>
       </w:r>
       <w:r>
         <w:rPr>
+          <w:rtl/>
+          <w:cs/>
           <w:lang w:val="ar_AE" w:bidi="ar_AE"/>
         </w:rPr>
         <w:t xml:space="preserve"> (الْمُحِبُّ): لَشَّدَ مَا أَنْتِ جَمِيلَةٌ يَا حَبِيبَتِي، لَشَّدَ مَا أَنْتِ جَمِيلَةٌ! عَيْنَاكِ مِنْ وَرَاءِ نَقَابِكِ كَحَمَامَتَيْنِ، وَشَعْرُكِ لِسَوَادِهِ كَقَطِيعِ مِعْزٍ مُنْحَدِرٍ مِنْ جَبَلِ جِلْعَادَ.</w:t>
       </w:r>
-      <w:r>
-        <w:rPr>
-          <w:lang w:val="ar_AE" w:bidi="ar_AE"/>
-        </w:rPr>
-      </w:r>
-      <w:r>
-        <w:rPr>
-          <w:lang w:val="ar_AE" w:bidi="ar_AE"/>
-        </w:rPr>
-      </w:r>
-    </w:p>
-    <w:p>
-      <w:pPr>
-        <w:bidi/>
-      </w:pPr>
-      <w:r>
-        <w:rPr>
-          <w:lang w:val="ar_AE" w:bidi="ar_AE"/>
-        </w:rPr>
-      </w:r>
-    </w:p>
-    <w:p>
-      <w:pPr>
-        <w:bidi/>
-      </w:pPr>
-      <w:r>
-        <w:rPr>
-          <w:lang w:val="ar_AE" w:bidi="ar_AE"/>
-        </w:rPr>
-      </w:r>
-      <w:r>
-        <w:rPr>
-          <w:vertAlign w:val="superscript"/>
+    </w:p>
+    <w:p>
+      <w:pPr>
+        <w:bidi/>
+      </w:pPr>
+      <w:r>
+        <w:rPr>
+          <w:rtl/>
+          <w:cs/>
+          <w:lang w:val="ar_AE" w:bidi="ar_AE"/>
+        </w:rPr>
+      </w:r>
+      <w:r>
+        <w:rPr>
+          <w:vertAlign w:val="superscript"/>
+          <w:rtl/>
+          <w:cs/>
           <w:lang w:val="ar_AE" w:bidi="ar_AE"/>
         </w:rPr>
         <w:t>2</w:t>
       </w:r>
       <w:r>
         <w:rPr>
+          <w:rtl/>
+          <w:cs/>
           <w:lang w:val="ar_AE" w:bidi="ar_AE"/>
         </w:rPr>
         <w:t xml:space="preserve"> أَسْنَانُكِ كَقَطِيعٍ مَجْزُوزٍ خَارِجٍ مِنَ الاغْتِسَالِ، كُلُّ وَاحِدَةٍ ذَاتُ تَوْأَمٍ، وَمَا فِيهَا عَقِيمٌ.</w:t>
       </w:r>
-      <w:r>
-        <w:rPr>
-          <w:lang w:val="ar_AE" w:bidi="ar_AE"/>
-        </w:rPr>
-      </w:r>
-      <w:r>
-        <w:rPr>
-          <w:lang w:val="ar_AE" w:bidi="ar_AE"/>
-        </w:rPr>
-      </w:r>
-    </w:p>
-    <w:p>
-      <w:pPr>
-        <w:bidi/>
-      </w:pPr>
-      <w:r>
-        <w:rPr>
-          <w:lang w:val="ar_AE" w:bidi="ar_AE"/>
-        </w:rPr>
-      </w:r>
-    </w:p>
-    <w:p>
-      <w:pPr>
-        <w:bidi/>
-      </w:pPr>
-      <w:r>
-        <w:rPr>
-          <w:lang w:val="ar_AE" w:bidi="ar_AE"/>
-        </w:rPr>
-      </w:r>
-      <w:r>
-        <w:rPr>
-          <w:vertAlign w:val="superscript"/>
+    </w:p>
+    <w:p>
+      <w:pPr>
+        <w:bidi/>
+      </w:pPr>
+      <w:r>
+        <w:rPr>
+          <w:rtl/>
+          <w:cs/>
+          <w:lang w:val="ar_AE" w:bidi="ar_AE"/>
+        </w:rPr>
+      </w:r>
+      <w:r>
+        <w:rPr>
+          <w:vertAlign w:val="superscript"/>
+          <w:rtl/>
+          <w:cs/>
           <w:lang w:val="ar_AE" w:bidi="ar_AE"/>
         </w:rPr>
         <w:t>3</w:t>
       </w:r>
       <w:r>
         <w:rPr>
+          <w:rtl/>
+          <w:cs/>
           <w:lang w:val="ar_AE" w:bidi="ar_AE"/>
         </w:rPr>
         <w:t xml:space="preserve"> شَفَتَاكِ كَخَيْطٍ مِنَ الْقِرْمِزِ، وَحَدِيثُ فَمِكِ عَذْبٌ، وَخَدَّاكِ كَفِلْقَتَيْ رُمَّانَةٍ خَلْفَ نَقَابِكِ.</w:t>
       </w:r>
-      <w:r>
-        <w:rPr>
-          <w:lang w:val="ar_AE" w:bidi="ar_AE"/>
-        </w:rPr>
-      </w:r>
-      <w:r>
-        <w:rPr>
-          <w:lang w:val="ar_AE" w:bidi="ar_AE"/>
-        </w:rPr>
-      </w:r>
-    </w:p>
-    <w:p>
-      <w:pPr>
-        <w:bidi/>
-      </w:pPr>
-      <w:r>
-        <w:rPr>
-          <w:lang w:val="ar_AE" w:bidi="ar_AE"/>
-        </w:rPr>
-      </w:r>
-    </w:p>
-    <w:p>
-      <w:pPr>
-        <w:bidi/>
-      </w:pPr>
-      <w:r>
-        <w:rPr>
-          <w:lang w:val="ar_AE" w:bidi="ar_AE"/>
-        </w:rPr>
-      </w:r>
-      <w:r>
-        <w:rPr>
-          <w:vertAlign w:val="superscript"/>
+    </w:p>
+    <w:p>
+      <w:pPr>
+        <w:bidi/>
+      </w:pPr>
+      <w:r>
+        <w:rPr>
+          <w:rtl/>
+          <w:cs/>
+          <w:lang w:val="ar_AE" w:bidi="ar_AE"/>
+        </w:rPr>
+      </w:r>
+      <w:r>
+        <w:rPr>
+          <w:vertAlign w:val="superscript"/>
+          <w:rtl/>
+          <w:cs/>
           <w:lang w:val="ar_AE" w:bidi="ar_AE"/>
         </w:rPr>
         <w:t>4</w:t>
       </w:r>
       <w:r>
         <w:rPr>
+          <w:rtl/>
+          <w:cs/>
           <w:lang w:val="ar_AE" w:bidi="ar_AE"/>
         </w:rPr>
         <w:t xml:space="preserve"> عُنُقُكِ مُمُاثِلٌ لِبُرْجِ دَاوُدَ الْمُشَيَّدِ لِيَكُونَ قَلْعَةً لِلسِّلاحِ، حَيْثُ عُلِّقَ فِيهِ أَلْفُ تُرْسٍ مِنْ تُرُوسِ الْمُحَارِبِينَ الصَّنَادِيدِ.</w:t>
       </w:r>
-      <w:r>
-        <w:rPr>
-          <w:lang w:val="ar_AE" w:bidi="ar_AE"/>
-        </w:rPr>
-      </w:r>
-      <w:r>
-        <w:rPr>
-          <w:lang w:val="ar_AE" w:bidi="ar_AE"/>
-        </w:rPr>
-      </w:r>
-    </w:p>
-    <w:p>
-      <w:pPr>
-        <w:bidi/>
-      </w:pPr>
-      <w:r>
-        <w:rPr>
-          <w:lang w:val="ar_AE" w:bidi="ar_AE"/>
-        </w:rPr>
-      </w:r>
-    </w:p>
-    <w:p>
-      <w:pPr>
-        <w:bidi/>
-      </w:pPr>
-      <w:r>
-        <w:rPr>
-          <w:lang w:val="ar_AE" w:bidi="ar_AE"/>
-        </w:rPr>
-      </w:r>
-      <w:r>
-        <w:rPr>
-          <w:vertAlign w:val="superscript"/>
+    </w:p>
+    <w:p>
+      <w:pPr>
+        <w:bidi/>
+      </w:pPr>
+      <w:r>
+        <w:rPr>
+          <w:rtl/>
+          <w:cs/>
+          <w:lang w:val="ar_AE" w:bidi="ar_AE"/>
+        </w:rPr>
+      </w:r>
+      <w:r>
+        <w:rPr>
+          <w:vertAlign w:val="superscript"/>
+          <w:rtl/>
+          <w:cs/>
           <w:lang w:val="ar_AE" w:bidi="ar_AE"/>
         </w:rPr>
         <w:t>5</w:t>
       </w:r>
       <w:r>
         <w:rPr>
+          <w:rtl/>
+          <w:cs/>
           <w:lang w:val="ar_AE" w:bidi="ar_AE"/>
         </w:rPr>
         <w:t xml:space="preserve"> نَهْدَاكِ كَتَوْأَمَيْ ظَبْيَةٍ، تَوْأَمَيْنِ يَرْعَيَانِ بَيْنَ السَّوْسَنِ.</w:t>
       </w:r>
-      <w:r>
-        <w:rPr>
-          <w:lang w:val="ar_AE" w:bidi="ar_AE"/>
-        </w:rPr>
-      </w:r>
-      <w:r>
-        <w:rPr>
-          <w:lang w:val="ar_AE" w:bidi="ar_AE"/>
-        </w:rPr>
-      </w:r>
-    </w:p>
-    <w:p>
-      <w:pPr>
-        <w:bidi/>
-      </w:pPr>
-      <w:r>
-        <w:rPr>
-          <w:lang w:val="ar_AE" w:bidi="ar_AE"/>
-        </w:rPr>
-      </w:r>
-    </w:p>
-    <w:p>
-      <w:pPr>
-        <w:bidi/>
-      </w:pPr>
-      <w:r>
-        <w:rPr>
-          <w:lang w:val="ar_AE" w:bidi="ar_AE"/>
-        </w:rPr>
-      </w:r>
-      <w:r>
-        <w:rPr>
-          <w:vertAlign w:val="superscript"/>
+    </w:p>
+    <w:p>
+      <w:pPr>
+        <w:bidi/>
+      </w:pPr>
+      <w:r>
+        <w:rPr>
+          <w:rtl/>
+          <w:cs/>
+          <w:lang w:val="ar_AE" w:bidi="ar_AE"/>
+        </w:rPr>
+      </w:r>
+      <w:r>
+        <w:rPr>
+          <w:vertAlign w:val="superscript"/>
+          <w:rtl/>
+          <w:cs/>
           <w:lang w:val="ar_AE" w:bidi="ar_AE"/>
         </w:rPr>
         <w:t>6</w:t>
       </w:r>
       <w:r>
         <w:rPr>
+          <w:rtl/>
+          <w:cs/>
           <w:lang w:val="ar_AE" w:bidi="ar_AE"/>
         </w:rPr>
         <w:t xml:space="preserve"> وَمَا يَكَادُ يَتَنَفَّسُ النَّهَارُ وَتَنْهَزِمُ الظِّلالُ حَتَّى أَنْطَلِقَ إِلَى جَبَلِ الْمُرِّ وَإِلَى تَلِّ اللُّبَانِ.</w:t>
       </w:r>
-      <w:r>
-        <w:rPr>
-          <w:lang w:val="ar_AE" w:bidi="ar_AE"/>
-        </w:rPr>
-      </w:r>
-      <w:r>
-        <w:rPr>
-          <w:lang w:val="ar_AE" w:bidi="ar_AE"/>
-        </w:rPr>
-      </w:r>
-    </w:p>
-    <w:p>
-      <w:pPr>
-        <w:bidi/>
-      </w:pPr>
-      <w:r>
-        <w:rPr>
-          <w:lang w:val="ar_AE" w:bidi="ar_AE"/>
-        </w:rPr>
-      </w:r>
-    </w:p>
-    <w:p>
-      <w:pPr>
-        <w:bidi/>
-      </w:pPr>
-      <w:r>
-        <w:rPr>
-          <w:lang w:val="ar_AE" w:bidi="ar_AE"/>
-        </w:rPr>
-      </w:r>
-      <w:r>
-        <w:rPr>
-          <w:vertAlign w:val="superscript"/>
+    </w:p>
+    <w:p>
+      <w:pPr>
+        <w:bidi/>
+      </w:pPr>
+      <w:r>
+        <w:rPr>
+          <w:rtl/>
+          <w:cs/>
+          <w:lang w:val="ar_AE" w:bidi="ar_AE"/>
+        </w:rPr>
+      </w:r>
+      <w:r>
+        <w:rPr>
+          <w:vertAlign w:val="superscript"/>
+          <w:rtl/>
+          <w:cs/>
           <w:lang w:val="ar_AE" w:bidi="ar_AE"/>
         </w:rPr>
         <w:t>7</w:t>
       </w:r>
       <w:r>
         <w:rPr>
+          <w:rtl/>
+          <w:cs/>
           <w:lang w:val="ar_AE" w:bidi="ar_AE"/>
         </w:rPr>
         <w:t xml:space="preserve"> كُلُّكِ جَمِيلَةٌ يَا حَبِيبَتِي وَلا عَيْبَ فِيكِ.</w:t>
       </w:r>
-      <w:r>
-        <w:rPr>
-          <w:lang w:val="ar_AE" w:bidi="ar_AE"/>
-        </w:rPr>
-      </w:r>
-      <w:r>
-        <w:rPr>
-          <w:lang w:val="ar_AE" w:bidi="ar_AE"/>
-        </w:rPr>
-      </w:r>
-    </w:p>
-    <w:p>
-      <w:pPr>
-        <w:bidi/>
-      </w:pPr>
-      <w:r>
-        <w:rPr>
-          <w:lang w:val="ar_AE" w:bidi="ar_AE"/>
-        </w:rPr>
-      </w:r>
-    </w:p>
-    <w:p>
-      <w:pPr>
-        <w:bidi/>
-      </w:pPr>
-      <w:r>
-        <w:rPr>
-          <w:lang w:val="ar_AE" w:bidi="ar_AE"/>
-        </w:rPr>
-      </w:r>
-      <w:r>
-        <w:rPr>
-          <w:vertAlign w:val="superscript"/>
+    </w:p>
+    <w:p>
+      <w:pPr>
+        <w:bidi/>
+      </w:pPr>
+      <w:r>
+        <w:rPr>
+          <w:rtl/>
+          <w:cs/>
+          <w:lang w:val="ar_AE" w:bidi="ar_AE"/>
+        </w:rPr>
+      </w:r>
+      <w:r>
+        <w:rPr>
+          <w:vertAlign w:val="superscript"/>
+          <w:rtl/>
+          <w:cs/>
           <w:lang w:val="ar_AE" w:bidi="ar_AE"/>
         </w:rPr>
         <w:t>8</w:t>
       </w:r>
       <w:r>
         <w:rPr>
+          <w:rtl/>
+          <w:cs/>
           <w:lang w:val="ar_AE" w:bidi="ar_AE"/>
         </w:rPr>
         <w:t xml:space="preserve"> تَعَالَيْ مَعِي مِنْ لُبْنَانَ يَا عَرُوسِي. تَعَالَيْ مَعِي مِنْ لُبْنَانَ! انْظُرِي مِنْ قِمَّةِ جَبَلِ أَمَانَةَ، مِنْ رَأْسِ سَنِيرَ وَحَرْمُونَ، فِي عَرِينِ الأُسُودِ، مِنْ جِبَالِ النُّمُورِ.</w:t>
       </w:r>
-      <w:r>
-        <w:rPr>
-          <w:lang w:val="ar_AE" w:bidi="ar_AE"/>
-        </w:rPr>
-      </w:r>
-      <w:r>
-        <w:rPr>
-          <w:lang w:val="ar_AE" w:bidi="ar_AE"/>
-        </w:rPr>
-      </w:r>
-    </w:p>
-    <w:p>
-      <w:pPr>
-        <w:bidi/>
-      </w:pPr>
-      <w:r>
-        <w:rPr>
-          <w:lang w:val="ar_AE" w:bidi="ar_AE"/>
-        </w:rPr>
-      </w:r>
-    </w:p>
-    <w:p>
-      <w:pPr>
-        <w:bidi/>
-      </w:pPr>
-      <w:r>
-        <w:rPr>
-          <w:lang w:val="ar_AE" w:bidi="ar_AE"/>
-        </w:rPr>
-      </w:r>
-      <w:r>
-        <w:rPr>
-          <w:vertAlign w:val="superscript"/>
+    </w:p>
+    <w:p>
+      <w:pPr>
+        <w:bidi/>
+      </w:pPr>
+      <w:r>
+        <w:rPr>
+          <w:rtl/>
+          <w:cs/>
+          <w:lang w:val="ar_AE" w:bidi="ar_AE"/>
+        </w:rPr>
+      </w:r>
+      <w:r>
+        <w:rPr>
+          <w:vertAlign w:val="superscript"/>
+          <w:rtl/>
+          <w:cs/>
           <w:lang w:val="ar_AE" w:bidi="ar_AE"/>
         </w:rPr>
         <w:t>9</w:t>
       </w:r>
       <w:r>
         <w:rPr>
+          <w:rtl/>
+          <w:cs/>
           <w:lang w:val="ar_AE" w:bidi="ar_AE"/>
         </w:rPr>
         <w:t xml:space="preserve"> قَدْ سَلَبْتِ قَلْبِي، يَا أُخْتِي يَا عَرُوسِي! قَدْ سَلَبْتِ قَلْبِي بِنَظْرَةِ عَيْنَيْكِ وَقِلادَةِ عُنُقِكِ.</w:t>
       </w:r>
-      <w:r>
-        <w:rPr>
-          <w:lang w:val="ar_AE" w:bidi="ar_AE"/>
-        </w:rPr>
-      </w:r>
-      <w:r>
-        <w:rPr>
-          <w:lang w:val="ar_AE" w:bidi="ar_AE"/>
-        </w:rPr>
-      </w:r>
-    </w:p>
-    <w:p>
-      <w:pPr>
-        <w:bidi/>
-      </w:pPr>
-      <w:r>
-        <w:rPr>
-          <w:lang w:val="ar_AE" w:bidi="ar_AE"/>
-        </w:rPr>
-      </w:r>
-    </w:p>
-    <w:p>
-      <w:pPr>
-        <w:bidi/>
-      </w:pPr>
-      <w:r>
-        <w:rPr>
-          <w:lang w:val="ar_AE" w:bidi="ar_AE"/>
-        </w:rPr>
-      </w:r>
-      <w:r>
-        <w:rPr>
-          <w:vertAlign w:val="superscript"/>
+    </w:p>
+    <w:p>
+      <w:pPr>
+        <w:bidi/>
+      </w:pPr>
+      <w:r>
+        <w:rPr>
+          <w:rtl/>
+          <w:cs/>
+          <w:lang w:val="ar_AE" w:bidi="ar_AE"/>
+        </w:rPr>
+      </w:r>
+      <w:r>
+        <w:rPr>
+          <w:vertAlign w:val="superscript"/>
+          <w:rtl/>
+          <w:cs/>
           <w:lang w:val="ar_AE" w:bidi="ar_AE"/>
         </w:rPr>
         <w:t>10</w:t>
       </w:r>
       <w:r>
         <w:rPr>
+          <w:rtl/>
+          <w:cs/>
           <w:lang w:val="ar_AE" w:bidi="ar_AE"/>
         </w:rPr>
         <w:t xml:space="preserve"> مَا أَعْذَبَ حُبَّكِ يَا أُخْتِي يَا عَرُوسِي! لَكَمْ حُبُّكِ أَلَذُّ مِنَ الْخَمْرِ، وَأَرِيجُ أَطْيَابِكِ أَزْكَى مِنْ كُلِّ الْعُطُورِ.</w:t>
       </w:r>
-      <w:r>
-        <w:rPr>
-          <w:lang w:val="ar_AE" w:bidi="ar_AE"/>
-        </w:rPr>
-      </w:r>
-      <w:r>
-        <w:rPr>
-          <w:lang w:val="ar_AE" w:bidi="ar_AE"/>
-        </w:rPr>
-      </w:r>
-    </w:p>
-    <w:p>
-      <w:pPr>
-        <w:bidi/>
-      </w:pPr>
-      <w:r>
-        <w:rPr>
-          <w:lang w:val="ar_AE" w:bidi="ar_AE"/>
-        </w:rPr>
-      </w:r>
-    </w:p>
-    <w:p>
-      <w:pPr>
-        <w:bidi/>
-      </w:pPr>
-      <w:r>
-        <w:rPr>
-          <w:lang w:val="ar_AE" w:bidi="ar_AE"/>
-        </w:rPr>
-      </w:r>
-      <w:r>
-        <w:rPr>
-          <w:vertAlign w:val="superscript"/>
+    </w:p>
+    <w:p>
+      <w:pPr>
+        <w:bidi/>
+      </w:pPr>
+      <w:r>
+        <w:rPr>
+          <w:rtl/>
+          <w:cs/>
+          <w:lang w:val="ar_AE" w:bidi="ar_AE"/>
+        </w:rPr>
+      </w:r>
+      <w:r>
+        <w:rPr>
+          <w:vertAlign w:val="superscript"/>
+          <w:rtl/>
+          <w:cs/>
           <w:lang w:val="ar_AE" w:bidi="ar_AE"/>
         </w:rPr>
         <w:t>11</w:t>
       </w:r>
       <w:r>
         <w:rPr>
+          <w:rtl/>
+          <w:cs/>
           <w:lang w:val="ar_AE" w:bidi="ar_AE"/>
         </w:rPr>
         <w:t xml:space="preserve"> شَفَتَاكِ تَقْطُرَانِ شَهْداً أَيَّتُهَا الْعَرُوسُ، وَتَحْتَ لِسَانِكِ عَسَلٌ وَلَبَنٌ، وَرَائِحَةُ ثِيَابِكِ كَشَذَى لُبْنَانَ.</w:t>
       </w:r>
-      <w:r>
-        <w:rPr>
-          <w:lang w:val="ar_AE" w:bidi="ar_AE"/>
-        </w:rPr>
-      </w:r>
-      <w:r>
-        <w:rPr>
-          <w:lang w:val="ar_AE" w:bidi="ar_AE"/>
-        </w:rPr>
-      </w:r>
-    </w:p>
-    <w:p>
-      <w:pPr>
-        <w:bidi/>
-      </w:pPr>
-      <w:r>
-        <w:rPr>
-          <w:lang w:val="ar_AE" w:bidi="ar_AE"/>
-        </w:rPr>
-      </w:r>
-    </w:p>
-    <w:p>
-      <w:pPr>
-        <w:bidi/>
-      </w:pPr>
-      <w:r>
-        <w:rPr>
-          <w:lang w:val="ar_AE" w:bidi="ar_AE"/>
-        </w:rPr>
-      </w:r>
-      <w:r>
-        <w:rPr>
-          <w:vertAlign w:val="superscript"/>
+    </w:p>
+    <w:p>
+      <w:pPr>
+        <w:bidi/>
+      </w:pPr>
+      <w:r>
+        <w:rPr>
+          <w:rtl/>
+          <w:cs/>
+          <w:lang w:val="ar_AE" w:bidi="ar_AE"/>
+        </w:rPr>
+      </w:r>
+      <w:r>
+        <w:rPr>
+          <w:vertAlign w:val="superscript"/>
+          <w:rtl/>
+          <w:cs/>
           <w:lang w:val="ar_AE" w:bidi="ar_AE"/>
         </w:rPr>
         <w:t>12</w:t>
       </w:r>
       <w:r>
         <w:rPr>
+          <w:rtl/>
+          <w:cs/>
           <w:lang w:val="ar_AE" w:bidi="ar_AE"/>
         </w:rPr>
         <w:t xml:space="preserve"> أَنْتِ جَنَّةٌ مُغْلَقَةٌ يَا أُخْتِي الْعَرُوسَ. أَنْتِ عَيْنٌ مُقْفَلَةٌ وَيَنْبُوعٌ مَخْتُومٌ!</w:t>
       </w:r>
-      <w:r>
-        <w:rPr>
-          <w:lang w:val="ar_AE" w:bidi="ar_AE"/>
-        </w:rPr>
-      </w:r>
-      <w:r>
-        <w:rPr>
-          <w:lang w:val="ar_AE" w:bidi="ar_AE"/>
-        </w:rPr>
-      </w:r>
-    </w:p>
-    <w:p>
-      <w:pPr>
-        <w:bidi/>
-      </w:pPr>
-      <w:r>
-        <w:rPr>
-          <w:lang w:val="ar_AE" w:bidi="ar_AE"/>
-        </w:rPr>
-      </w:r>
-    </w:p>
-    <w:p>
-      <w:pPr>
-        <w:bidi/>
-      </w:pPr>
-      <w:r>
-        <w:rPr>
-          <w:lang w:val="ar_AE" w:bidi="ar_AE"/>
-        </w:rPr>
-      </w:r>
-      <w:r>
-        <w:rPr>
-          <w:vertAlign w:val="superscript"/>
+    </w:p>
+    <w:p>
+      <w:pPr>
+        <w:bidi/>
+      </w:pPr>
+      <w:r>
+        <w:rPr>
+          <w:rtl/>
+          <w:cs/>
+          <w:lang w:val="ar_AE" w:bidi="ar_AE"/>
+        </w:rPr>
+      </w:r>
+      <w:r>
+        <w:rPr>
+          <w:vertAlign w:val="superscript"/>
+          <w:rtl/>
+          <w:cs/>
           <w:lang w:val="ar_AE" w:bidi="ar_AE"/>
         </w:rPr>
         <w:t>13</w:t>
       </w:r>
       <w:r>
         <w:rPr>
+          <w:rtl/>
+          <w:cs/>
           <w:lang w:val="ar_AE" w:bidi="ar_AE"/>
         </w:rPr>
         <w:t xml:space="preserve"> أَغْرَاسُكِ فِرْدَوْسُ رُمَّانٍ مَعَ خِيرَةِ الأَثْمَارِ وَالحِنَّاءِ وَالنَّارْدِينِ.</w:t>
       </w:r>
-      <w:r>
-        <w:rPr>
-          <w:lang w:val="ar_AE" w:bidi="ar_AE"/>
-        </w:rPr>
-      </w:r>
-      <w:r>
-        <w:rPr>
-          <w:lang w:val="ar_AE" w:bidi="ar_AE"/>
-        </w:rPr>
-      </w:r>
-    </w:p>
-    <w:p>
-      <w:pPr>
-        <w:bidi/>
-      </w:pPr>
-      <w:r>
-        <w:rPr>
-          <w:lang w:val="ar_AE" w:bidi="ar_AE"/>
-        </w:rPr>
-      </w:r>
-    </w:p>
-    <w:p>
-      <w:pPr>
-        <w:bidi/>
-      </w:pPr>
-      <w:r>
-        <w:rPr>
-          <w:lang w:val="ar_AE" w:bidi="ar_AE"/>
-        </w:rPr>
-      </w:r>
-      <w:r>
-        <w:rPr>
-          <w:vertAlign w:val="superscript"/>
+    </w:p>
+    <w:p>
+      <w:pPr>
+        <w:bidi/>
+      </w:pPr>
+      <w:r>
+        <w:rPr>
+          <w:rtl/>
+          <w:cs/>
+          <w:lang w:val="ar_AE" w:bidi="ar_AE"/>
+        </w:rPr>
+      </w:r>
+      <w:r>
+        <w:rPr>
+          <w:vertAlign w:val="superscript"/>
+          <w:rtl/>
+          <w:cs/>
           <w:lang w:val="ar_AE" w:bidi="ar_AE"/>
         </w:rPr>
         <w:t>14</w:t>
       </w:r>
       <w:r>
         <w:rPr>
+          <w:rtl/>
+          <w:cs/>
           <w:lang w:val="ar_AE" w:bidi="ar_AE"/>
         </w:rPr>
         <w:t xml:space="preserve"> نَارِدِينٍ وَزَعْفَرَانَ، قَصَبِ الذَّرِيرَةِ وَقِرْفَةٍ مَعَ كُلِّ أَصْنَافِ اللُّبَانِ وَالْمُرِّ وَالْعُودِ مَعَ أَفْخَرِ الْعُطُورِ.</w:t>
       </w:r>
-      <w:r>
-        <w:rPr>
-          <w:lang w:val="ar_AE" w:bidi="ar_AE"/>
-        </w:rPr>
-      </w:r>
-      <w:r>
-        <w:rPr>
-          <w:lang w:val="ar_AE" w:bidi="ar_AE"/>
-        </w:rPr>
-      </w:r>
-    </w:p>
-    <w:p>
-      <w:pPr>
-        <w:bidi/>
-      </w:pPr>
-      <w:r>
-        <w:rPr>
-          <w:lang w:val="ar_AE" w:bidi="ar_AE"/>
-        </w:rPr>
-      </w:r>
-    </w:p>
-    <w:p>
-      <w:pPr>
-        <w:bidi/>
-      </w:pPr>
-      <w:r>
-        <w:rPr>
-          <w:lang w:val="ar_AE" w:bidi="ar_AE"/>
-        </w:rPr>
-      </w:r>
-      <w:r>
-        <w:rPr>
-          <w:vertAlign w:val="superscript"/>
+    </w:p>
+    <w:p>
+      <w:pPr>
+        <w:bidi/>
+      </w:pPr>
+      <w:r>
+        <w:rPr>
+          <w:rtl/>
+          <w:cs/>
+          <w:lang w:val="ar_AE" w:bidi="ar_AE"/>
+        </w:rPr>
+      </w:r>
+      <w:r>
+        <w:rPr>
+          <w:vertAlign w:val="superscript"/>
+          <w:rtl/>
+          <w:cs/>
           <w:lang w:val="ar_AE" w:bidi="ar_AE"/>
         </w:rPr>
         <w:t>15</w:t>
       </w:r>
       <w:r>
         <w:rPr>
+          <w:rtl/>
+          <w:cs/>
           <w:lang w:val="ar_AE" w:bidi="ar_AE"/>
         </w:rPr>
         <w:t xml:space="preserve"> أَنْتِ يَنْبُوعُ جَنَّاتٍ وَبِئْرُ مِيَاهٍ حَيَّةٍ وَجَدَاوِلُ دَافِقَةٌ مِنْ لُبْنَانَ.</w:t>
       </w:r>
-      <w:r>
-        <w:rPr>
-          <w:lang w:val="ar_AE" w:bidi="ar_AE"/>
-        </w:rPr>
-      </w:r>
-      <w:r>
-        <w:rPr>
-          <w:lang w:val="ar_AE" w:bidi="ar_AE"/>
-        </w:rPr>
-      </w:r>
-    </w:p>
-    <w:p>
-      <w:pPr>
-        <w:bidi/>
-      </w:pPr>
-      <w:r>
-        <w:rPr>
-          <w:lang w:val="ar_AE" w:bidi="ar_AE"/>
-        </w:rPr>
-      </w:r>
-    </w:p>
-    <w:p>
-      <w:pPr>
-        <w:bidi/>
-      </w:pPr>
-      <w:r>
-        <w:rPr>
-          <w:lang w:val="ar_AE" w:bidi="ar_AE"/>
-        </w:rPr>
-      </w:r>
-      <w:r>
-        <w:rPr>
-          <w:vertAlign w:val="superscript"/>
+    </w:p>
+    <w:p>
+      <w:pPr>
+        <w:bidi/>
+      </w:pPr>
+      <w:r>
+        <w:rPr>
+          <w:rtl/>
+          <w:cs/>
+          <w:lang w:val="ar_AE" w:bidi="ar_AE"/>
+        </w:rPr>
+      </w:r>
+      <w:r>
+        <w:rPr>
+          <w:vertAlign w:val="superscript"/>
+          <w:rtl/>
+          <w:cs/>
           <w:lang w:val="ar_AE" w:bidi="ar_AE"/>
         </w:rPr>
         <w:t>16</w:t>
       </w:r>
       <w:r>
         <w:rPr>
+          <w:rtl/>
+          <w:cs/>
           <w:lang w:val="ar_AE" w:bidi="ar_AE"/>
         </w:rPr>
         <w:t xml:space="preserve"> (الْمَحْبُوبَةُ): اسْتَيْقِظِي يَا رِيحَ الشِّمَالِ، وَهُبِّي يَا رِيحَ الْجَنُوبِ، هُبِّي عَلَى جَنَّتِي فَيَنْتَشِرَ عَبِيرُهَا. لِيُقْبِلْ حَبِيبِي إِلَى جَنَّتِهِ وَيَتَذَوَّقْ أَطْيَبَ أَثْمَارِهَا.</w:t>
       </w:r>
-      <w:r>
-        <w:rPr>
-          <w:lang w:val="ar_AE" w:bidi="ar_AE"/>
-        </w:rPr>
-      </w:r>
-      <w:r>
-        <w:rPr>
-          <w:lang w:val="ar_AE" w:bidi="ar_AE"/>
-        </w:rPr>
-      </w:r>
-    </w:p>
-    <w:p>
-      <w:pPr>
-        <w:bidi/>
-      </w:pPr>
-      <w:r>
-        <w:rPr>
-          <w:lang w:val="ar_AE" w:bidi="ar_AE"/>
-        </w:rPr>
-      </w:r>
     </w:p>
     <w:p>
       <w:pPr>
@@ -2932,703 +2089,483 @@
       </w:pPr>
       <w:r>
         <w:rPr>
-          <w:lang w:val="ar_AE" w:bidi="ar_AE"/>
-        </w:rPr>
-        <w:t>Song of Songs 5:1</w:t>
-      </w:r>
-      <w:r>
-        <w:rPr>
-          <w:lang w:val="ar_AE" w:bidi="ar_AE"/>
-        </w:rPr>
-      </w:r>
-    </w:p>
-    <w:p>
-      <w:pPr>
-        <w:bidi/>
-      </w:pPr>
-      <w:r>
-        <w:rPr>
-          <w:lang w:val="ar_AE" w:bidi="ar_AE"/>
-        </w:rPr>
-      </w:r>
-      <w:r>
-        <w:rPr>
-          <w:vertAlign w:val="superscript"/>
+          <w:rtl/>
+          <w:cs/>
+          <w:lang w:val="ar_AE" w:bidi="ar_AE"/>
+        </w:rPr>
+        <w:t>نشيد الأنشاد 5:1</w:t>
+      </w:r>
+      <w:r>
+        <w:rPr>
+          <w:rtl/>
+          <w:cs/>
+          <w:lang w:val="ar_AE" w:bidi="ar_AE"/>
+        </w:rPr>
+      </w:r>
+    </w:p>
+    <w:p>
+      <w:pPr>
+        <w:bidi/>
+      </w:pPr>
+      <w:r>
+        <w:rPr>
+          <w:rtl/>
+          <w:cs/>
+          <w:lang w:val="ar_AE" w:bidi="ar_AE"/>
+        </w:rPr>
+      </w:r>
+      <w:r>
+        <w:rPr>
+          <w:vertAlign w:val="superscript"/>
+          <w:rtl/>
+          <w:cs/>
           <w:lang w:val="ar_AE" w:bidi="ar_AE"/>
         </w:rPr>
         <w:t>1</w:t>
       </w:r>
       <w:r>
         <w:rPr>
+          <w:rtl/>
+          <w:cs/>
           <w:lang w:val="ar_AE" w:bidi="ar_AE"/>
         </w:rPr>
         <w:t xml:space="preserve"> (المُحِبُّ): قَدْ جِئْتُ إِلَى جَنَّتِي يَا أُخْتِي، يَا عَرُوسِي، وَقَطَفْتُ مُرِّي مَعَ أَطْيَابِي، وَأَكَلْتُ شَهْدِي مَعَ عَسَلِي، وَشَرِبْتُ خَمْرِي مَعَ لَبَنِي. (بَنَاتُ أُورُشَلِيمَ): كُلُوا أَيُّهَا الْخُلّانُ. اشْرَبُوا حَتَّى الانْتِشَاءِ أَيُّهَا المُحِبُّونَ.</w:t>
       </w:r>
-      <w:r>
-        <w:rPr>
-          <w:lang w:val="ar_AE" w:bidi="ar_AE"/>
-        </w:rPr>
-      </w:r>
-      <w:r>
-        <w:rPr>
-          <w:lang w:val="ar_AE" w:bidi="ar_AE"/>
-        </w:rPr>
-      </w:r>
-    </w:p>
-    <w:p>
-      <w:pPr>
-        <w:bidi/>
-      </w:pPr>
-      <w:r>
-        <w:rPr>
-          <w:lang w:val="ar_AE" w:bidi="ar_AE"/>
-        </w:rPr>
-      </w:r>
-    </w:p>
-    <w:p>
-      <w:pPr>
-        <w:bidi/>
-      </w:pPr>
-      <w:r>
-        <w:rPr>
-          <w:lang w:val="ar_AE" w:bidi="ar_AE"/>
-        </w:rPr>
-      </w:r>
-      <w:r>
-        <w:rPr>
-          <w:vertAlign w:val="superscript"/>
+    </w:p>
+    <w:p>
+      <w:pPr>
+        <w:bidi/>
+      </w:pPr>
+      <w:r>
+        <w:rPr>
+          <w:rtl/>
+          <w:cs/>
+          <w:lang w:val="ar_AE" w:bidi="ar_AE"/>
+        </w:rPr>
+      </w:r>
+      <w:r>
+        <w:rPr>
+          <w:vertAlign w:val="superscript"/>
+          <w:rtl/>
+          <w:cs/>
           <w:lang w:val="ar_AE" w:bidi="ar_AE"/>
         </w:rPr>
         <w:t>2</w:t>
       </w:r>
       <w:r>
         <w:rPr>
+          <w:rtl/>
+          <w:cs/>
           <w:lang w:val="ar_AE" w:bidi="ar_AE"/>
         </w:rPr>
         <w:t xml:space="preserve"> (الْمَحْبُوبَةُ): قَدْ نِمْتُ وَلَكِنَّ قَلْبِي كَانَ مُسْتَيْقِظاً. آهِ، اسْمَعُوا! هَا صَوْتُ حَبِيبِي قَارِعاً قَائِلاً: افْتَحِي لِي يَا أُخْتِي، يَا حَبِيبَتِي، يَا حَمَامَتِي، يَا كَامِلَتِي! فَإِنَّ رَأْسِي قَدِ ابْتَلَّ مِنَ النَّدَى وَشَعْرِي مِنْ طَلِّ اللَّيْلِ.</w:t>
       </w:r>
-      <w:r>
-        <w:rPr>
-          <w:lang w:val="ar_AE" w:bidi="ar_AE"/>
-        </w:rPr>
-      </w:r>
-      <w:r>
-        <w:rPr>
-          <w:lang w:val="ar_AE" w:bidi="ar_AE"/>
-        </w:rPr>
-      </w:r>
-    </w:p>
-    <w:p>
-      <w:pPr>
-        <w:bidi/>
-      </w:pPr>
-      <w:r>
-        <w:rPr>
-          <w:lang w:val="ar_AE" w:bidi="ar_AE"/>
-        </w:rPr>
-      </w:r>
-    </w:p>
-    <w:p>
-      <w:pPr>
-        <w:bidi/>
-      </w:pPr>
-      <w:r>
-        <w:rPr>
-          <w:lang w:val="ar_AE" w:bidi="ar_AE"/>
-        </w:rPr>
-      </w:r>
-      <w:r>
-        <w:rPr>
-          <w:vertAlign w:val="superscript"/>
+    </w:p>
+    <w:p>
+      <w:pPr>
+        <w:bidi/>
+      </w:pPr>
+      <w:r>
+        <w:rPr>
+          <w:rtl/>
+          <w:cs/>
+          <w:lang w:val="ar_AE" w:bidi="ar_AE"/>
+        </w:rPr>
+      </w:r>
+      <w:r>
+        <w:rPr>
+          <w:vertAlign w:val="superscript"/>
+          <w:rtl/>
+          <w:cs/>
           <w:lang w:val="ar_AE" w:bidi="ar_AE"/>
         </w:rPr>
         <w:t>3</w:t>
       </w:r>
       <w:r>
         <w:rPr>
+          <w:rtl/>
+          <w:cs/>
           <w:lang w:val="ar_AE" w:bidi="ar_AE"/>
         </w:rPr>
         <w:t xml:space="preserve"> فَقُلْتُ: قَدْ خَلَعْتُ ثَوْبِي فَكَيْفَ أَرْتَدِيهِ ثَانِيَةً؟ غَسَلْتُ قَدَمَيَّ فَكَيْفَ أُوَسِّخُهُمَا؟</w:t>
       </w:r>
-      <w:r>
-        <w:rPr>
-          <w:lang w:val="ar_AE" w:bidi="ar_AE"/>
-        </w:rPr>
-      </w:r>
-      <w:r>
-        <w:rPr>
-          <w:lang w:val="ar_AE" w:bidi="ar_AE"/>
-        </w:rPr>
-      </w:r>
-    </w:p>
-    <w:p>
-      <w:pPr>
-        <w:bidi/>
-      </w:pPr>
-      <w:r>
-        <w:rPr>
-          <w:lang w:val="ar_AE" w:bidi="ar_AE"/>
-        </w:rPr>
-      </w:r>
-    </w:p>
-    <w:p>
-      <w:pPr>
-        <w:bidi/>
-      </w:pPr>
-      <w:r>
-        <w:rPr>
-          <w:lang w:val="ar_AE" w:bidi="ar_AE"/>
-        </w:rPr>
-      </w:r>
-      <w:r>
-        <w:rPr>
-          <w:vertAlign w:val="superscript"/>
+    </w:p>
+    <w:p>
+      <w:pPr>
+        <w:bidi/>
+      </w:pPr>
+      <w:r>
+        <w:rPr>
+          <w:rtl/>
+          <w:cs/>
+          <w:lang w:val="ar_AE" w:bidi="ar_AE"/>
+        </w:rPr>
+      </w:r>
+      <w:r>
+        <w:rPr>
+          <w:vertAlign w:val="superscript"/>
+          <w:rtl/>
+          <w:cs/>
           <w:lang w:val="ar_AE" w:bidi="ar_AE"/>
         </w:rPr>
         <w:t>4</w:t>
       </w:r>
       <w:r>
         <w:rPr>
+          <w:rtl/>
+          <w:cs/>
           <w:lang w:val="ar_AE" w:bidi="ar_AE"/>
         </w:rPr>
         <w:t xml:space="preserve"> مَدَّ حَبِيبِي يَدَهُ مِنْ كُوَّةِ الْبَابِ، فَتَحَرَّكَتْ لَهُ مَشَاعِرِي،</w:t>
       </w:r>
-      <w:r>
-        <w:rPr>
-          <w:lang w:val="ar_AE" w:bidi="ar_AE"/>
-        </w:rPr>
-      </w:r>
-      <w:r>
-        <w:rPr>
-          <w:lang w:val="ar_AE" w:bidi="ar_AE"/>
-        </w:rPr>
-      </w:r>
-    </w:p>
-    <w:p>
-      <w:pPr>
-        <w:bidi/>
-      </w:pPr>
-      <w:r>
-        <w:rPr>
-          <w:lang w:val="ar_AE" w:bidi="ar_AE"/>
-        </w:rPr>
-      </w:r>
-    </w:p>
-    <w:p>
-      <w:pPr>
-        <w:bidi/>
-      </w:pPr>
-      <w:r>
-        <w:rPr>
-          <w:lang w:val="ar_AE" w:bidi="ar_AE"/>
-        </w:rPr>
-      </w:r>
-      <w:r>
-        <w:rPr>
-          <w:vertAlign w:val="superscript"/>
+    </w:p>
+    <w:p>
+      <w:pPr>
+        <w:bidi/>
+      </w:pPr>
+      <w:r>
+        <w:rPr>
+          <w:rtl/>
+          <w:cs/>
+          <w:lang w:val="ar_AE" w:bidi="ar_AE"/>
+        </w:rPr>
+      </w:r>
+      <w:r>
+        <w:rPr>
+          <w:vertAlign w:val="superscript"/>
+          <w:rtl/>
+          <w:cs/>
           <w:lang w:val="ar_AE" w:bidi="ar_AE"/>
         </w:rPr>
         <w:t>5</w:t>
       </w:r>
       <w:r>
         <w:rPr>
+          <w:rtl/>
+          <w:cs/>
           <w:lang w:val="ar_AE" w:bidi="ar_AE"/>
         </w:rPr>
         <w:t xml:space="preserve"> فَنَهَضْتُ لأَفْتَحَ لَهُ بِيَدَيْنِ تَقْطُرَانِ مُرّاً، وَأَصَابِعَ تَفِيضُ عِطْراً عَلَى مِزْلاجِ الْبَابِ.</w:t>
       </w:r>
-      <w:r>
-        <w:rPr>
-          <w:lang w:val="ar_AE" w:bidi="ar_AE"/>
-        </w:rPr>
-      </w:r>
-      <w:r>
-        <w:rPr>
-          <w:lang w:val="ar_AE" w:bidi="ar_AE"/>
-        </w:rPr>
-      </w:r>
-    </w:p>
-    <w:p>
-      <w:pPr>
-        <w:bidi/>
-      </w:pPr>
-      <w:r>
-        <w:rPr>
-          <w:lang w:val="ar_AE" w:bidi="ar_AE"/>
-        </w:rPr>
-      </w:r>
-    </w:p>
-    <w:p>
-      <w:pPr>
-        <w:bidi/>
-      </w:pPr>
-      <w:r>
-        <w:rPr>
-          <w:lang w:val="ar_AE" w:bidi="ar_AE"/>
-        </w:rPr>
-      </w:r>
-      <w:r>
-        <w:rPr>
-          <w:vertAlign w:val="superscript"/>
+    </w:p>
+    <w:p>
+      <w:pPr>
+        <w:bidi/>
+      </w:pPr>
+      <w:r>
+        <w:rPr>
+          <w:rtl/>
+          <w:cs/>
+          <w:lang w:val="ar_AE" w:bidi="ar_AE"/>
+        </w:rPr>
+      </w:r>
+      <w:r>
+        <w:rPr>
+          <w:vertAlign w:val="superscript"/>
+          <w:rtl/>
+          <w:cs/>
           <w:lang w:val="ar_AE" w:bidi="ar_AE"/>
         </w:rPr>
         <w:t>6</w:t>
       </w:r>
       <w:r>
         <w:rPr>
+          <w:rtl/>
+          <w:cs/>
           <w:lang w:val="ar_AE" w:bidi="ar_AE"/>
         </w:rPr>
         <w:t xml:space="preserve"> فَتَحْتُ لِحَبِيبِي، لَكِنَّ حَبِيبِي كَانَ قَدِ انْصَرَفَ وَعَبَرَ فَفَارَقَتْنِي نَفْسِي حِينَ ابْتَعَدَ. بَحَثْتُ عَنْهُ فَلَمْ أَجِدْهُ، دَعَوْتُهُ فَلَمْ يُجِبْ.</w:t>
       </w:r>
-      <w:r>
-        <w:rPr>
-          <w:lang w:val="ar_AE" w:bidi="ar_AE"/>
-        </w:rPr>
-      </w:r>
-      <w:r>
-        <w:rPr>
-          <w:lang w:val="ar_AE" w:bidi="ar_AE"/>
-        </w:rPr>
-      </w:r>
-    </w:p>
-    <w:p>
-      <w:pPr>
-        <w:bidi/>
-      </w:pPr>
-      <w:r>
-        <w:rPr>
-          <w:lang w:val="ar_AE" w:bidi="ar_AE"/>
-        </w:rPr>
-      </w:r>
-    </w:p>
-    <w:p>
-      <w:pPr>
-        <w:bidi/>
-      </w:pPr>
-      <w:r>
-        <w:rPr>
-          <w:lang w:val="ar_AE" w:bidi="ar_AE"/>
-        </w:rPr>
-      </w:r>
-      <w:r>
-        <w:rPr>
-          <w:vertAlign w:val="superscript"/>
+    </w:p>
+    <w:p>
+      <w:pPr>
+        <w:bidi/>
+      </w:pPr>
+      <w:r>
+        <w:rPr>
+          <w:rtl/>
+          <w:cs/>
+          <w:lang w:val="ar_AE" w:bidi="ar_AE"/>
+        </w:rPr>
+      </w:r>
+      <w:r>
+        <w:rPr>
+          <w:vertAlign w:val="superscript"/>
+          <w:rtl/>
+          <w:cs/>
           <w:lang w:val="ar_AE" w:bidi="ar_AE"/>
         </w:rPr>
         <w:t>7</w:t>
       </w:r>
       <w:r>
         <w:rPr>
+          <w:rtl/>
+          <w:cs/>
           <w:lang w:val="ar_AE" w:bidi="ar_AE"/>
         </w:rPr>
         <w:t xml:space="preserve"> وَجَدَنِي الْحُرَّاسُ الْمُتَجَوِّلُونَ فِي الْمَدِينَةِ، فَانْهَالُوا عَلَيَّ ضَرْباً فَجَرَحُونِي. نَزَعَ حُرَّاسُ الأَسْوَارِ رِدَائِي عَنِّي.</w:t>
       </w:r>
-      <w:r>
-        <w:rPr>
-          <w:lang w:val="ar_AE" w:bidi="ar_AE"/>
-        </w:rPr>
-      </w:r>
-      <w:r>
-        <w:rPr>
-          <w:lang w:val="ar_AE" w:bidi="ar_AE"/>
-        </w:rPr>
-      </w:r>
-    </w:p>
-    <w:p>
-      <w:pPr>
-        <w:bidi/>
-      </w:pPr>
-      <w:r>
-        <w:rPr>
-          <w:lang w:val="ar_AE" w:bidi="ar_AE"/>
-        </w:rPr>
-      </w:r>
-    </w:p>
-    <w:p>
-      <w:pPr>
-        <w:bidi/>
-      </w:pPr>
-      <w:r>
-        <w:rPr>
-          <w:lang w:val="ar_AE" w:bidi="ar_AE"/>
-        </w:rPr>
-      </w:r>
-      <w:r>
-        <w:rPr>
-          <w:vertAlign w:val="superscript"/>
+    </w:p>
+    <w:p>
+      <w:pPr>
+        <w:bidi/>
+      </w:pPr>
+      <w:r>
+        <w:rPr>
+          <w:rtl/>
+          <w:cs/>
+          <w:lang w:val="ar_AE" w:bidi="ar_AE"/>
+        </w:rPr>
+      </w:r>
+      <w:r>
+        <w:rPr>
+          <w:vertAlign w:val="superscript"/>
+          <w:rtl/>
+          <w:cs/>
           <w:lang w:val="ar_AE" w:bidi="ar_AE"/>
         </w:rPr>
         <w:t>8</w:t>
       </w:r>
       <w:r>
         <w:rPr>
+          <w:rtl/>
+          <w:cs/>
           <w:lang w:val="ar_AE" w:bidi="ar_AE"/>
         </w:rPr>
         <w:t xml:space="preserve"> أَسْتَحْلِفُكُنَّ يَا بَنَاتِ أُورُشَلِيمَ إِنْ وَجَدْتُنَّ حَبِيبِي أَنْ تُبَلِّغْنَهُ أَنِّي مَرِيضَةٌ حُبّاً.</w:t>
       </w:r>
-      <w:r>
-        <w:rPr>
-          <w:lang w:val="ar_AE" w:bidi="ar_AE"/>
-        </w:rPr>
-      </w:r>
-      <w:r>
-        <w:rPr>
-          <w:lang w:val="ar_AE" w:bidi="ar_AE"/>
-        </w:rPr>
-      </w:r>
-    </w:p>
-    <w:p>
-      <w:pPr>
-        <w:bidi/>
-      </w:pPr>
-      <w:r>
-        <w:rPr>
-          <w:lang w:val="ar_AE" w:bidi="ar_AE"/>
-        </w:rPr>
-      </w:r>
-    </w:p>
-    <w:p>
-      <w:pPr>
-        <w:bidi/>
-      </w:pPr>
-      <w:r>
-        <w:rPr>
-          <w:lang w:val="ar_AE" w:bidi="ar_AE"/>
-        </w:rPr>
-      </w:r>
-      <w:r>
-        <w:rPr>
-          <w:vertAlign w:val="superscript"/>
+    </w:p>
+    <w:p>
+      <w:pPr>
+        <w:bidi/>
+      </w:pPr>
+      <w:r>
+        <w:rPr>
+          <w:rtl/>
+          <w:cs/>
+          <w:lang w:val="ar_AE" w:bidi="ar_AE"/>
+        </w:rPr>
+      </w:r>
+      <w:r>
+        <w:rPr>
+          <w:vertAlign w:val="superscript"/>
+          <w:rtl/>
+          <w:cs/>
           <w:lang w:val="ar_AE" w:bidi="ar_AE"/>
         </w:rPr>
         <w:t>9</w:t>
       </w:r>
       <w:r>
         <w:rPr>
+          <w:rtl/>
+          <w:cs/>
           <w:lang w:val="ar_AE" w:bidi="ar_AE"/>
         </w:rPr>
         <w:t xml:space="preserve"> (بَنَاتُ أُورُشَلِيمَ): بِمَ يَفُوقُ حَبِيبُكِ الْمُحِبِّينَ أَيَّتُهَا الْجَمِيلَةُ بَيْنَ النِّسَاءِ؟ بِمَ يَفُوقُ حَبِيبُكِ الْمُحِبِّينَ حَتَّى تَسْتَحْلِفِينَا هَكَذَا؟</w:t>
       </w:r>
-      <w:r>
-        <w:rPr>
-          <w:lang w:val="ar_AE" w:bidi="ar_AE"/>
-        </w:rPr>
-      </w:r>
-      <w:r>
-        <w:rPr>
-          <w:lang w:val="ar_AE" w:bidi="ar_AE"/>
-        </w:rPr>
-      </w:r>
-    </w:p>
-    <w:p>
-      <w:pPr>
-        <w:bidi/>
-      </w:pPr>
-      <w:r>
-        <w:rPr>
-          <w:lang w:val="ar_AE" w:bidi="ar_AE"/>
-        </w:rPr>
-      </w:r>
-    </w:p>
-    <w:p>
-      <w:pPr>
-        <w:bidi/>
-      </w:pPr>
-      <w:r>
-        <w:rPr>
-          <w:lang w:val="ar_AE" w:bidi="ar_AE"/>
-        </w:rPr>
-      </w:r>
-      <w:r>
-        <w:rPr>
-          <w:vertAlign w:val="superscript"/>
+    </w:p>
+    <w:p>
+      <w:pPr>
+        <w:bidi/>
+      </w:pPr>
+      <w:r>
+        <w:rPr>
+          <w:rtl/>
+          <w:cs/>
+          <w:lang w:val="ar_AE" w:bidi="ar_AE"/>
+        </w:rPr>
+      </w:r>
+      <w:r>
+        <w:rPr>
+          <w:vertAlign w:val="superscript"/>
+          <w:rtl/>
+          <w:cs/>
           <w:lang w:val="ar_AE" w:bidi="ar_AE"/>
         </w:rPr>
         <w:t>10</w:t>
       </w:r>
       <w:r>
         <w:rPr>
+          <w:rtl/>
+          <w:cs/>
           <w:lang w:val="ar_AE" w:bidi="ar_AE"/>
         </w:rPr>
         <w:t xml:space="preserve"> (الْمَحْبُوبَةُ): حَبِيبِي مُتَأَلِّقٌ وَأَحْمَرُ، مُتَمَيِّزٌ بَيْنَ الآلَافِ.</w:t>
       </w:r>
-      <w:r>
-        <w:rPr>
-          <w:lang w:val="ar_AE" w:bidi="ar_AE"/>
-        </w:rPr>
-      </w:r>
-      <w:r>
-        <w:rPr>
-          <w:lang w:val="ar_AE" w:bidi="ar_AE"/>
-        </w:rPr>
-      </w:r>
-    </w:p>
-    <w:p>
-      <w:pPr>
-        <w:bidi/>
-      </w:pPr>
-      <w:r>
-        <w:rPr>
-          <w:lang w:val="ar_AE" w:bidi="ar_AE"/>
-        </w:rPr>
-      </w:r>
-    </w:p>
-    <w:p>
-      <w:pPr>
-        <w:bidi/>
-      </w:pPr>
-      <w:r>
-        <w:rPr>
-          <w:lang w:val="ar_AE" w:bidi="ar_AE"/>
-        </w:rPr>
-      </w:r>
-      <w:r>
-        <w:rPr>
-          <w:vertAlign w:val="superscript"/>
+    </w:p>
+    <w:p>
+      <w:pPr>
+        <w:bidi/>
+      </w:pPr>
+      <w:r>
+        <w:rPr>
+          <w:rtl/>
+          <w:cs/>
+          <w:lang w:val="ar_AE" w:bidi="ar_AE"/>
+        </w:rPr>
+      </w:r>
+      <w:r>
+        <w:rPr>
+          <w:vertAlign w:val="superscript"/>
+          <w:rtl/>
+          <w:cs/>
           <w:lang w:val="ar_AE" w:bidi="ar_AE"/>
         </w:rPr>
         <w:t>11</w:t>
       </w:r>
       <w:r>
         <w:rPr>
+          <w:rtl/>
+          <w:cs/>
           <w:lang w:val="ar_AE" w:bidi="ar_AE"/>
         </w:rPr>
         <w:t xml:space="preserve"> رَأْسُهُ ذَهَبٌ خَالِصٌ وَشَعْرُهُ مُتَمَوِّجٌ حَالِكُ السَّوَادِ كَلَوْنِ الْغُرَابِ.</w:t>
       </w:r>
-      <w:r>
-        <w:rPr>
-          <w:lang w:val="ar_AE" w:bidi="ar_AE"/>
-        </w:rPr>
-      </w:r>
-      <w:r>
-        <w:rPr>
-          <w:lang w:val="ar_AE" w:bidi="ar_AE"/>
-        </w:rPr>
-      </w:r>
-    </w:p>
-    <w:p>
-      <w:pPr>
-        <w:bidi/>
-      </w:pPr>
-      <w:r>
-        <w:rPr>
-          <w:lang w:val="ar_AE" w:bidi="ar_AE"/>
-        </w:rPr>
-      </w:r>
-    </w:p>
-    <w:p>
-      <w:pPr>
-        <w:bidi/>
-      </w:pPr>
-      <w:r>
-        <w:rPr>
-          <w:lang w:val="ar_AE" w:bidi="ar_AE"/>
-        </w:rPr>
-      </w:r>
-      <w:r>
-        <w:rPr>
-          <w:vertAlign w:val="superscript"/>
+    </w:p>
+    <w:p>
+      <w:pPr>
+        <w:bidi/>
+      </w:pPr>
+      <w:r>
+        <w:rPr>
+          <w:rtl/>
+          <w:cs/>
+          <w:lang w:val="ar_AE" w:bidi="ar_AE"/>
+        </w:rPr>
+      </w:r>
+      <w:r>
+        <w:rPr>
+          <w:vertAlign w:val="superscript"/>
+          <w:rtl/>
+          <w:cs/>
           <w:lang w:val="ar_AE" w:bidi="ar_AE"/>
         </w:rPr>
         <w:t>12</w:t>
       </w:r>
       <w:r>
         <w:rPr>
+          <w:rtl/>
+          <w:cs/>
           <w:lang w:val="ar_AE" w:bidi="ar_AE"/>
         </w:rPr>
         <w:t xml:space="preserve"> عَيْنَاهُ حَمَامَتَانِ عِنْدَ مَجَارِي الْمِيَاهِ، مَغْسُولَتَانِ مُسْتَقِرَّتَانِ فِي مَوْضِعِهِمَا.</w:t>
       </w:r>
-      <w:r>
-        <w:rPr>
-          <w:lang w:val="ar_AE" w:bidi="ar_AE"/>
-        </w:rPr>
-      </w:r>
-      <w:r>
-        <w:rPr>
-          <w:lang w:val="ar_AE" w:bidi="ar_AE"/>
-        </w:rPr>
-      </w:r>
-    </w:p>
-    <w:p>
-      <w:pPr>
-        <w:bidi/>
-      </w:pPr>
-      <w:r>
-        <w:rPr>
-          <w:lang w:val="ar_AE" w:bidi="ar_AE"/>
-        </w:rPr>
-      </w:r>
-    </w:p>
-    <w:p>
-      <w:pPr>
-        <w:bidi/>
-      </w:pPr>
-      <w:r>
-        <w:rPr>
-          <w:lang w:val="ar_AE" w:bidi="ar_AE"/>
-        </w:rPr>
-      </w:r>
-      <w:r>
-        <w:rPr>
-          <w:vertAlign w:val="superscript"/>
+    </w:p>
+    <w:p>
+      <w:pPr>
+        <w:bidi/>
+      </w:pPr>
+      <w:r>
+        <w:rPr>
+          <w:rtl/>
+          <w:cs/>
+          <w:lang w:val="ar_AE" w:bidi="ar_AE"/>
+        </w:rPr>
+      </w:r>
+      <w:r>
+        <w:rPr>
+          <w:vertAlign w:val="superscript"/>
+          <w:rtl/>
+          <w:cs/>
           <w:lang w:val="ar_AE" w:bidi="ar_AE"/>
         </w:rPr>
         <w:t>13</w:t>
       </w:r>
       <w:r>
         <w:rPr>
+          <w:rtl/>
+          <w:cs/>
           <w:lang w:val="ar_AE" w:bidi="ar_AE"/>
         </w:rPr>
         <w:t xml:space="preserve"> خَدَّاهُ كَخَمِيلَةِ طِيبٍ تَفُوحَانِ عِطْراً، وَشَفَتَاهُ كَالسَّوْسَنِ تَقْطُرَانِ مُرّاً شَذِيّاً.</w:t>
       </w:r>
-      <w:r>
-        <w:rPr>
-          <w:lang w:val="ar_AE" w:bidi="ar_AE"/>
-        </w:rPr>
-      </w:r>
-      <w:r>
-        <w:rPr>
-          <w:lang w:val="ar_AE" w:bidi="ar_AE"/>
-        </w:rPr>
-      </w:r>
-    </w:p>
-    <w:p>
-      <w:pPr>
-        <w:bidi/>
-      </w:pPr>
-      <w:r>
-        <w:rPr>
-          <w:lang w:val="ar_AE" w:bidi="ar_AE"/>
-        </w:rPr>
-      </w:r>
-    </w:p>
-    <w:p>
-      <w:pPr>
-        <w:bidi/>
-      </w:pPr>
-      <w:r>
-        <w:rPr>
-          <w:lang w:val="ar_AE" w:bidi="ar_AE"/>
-        </w:rPr>
-      </w:r>
-      <w:r>
-        <w:rPr>
-          <w:vertAlign w:val="superscript"/>
+    </w:p>
+    <w:p>
+      <w:pPr>
+        <w:bidi/>
+      </w:pPr>
+      <w:r>
+        <w:rPr>
+          <w:rtl/>
+          <w:cs/>
+          <w:lang w:val="ar_AE" w:bidi="ar_AE"/>
+        </w:rPr>
+      </w:r>
+      <w:r>
+        <w:rPr>
+          <w:vertAlign w:val="superscript"/>
+          <w:rtl/>
+          <w:cs/>
           <w:lang w:val="ar_AE" w:bidi="ar_AE"/>
         </w:rPr>
         <w:t>14</w:t>
       </w:r>
       <w:r>
         <w:rPr>
+          <w:rtl/>
+          <w:cs/>
           <w:lang w:val="ar_AE" w:bidi="ar_AE"/>
         </w:rPr>
         <w:t xml:space="preserve"> يَدَاهُ حَلَقَتَانِ مِنْ ذَهَبٍ مُدَوَّرَتَانِ وَمُرَصَّعَتَانِ بِالزَّبَرْجَدِ، وَجِسْمُهُ عَاجٌ مَصْقُولٌ مُغَشّىً بِالْيَاقُوتِ الأَزْرَقِ.</w:t>
       </w:r>
-      <w:r>
-        <w:rPr>
-          <w:lang w:val="ar_AE" w:bidi="ar_AE"/>
-        </w:rPr>
-      </w:r>
-      <w:r>
-        <w:rPr>
-          <w:lang w:val="ar_AE" w:bidi="ar_AE"/>
-        </w:rPr>
-      </w:r>
-    </w:p>
-    <w:p>
-      <w:pPr>
-        <w:bidi/>
-      </w:pPr>
-      <w:r>
-        <w:rPr>
-          <w:lang w:val="ar_AE" w:bidi="ar_AE"/>
-        </w:rPr>
-      </w:r>
-    </w:p>
-    <w:p>
-      <w:pPr>
-        <w:bidi/>
-      </w:pPr>
-      <w:r>
-        <w:rPr>
-          <w:lang w:val="ar_AE" w:bidi="ar_AE"/>
-        </w:rPr>
-      </w:r>
-      <w:r>
-        <w:rPr>
-          <w:vertAlign w:val="superscript"/>
+    </w:p>
+    <w:p>
+      <w:pPr>
+        <w:bidi/>
+      </w:pPr>
+      <w:r>
+        <w:rPr>
+          <w:rtl/>
+          <w:cs/>
+          <w:lang w:val="ar_AE" w:bidi="ar_AE"/>
+        </w:rPr>
+      </w:r>
+      <w:r>
+        <w:rPr>
+          <w:vertAlign w:val="superscript"/>
+          <w:rtl/>
+          <w:cs/>
           <w:lang w:val="ar_AE" w:bidi="ar_AE"/>
         </w:rPr>
         <w:t>15</w:t>
       </w:r>
       <w:r>
         <w:rPr>
+          <w:rtl/>
+          <w:cs/>
           <w:lang w:val="ar_AE" w:bidi="ar_AE"/>
         </w:rPr>
         <w:t xml:space="preserve"> سَاقَاهُ عَمُودَا رُخَامٍ قَائِمَتَانِ عَلَى قَاعِدَتَيْنِ مِنْ ذَهَبٍ نَقِيٍّ، طَلْعَتُهُ كَلُبْنَانَ، كَأَبْهَى أَشْجَارِ الأَرْزِ.</w:t>
       </w:r>
-      <w:r>
-        <w:rPr>
-          <w:lang w:val="ar_AE" w:bidi="ar_AE"/>
-        </w:rPr>
-      </w:r>
-      <w:r>
-        <w:rPr>
-          <w:lang w:val="ar_AE" w:bidi="ar_AE"/>
-        </w:rPr>
-      </w:r>
-    </w:p>
-    <w:p>
-      <w:pPr>
-        <w:bidi/>
-      </w:pPr>
-      <w:r>
-        <w:rPr>
-          <w:lang w:val="ar_AE" w:bidi="ar_AE"/>
-        </w:rPr>
-      </w:r>
-    </w:p>
-    <w:p>
-      <w:pPr>
-        <w:bidi/>
-      </w:pPr>
-      <w:r>
-        <w:rPr>
-          <w:lang w:val="ar_AE" w:bidi="ar_AE"/>
-        </w:rPr>
-      </w:r>
-      <w:r>
-        <w:rPr>
-          <w:vertAlign w:val="superscript"/>
+    </w:p>
+    <w:p>
+      <w:pPr>
+        <w:bidi/>
+      </w:pPr>
+      <w:r>
+        <w:rPr>
+          <w:rtl/>
+          <w:cs/>
+          <w:lang w:val="ar_AE" w:bidi="ar_AE"/>
+        </w:rPr>
+      </w:r>
+      <w:r>
+        <w:rPr>
+          <w:vertAlign w:val="superscript"/>
+          <w:rtl/>
+          <w:cs/>
           <w:lang w:val="ar_AE" w:bidi="ar_AE"/>
         </w:rPr>
         <w:t>16</w:t>
       </w:r>
       <w:r>
         <w:rPr>
+          <w:rtl/>
+          <w:cs/>
           <w:lang w:val="ar_AE" w:bidi="ar_AE"/>
         </w:rPr>
         <w:t xml:space="preserve"> فَمُهُ عَذْبٌ، وَكُلُّهُ مُشْتَهَيَاتٌ. هَذَا هُوَ حَبِيبِي وَهَذَا هُوَ خَلِيلِي يَا بَنَاتِ أُورُشَلِيمَ!</w:t>
       </w:r>
-      <w:r>
-        <w:rPr>
-          <w:lang w:val="ar_AE" w:bidi="ar_AE"/>
-        </w:rPr>
-      </w:r>
-      <w:r>
-        <w:rPr>
-          <w:lang w:val="ar_AE" w:bidi="ar_AE"/>
-        </w:rPr>
-      </w:r>
-    </w:p>
-    <w:p>
-      <w:pPr>
-        <w:bidi/>
-      </w:pPr>
-      <w:r>
-        <w:rPr>
-          <w:lang w:val="ar_AE" w:bidi="ar_AE"/>
-        </w:rPr>
-      </w:r>
     </w:p>
     <w:p>
       <w:pPr>
@@ -3637,574 +2574,396 @@
       </w:pPr>
       <w:r>
         <w:rPr>
-          <w:lang w:val="ar_AE" w:bidi="ar_AE"/>
-        </w:rPr>
-        <w:t>Song of Songs 6:1</w:t>
-      </w:r>
-      <w:r>
-        <w:rPr>
-          <w:lang w:val="ar_AE" w:bidi="ar_AE"/>
-        </w:rPr>
-      </w:r>
-    </w:p>
-    <w:p>
-      <w:pPr>
-        <w:bidi/>
-      </w:pPr>
-      <w:r>
-        <w:rPr>
-          <w:lang w:val="ar_AE" w:bidi="ar_AE"/>
-        </w:rPr>
-      </w:r>
-      <w:r>
-        <w:rPr>
-          <w:vertAlign w:val="superscript"/>
+          <w:rtl/>
+          <w:cs/>
+          <w:lang w:val="ar_AE" w:bidi="ar_AE"/>
+        </w:rPr>
+        <w:t>نشيد الأنشاد 6:1</w:t>
+      </w:r>
+      <w:r>
+        <w:rPr>
+          <w:rtl/>
+          <w:cs/>
+          <w:lang w:val="ar_AE" w:bidi="ar_AE"/>
+        </w:rPr>
+      </w:r>
+    </w:p>
+    <w:p>
+      <w:pPr>
+        <w:bidi/>
+      </w:pPr>
+      <w:r>
+        <w:rPr>
+          <w:rtl/>
+          <w:cs/>
+          <w:lang w:val="ar_AE" w:bidi="ar_AE"/>
+        </w:rPr>
+      </w:r>
+      <w:r>
+        <w:rPr>
+          <w:vertAlign w:val="superscript"/>
+          <w:rtl/>
+          <w:cs/>
           <w:lang w:val="ar_AE" w:bidi="ar_AE"/>
         </w:rPr>
         <w:t>1</w:t>
       </w:r>
       <w:r>
         <w:rPr>
+          <w:rtl/>
+          <w:cs/>
           <w:lang w:val="ar_AE" w:bidi="ar_AE"/>
         </w:rPr>
         <w:t xml:space="preserve"> (بَنَاتُ أُورُشَلِيمَ): أَيْنَ ذَهَبَ حَبِيبُكِ أَيَّتُهَا الْجَمِيلَةُ بَيْنَ النِّسَاءِ؟ إِلَى أَيْنَ تَحَوَّلَ حَبِيبُكِ فَنَبْحَثَ عَنْهُ مَعَكِ؟</w:t>
       </w:r>
-      <w:r>
-        <w:rPr>
-          <w:lang w:val="ar_AE" w:bidi="ar_AE"/>
-        </w:rPr>
-      </w:r>
-      <w:r>
-        <w:rPr>
-          <w:lang w:val="ar_AE" w:bidi="ar_AE"/>
-        </w:rPr>
-      </w:r>
-    </w:p>
-    <w:p>
-      <w:pPr>
-        <w:bidi/>
-      </w:pPr>
-      <w:r>
-        <w:rPr>
-          <w:lang w:val="ar_AE" w:bidi="ar_AE"/>
-        </w:rPr>
-      </w:r>
-    </w:p>
-    <w:p>
-      <w:pPr>
-        <w:bidi/>
-      </w:pPr>
-      <w:r>
-        <w:rPr>
-          <w:lang w:val="ar_AE" w:bidi="ar_AE"/>
-        </w:rPr>
-      </w:r>
-      <w:r>
-        <w:rPr>
-          <w:vertAlign w:val="superscript"/>
+    </w:p>
+    <w:p>
+      <w:pPr>
+        <w:bidi/>
+      </w:pPr>
+      <w:r>
+        <w:rPr>
+          <w:rtl/>
+          <w:cs/>
+          <w:lang w:val="ar_AE" w:bidi="ar_AE"/>
+        </w:rPr>
+      </w:r>
+      <w:r>
+        <w:rPr>
+          <w:vertAlign w:val="superscript"/>
+          <w:rtl/>
+          <w:cs/>
           <w:lang w:val="ar_AE" w:bidi="ar_AE"/>
         </w:rPr>
         <w:t>2</w:t>
       </w:r>
       <w:r>
         <w:rPr>
+          <w:rtl/>
+          <w:cs/>
           <w:lang w:val="ar_AE" w:bidi="ar_AE"/>
         </w:rPr>
         <w:t xml:space="preserve"> (الْمَحْبُوبَةُ): قَدِ انْطَلَقَ حَبِيبِي إِلَى جَنَّتِهِ، إِلَى خَمَائِلِ الأَطْيَابِ لِيَرْعَى فِي الرَّوْضَاتِ وَيَقْطِفَ السَّوْسَنَ.</w:t>
       </w:r>
-      <w:r>
-        <w:rPr>
-          <w:lang w:val="ar_AE" w:bidi="ar_AE"/>
-        </w:rPr>
-      </w:r>
-      <w:r>
-        <w:rPr>
-          <w:lang w:val="ar_AE" w:bidi="ar_AE"/>
-        </w:rPr>
-      </w:r>
-    </w:p>
-    <w:p>
-      <w:pPr>
-        <w:bidi/>
-      </w:pPr>
-      <w:r>
-        <w:rPr>
-          <w:lang w:val="ar_AE" w:bidi="ar_AE"/>
-        </w:rPr>
-      </w:r>
-    </w:p>
-    <w:p>
-      <w:pPr>
-        <w:bidi/>
-      </w:pPr>
-      <w:r>
-        <w:rPr>
-          <w:lang w:val="ar_AE" w:bidi="ar_AE"/>
-        </w:rPr>
-      </w:r>
-      <w:r>
-        <w:rPr>
-          <w:vertAlign w:val="superscript"/>
+    </w:p>
+    <w:p>
+      <w:pPr>
+        <w:bidi/>
+      </w:pPr>
+      <w:r>
+        <w:rPr>
+          <w:rtl/>
+          <w:cs/>
+          <w:lang w:val="ar_AE" w:bidi="ar_AE"/>
+        </w:rPr>
+      </w:r>
+      <w:r>
+        <w:rPr>
+          <w:vertAlign w:val="superscript"/>
+          <w:rtl/>
+          <w:cs/>
           <w:lang w:val="ar_AE" w:bidi="ar_AE"/>
         </w:rPr>
         <w:t>3</w:t>
       </w:r>
       <w:r>
         <w:rPr>
+          <w:rtl/>
+          <w:cs/>
           <w:lang w:val="ar_AE" w:bidi="ar_AE"/>
         </w:rPr>
         <w:t xml:space="preserve"> أَنَا لِحَبِيبِي، وَحَبِيبِي لِي، وَهُوَ يَرْعَى بَيْنَ السَّوْسَنِ.</w:t>
       </w:r>
-      <w:r>
-        <w:rPr>
-          <w:lang w:val="ar_AE" w:bidi="ar_AE"/>
-        </w:rPr>
-      </w:r>
-      <w:r>
-        <w:rPr>
-          <w:lang w:val="ar_AE" w:bidi="ar_AE"/>
-        </w:rPr>
-      </w:r>
-    </w:p>
-    <w:p>
-      <w:pPr>
-        <w:bidi/>
-      </w:pPr>
-      <w:r>
-        <w:rPr>
-          <w:lang w:val="ar_AE" w:bidi="ar_AE"/>
-        </w:rPr>
-      </w:r>
-    </w:p>
-    <w:p>
-      <w:pPr>
-        <w:bidi/>
-      </w:pPr>
-      <w:r>
-        <w:rPr>
-          <w:lang w:val="ar_AE" w:bidi="ar_AE"/>
-        </w:rPr>
-      </w:r>
-      <w:r>
-        <w:rPr>
-          <w:vertAlign w:val="superscript"/>
+    </w:p>
+    <w:p>
+      <w:pPr>
+        <w:bidi/>
+      </w:pPr>
+      <w:r>
+        <w:rPr>
+          <w:rtl/>
+          <w:cs/>
+          <w:lang w:val="ar_AE" w:bidi="ar_AE"/>
+        </w:rPr>
+      </w:r>
+      <w:r>
+        <w:rPr>
+          <w:vertAlign w:val="superscript"/>
+          <w:rtl/>
+          <w:cs/>
           <w:lang w:val="ar_AE" w:bidi="ar_AE"/>
         </w:rPr>
         <w:t>4</w:t>
       </w:r>
       <w:r>
         <w:rPr>
+          <w:rtl/>
+          <w:cs/>
           <w:lang w:val="ar_AE" w:bidi="ar_AE"/>
         </w:rPr>
         <w:t xml:space="preserve"> (المُحِبُّ): أَنْتِ جَمِيلَةٌ يَا حَبِيبَتِي كَتِرْصَةَ، حَسْنَاءُ كَأُورُشَلِيمَ، وَجَلِيلَةٌ كَجَيْشٍ يَرْفَعُ أَعْلامَهُ.</w:t>
       </w:r>
-      <w:r>
-        <w:rPr>
-          <w:lang w:val="ar_AE" w:bidi="ar_AE"/>
-        </w:rPr>
-      </w:r>
-      <w:r>
-        <w:rPr>
-          <w:lang w:val="ar_AE" w:bidi="ar_AE"/>
-        </w:rPr>
-      </w:r>
-    </w:p>
-    <w:p>
-      <w:pPr>
-        <w:bidi/>
-      </w:pPr>
-      <w:r>
-        <w:rPr>
-          <w:lang w:val="ar_AE" w:bidi="ar_AE"/>
-        </w:rPr>
-      </w:r>
-    </w:p>
-    <w:p>
-      <w:pPr>
-        <w:bidi/>
-      </w:pPr>
-      <w:r>
-        <w:rPr>
-          <w:lang w:val="ar_AE" w:bidi="ar_AE"/>
-        </w:rPr>
-      </w:r>
-      <w:r>
-        <w:rPr>
-          <w:vertAlign w:val="superscript"/>
+    </w:p>
+    <w:p>
+      <w:pPr>
+        <w:bidi/>
+      </w:pPr>
+      <w:r>
+        <w:rPr>
+          <w:rtl/>
+          <w:cs/>
+          <w:lang w:val="ar_AE" w:bidi="ar_AE"/>
+        </w:rPr>
+      </w:r>
+      <w:r>
+        <w:rPr>
+          <w:vertAlign w:val="superscript"/>
+          <w:rtl/>
+          <w:cs/>
           <w:lang w:val="ar_AE" w:bidi="ar_AE"/>
         </w:rPr>
         <w:t>5</w:t>
       </w:r>
       <w:r>
         <w:rPr>
+          <w:rtl/>
+          <w:cs/>
           <w:lang w:val="ar_AE" w:bidi="ar_AE"/>
         </w:rPr>
         <w:t xml:space="preserve"> أَشِيحِي بِعَيْنَيْكِ عَنِّي فَقَدْ قَهَرَتَانِي. شَعْرُكِ كَقَطِيعِ مَاعِزٍ مُنْحَدِرٍ مِنْ جِلْعَادَ.</w:t>
       </w:r>
-      <w:r>
-        <w:rPr>
-          <w:lang w:val="ar_AE" w:bidi="ar_AE"/>
-        </w:rPr>
-      </w:r>
-      <w:r>
-        <w:rPr>
-          <w:lang w:val="ar_AE" w:bidi="ar_AE"/>
-        </w:rPr>
-      </w:r>
-    </w:p>
-    <w:p>
-      <w:pPr>
-        <w:bidi/>
-      </w:pPr>
-      <w:r>
-        <w:rPr>
-          <w:lang w:val="ar_AE" w:bidi="ar_AE"/>
-        </w:rPr>
-      </w:r>
-    </w:p>
-    <w:p>
-      <w:pPr>
-        <w:bidi/>
-      </w:pPr>
-      <w:r>
-        <w:rPr>
-          <w:lang w:val="ar_AE" w:bidi="ar_AE"/>
-        </w:rPr>
-      </w:r>
-      <w:r>
-        <w:rPr>
-          <w:vertAlign w:val="superscript"/>
+    </w:p>
+    <w:p>
+      <w:pPr>
+        <w:bidi/>
+      </w:pPr>
+      <w:r>
+        <w:rPr>
+          <w:rtl/>
+          <w:cs/>
+          <w:lang w:val="ar_AE" w:bidi="ar_AE"/>
+        </w:rPr>
+      </w:r>
+      <w:r>
+        <w:rPr>
+          <w:vertAlign w:val="superscript"/>
+          <w:rtl/>
+          <w:cs/>
           <w:lang w:val="ar_AE" w:bidi="ar_AE"/>
         </w:rPr>
         <w:t>6</w:t>
       </w:r>
       <w:r>
         <w:rPr>
+          <w:rtl/>
+          <w:cs/>
           <w:lang w:val="ar_AE" w:bidi="ar_AE"/>
         </w:rPr>
         <w:t xml:space="preserve"> أَسْنَانُكِ فِي بَيَاضِهَا كَقَطِيعِ غَنَمٍ خَارِجٍ مِنَ الاغْتِسَالِ؛ كُلُّ وَاحِدَةٍ مِنْهَا ذَاتُ تَوْأَمٍ وَمَا فِيهَا عَقِيمٌ.</w:t>
       </w:r>
-      <w:r>
-        <w:rPr>
-          <w:lang w:val="ar_AE" w:bidi="ar_AE"/>
-        </w:rPr>
-      </w:r>
-      <w:r>
-        <w:rPr>
-          <w:lang w:val="ar_AE" w:bidi="ar_AE"/>
-        </w:rPr>
-      </w:r>
-    </w:p>
-    <w:p>
-      <w:pPr>
-        <w:bidi/>
-      </w:pPr>
-      <w:r>
-        <w:rPr>
-          <w:lang w:val="ar_AE" w:bidi="ar_AE"/>
-        </w:rPr>
-      </w:r>
-    </w:p>
-    <w:p>
-      <w:pPr>
-        <w:bidi/>
-      </w:pPr>
-      <w:r>
-        <w:rPr>
-          <w:lang w:val="ar_AE" w:bidi="ar_AE"/>
-        </w:rPr>
-      </w:r>
-      <w:r>
-        <w:rPr>
-          <w:vertAlign w:val="superscript"/>
+    </w:p>
+    <w:p>
+      <w:pPr>
+        <w:bidi/>
+      </w:pPr>
+      <w:r>
+        <w:rPr>
+          <w:rtl/>
+          <w:cs/>
+          <w:lang w:val="ar_AE" w:bidi="ar_AE"/>
+        </w:rPr>
+      </w:r>
+      <w:r>
+        <w:rPr>
+          <w:vertAlign w:val="superscript"/>
+          <w:rtl/>
+          <w:cs/>
           <w:lang w:val="ar_AE" w:bidi="ar_AE"/>
         </w:rPr>
         <w:t>7</w:t>
       </w:r>
       <w:r>
         <w:rPr>
+          <w:rtl/>
+          <w:cs/>
           <w:lang w:val="ar_AE" w:bidi="ar_AE"/>
         </w:rPr>
         <w:t xml:space="preserve"> خَدَّاكِ تَحْتَ نَقَابِكِ كَفِلْقَتَيْ رُمَّانَةٍ.</w:t>
       </w:r>
-      <w:r>
-        <w:rPr>
-          <w:lang w:val="ar_AE" w:bidi="ar_AE"/>
-        </w:rPr>
-      </w:r>
-      <w:r>
-        <w:rPr>
-          <w:lang w:val="ar_AE" w:bidi="ar_AE"/>
-        </w:rPr>
-      </w:r>
-    </w:p>
-    <w:p>
-      <w:pPr>
-        <w:bidi/>
-      </w:pPr>
-      <w:r>
-        <w:rPr>
-          <w:lang w:val="ar_AE" w:bidi="ar_AE"/>
-        </w:rPr>
-      </w:r>
-    </w:p>
-    <w:p>
-      <w:pPr>
-        <w:bidi/>
-      </w:pPr>
-      <w:r>
-        <w:rPr>
-          <w:lang w:val="ar_AE" w:bidi="ar_AE"/>
-        </w:rPr>
-      </w:r>
-      <w:r>
-        <w:rPr>
-          <w:vertAlign w:val="superscript"/>
+    </w:p>
+    <w:p>
+      <w:pPr>
+        <w:bidi/>
+      </w:pPr>
+      <w:r>
+        <w:rPr>
+          <w:rtl/>
+          <w:cs/>
+          <w:lang w:val="ar_AE" w:bidi="ar_AE"/>
+        </w:rPr>
+      </w:r>
+      <w:r>
+        <w:rPr>
+          <w:vertAlign w:val="superscript"/>
+          <w:rtl/>
+          <w:cs/>
           <w:lang w:val="ar_AE" w:bidi="ar_AE"/>
         </w:rPr>
         <w:t>8</w:t>
       </w:r>
       <w:r>
         <w:rPr>
+          <w:rtl/>
+          <w:cs/>
           <w:lang w:val="ar_AE" w:bidi="ar_AE"/>
         </w:rPr>
         <w:t xml:space="preserve"> هُنَاكَ سِتُّونَ مَلِكَةً وَثَمَانُونَ سُرِّيَّةً وَعَذَارَى لَا يُحْصَى لَهُنَّ عَدَدٌ.</w:t>
       </w:r>
-      <w:r>
-        <w:rPr>
-          <w:lang w:val="ar_AE" w:bidi="ar_AE"/>
-        </w:rPr>
-      </w:r>
-      <w:r>
-        <w:rPr>
-          <w:lang w:val="ar_AE" w:bidi="ar_AE"/>
-        </w:rPr>
-      </w:r>
-    </w:p>
-    <w:p>
-      <w:pPr>
-        <w:bidi/>
-      </w:pPr>
-      <w:r>
-        <w:rPr>
-          <w:lang w:val="ar_AE" w:bidi="ar_AE"/>
-        </w:rPr>
-      </w:r>
-    </w:p>
-    <w:p>
-      <w:pPr>
-        <w:bidi/>
-      </w:pPr>
-      <w:r>
-        <w:rPr>
-          <w:lang w:val="ar_AE" w:bidi="ar_AE"/>
-        </w:rPr>
-      </w:r>
-      <w:r>
-        <w:rPr>
-          <w:vertAlign w:val="superscript"/>
+    </w:p>
+    <w:p>
+      <w:pPr>
+        <w:bidi/>
+      </w:pPr>
+      <w:r>
+        <w:rPr>
+          <w:rtl/>
+          <w:cs/>
+          <w:lang w:val="ar_AE" w:bidi="ar_AE"/>
+        </w:rPr>
+      </w:r>
+      <w:r>
+        <w:rPr>
+          <w:vertAlign w:val="superscript"/>
+          <w:rtl/>
+          <w:cs/>
           <w:lang w:val="ar_AE" w:bidi="ar_AE"/>
         </w:rPr>
         <w:t>9</w:t>
       </w:r>
       <w:r>
         <w:rPr>
+          <w:rtl/>
+          <w:cs/>
           <w:lang w:val="ar_AE" w:bidi="ar_AE"/>
         </w:rPr>
         <w:t xml:space="preserve"> لَكِنَّكِ يَا حَمَامَتِي يَا كَامِلَتِي فَرِيدَةٌ، الابْنَةُ الْوَحِيدَةُ لأُمِّهَا، الأَعَزُّ عَلَى مَنْ أَنْجَبَتْهَا. رَأَتْهَا الْعَذَارَى فَطَوَّبْنَهَا، وَشَاهَدَتْهَا الْمَلِكَاتُ وَالسَّرَارِي فَمَدَحْنَهَا.</w:t>
       </w:r>
-      <w:r>
-        <w:rPr>
-          <w:lang w:val="ar_AE" w:bidi="ar_AE"/>
-        </w:rPr>
-      </w:r>
-      <w:r>
-        <w:rPr>
-          <w:lang w:val="ar_AE" w:bidi="ar_AE"/>
-        </w:rPr>
-      </w:r>
-    </w:p>
-    <w:p>
-      <w:pPr>
-        <w:bidi/>
-      </w:pPr>
-      <w:r>
-        <w:rPr>
-          <w:lang w:val="ar_AE" w:bidi="ar_AE"/>
-        </w:rPr>
-      </w:r>
-    </w:p>
-    <w:p>
-      <w:pPr>
-        <w:bidi/>
-      </w:pPr>
-      <w:r>
-        <w:rPr>
-          <w:lang w:val="ar_AE" w:bidi="ar_AE"/>
-        </w:rPr>
-      </w:r>
-      <w:r>
-        <w:rPr>
-          <w:vertAlign w:val="superscript"/>
+    </w:p>
+    <w:p>
+      <w:pPr>
+        <w:bidi/>
+      </w:pPr>
+      <w:r>
+        <w:rPr>
+          <w:rtl/>
+          <w:cs/>
+          <w:lang w:val="ar_AE" w:bidi="ar_AE"/>
+        </w:rPr>
+      </w:r>
+      <w:r>
+        <w:rPr>
+          <w:vertAlign w:val="superscript"/>
+          <w:rtl/>
+          <w:cs/>
           <w:lang w:val="ar_AE" w:bidi="ar_AE"/>
         </w:rPr>
         <w:t>10</w:t>
       </w:r>
       <w:r>
         <w:rPr>
+          <w:rtl/>
+          <w:cs/>
           <w:lang w:val="ar_AE" w:bidi="ar_AE"/>
         </w:rPr>
         <w:t xml:space="preserve"> مَنْ هَذِهِ الطَّالِعَةُ كَالْفَجْرِ، الْجَمِيلَةُ كَالْبَدْرِ، الْمُشْرِقَةُ كَالشَّمْسِ، الْجَلِيلَةُ كَجَيْشٍ يَرْفَعُ أَعْلامَهُ؟</w:t>
       </w:r>
-      <w:r>
-        <w:rPr>
-          <w:lang w:val="ar_AE" w:bidi="ar_AE"/>
-        </w:rPr>
-      </w:r>
-      <w:r>
-        <w:rPr>
-          <w:lang w:val="ar_AE" w:bidi="ar_AE"/>
-        </w:rPr>
-      </w:r>
-    </w:p>
-    <w:p>
-      <w:pPr>
-        <w:bidi/>
-      </w:pPr>
-      <w:r>
-        <w:rPr>
-          <w:lang w:val="ar_AE" w:bidi="ar_AE"/>
-        </w:rPr>
-      </w:r>
-    </w:p>
-    <w:p>
-      <w:pPr>
-        <w:bidi/>
-      </w:pPr>
-      <w:r>
-        <w:rPr>
-          <w:lang w:val="ar_AE" w:bidi="ar_AE"/>
-        </w:rPr>
-      </w:r>
-      <w:r>
-        <w:rPr>
-          <w:vertAlign w:val="superscript"/>
+    </w:p>
+    <w:p>
+      <w:pPr>
+        <w:bidi/>
+      </w:pPr>
+      <w:r>
+        <w:rPr>
+          <w:rtl/>
+          <w:cs/>
+          <w:lang w:val="ar_AE" w:bidi="ar_AE"/>
+        </w:rPr>
+      </w:r>
+      <w:r>
+        <w:rPr>
+          <w:vertAlign w:val="superscript"/>
+          <w:rtl/>
+          <w:cs/>
           <w:lang w:val="ar_AE" w:bidi="ar_AE"/>
         </w:rPr>
         <w:t>11</w:t>
       </w:r>
       <w:r>
         <w:rPr>
+          <w:rtl/>
+          <w:cs/>
           <w:lang w:val="ar_AE" w:bidi="ar_AE"/>
         </w:rPr>
         <w:t xml:space="preserve"> (الْمَحْبُوبَةُ): نَزَلْتُ إِلَى حَدِيقَةِ الْجَوْزِ لأَرَى ثَمَرَ الْوَادِي الْجَدِيدَ، وَأَنْظُرَ هَلْ أَزْهَرَ الْكَرْمُ وَنَوَّرَ الرُّمَّانُ؟</w:t>
       </w:r>
-      <w:r>
-        <w:rPr>
-          <w:lang w:val="ar_AE" w:bidi="ar_AE"/>
-        </w:rPr>
-      </w:r>
-      <w:r>
-        <w:rPr>
-          <w:lang w:val="ar_AE" w:bidi="ar_AE"/>
-        </w:rPr>
-      </w:r>
-    </w:p>
-    <w:p>
-      <w:pPr>
-        <w:bidi/>
-      </w:pPr>
-      <w:r>
-        <w:rPr>
-          <w:lang w:val="ar_AE" w:bidi="ar_AE"/>
-        </w:rPr>
-      </w:r>
-    </w:p>
-    <w:p>
-      <w:pPr>
-        <w:bidi/>
-      </w:pPr>
-      <w:r>
-        <w:rPr>
-          <w:lang w:val="ar_AE" w:bidi="ar_AE"/>
-        </w:rPr>
-      </w:r>
-      <w:r>
-        <w:rPr>
-          <w:vertAlign w:val="superscript"/>
+    </w:p>
+    <w:p>
+      <w:pPr>
+        <w:bidi/>
+      </w:pPr>
+      <w:r>
+        <w:rPr>
+          <w:rtl/>
+          <w:cs/>
+          <w:lang w:val="ar_AE" w:bidi="ar_AE"/>
+        </w:rPr>
+      </w:r>
+      <w:r>
+        <w:rPr>
+          <w:vertAlign w:val="superscript"/>
+          <w:rtl/>
+          <w:cs/>
           <w:lang w:val="ar_AE" w:bidi="ar_AE"/>
         </w:rPr>
         <w:t>12</w:t>
       </w:r>
       <w:r>
         <w:rPr>
+          <w:rtl/>
+          <w:cs/>
           <w:lang w:val="ar_AE" w:bidi="ar_AE"/>
         </w:rPr>
         <w:t xml:space="preserve"> وَقَبْلَ أَنْ أُدْرِكَ مَا يَجْرِي وَجَدْتُ نَفْسِي بَيْنَ أُمَرَاءِ قَوْمِي فَهَرَبْتُ.</w:t>
       </w:r>
-      <w:r>
-        <w:rPr>
-          <w:lang w:val="ar_AE" w:bidi="ar_AE"/>
-        </w:rPr>
-      </w:r>
-      <w:r>
-        <w:rPr>
-          <w:lang w:val="ar_AE" w:bidi="ar_AE"/>
-        </w:rPr>
-      </w:r>
-    </w:p>
-    <w:p>
-      <w:pPr>
-        <w:bidi/>
-      </w:pPr>
-      <w:r>
-        <w:rPr>
-          <w:lang w:val="ar_AE" w:bidi="ar_AE"/>
-        </w:rPr>
-      </w:r>
-    </w:p>
-    <w:p>
-      <w:pPr>
-        <w:bidi/>
-      </w:pPr>
-      <w:r>
-        <w:rPr>
-          <w:lang w:val="ar_AE" w:bidi="ar_AE"/>
-        </w:rPr>
-      </w:r>
-      <w:r>
-        <w:rPr>
-          <w:vertAlign w:val="superscript"/>
+    </w:p>
+    <w:p>
+      <w:pPr>
+        <w:bidi/>
+      </w:pPr>
+      <w:r>
+        <w:rPr>
+          <w:rtl/>
+          <w:cs/>
+          <w:lang w:val="ar_AE" w:bidi="ar_AE"/>
+        </w:rPr>
+      </w:r>
+      <w:r>
+        <w:rPr>
+          <w:vertAlign w:val="superscript"/>
+          <w:rtl/>
+          <w:cs/>
           <w:lang w:val="ar_AE" w:bidi="ar_AE"/>
         </w:rPr>
         <w:t>13</w:t>
       </w:r>
       <w:r>
         <w:rPr>
+          <w:rtl/>
+          <w:cs/>
           <w:lang w:val="ar_AE" w:bidi="ar_AE"/>
         </w:rPr>
         <w:t xml:space="preserve"> (بَنَاتُ أُورُشَلِيمَ): ارْجِعِي، ارْجِعِي يَا شُولَمِّيثُ، اِرْجِعِي، اِرْجِعِي لِنَتَأَمَّلَ فِيكِ. (الْمَحْبُوبَةُ): مَاذَا تَرَوْنَ فِي شُولَمِّيثَ؟ (المُحِبُّ): مِثْلَ رَقْصِ صَفَّيْنِ!</w:t>
       </w:r>
-      <w:r>
-        <w:rPr>
-          <w:lang w:val="ar_AE" w:bidi="ar_AE"/>
-        </w:rPr>
-      </w:r>
-      <w:r>
-        <w:rPr>
-          <w:lang w:val="ar_AE" w:bidi="ar_AE"/>
-        </w:rPr>
-      </w:r>
-    </w:p>
-    <w:p>
-      <w:pPr>
-        <w:bidi/>
-      </w:pPr>
-      <w:r>
-        <w:rPr>
-          <w:lang w:val="ar_AE" w:bidi="ar_AE"/>
-        </w:rPr>
-      </w:r>
     </w:p>
     <w:p>
       <w:pPr>
@@ -4213,574 +2972,396 @@
       </w:pPr>
       <w:r>
         <w:rPr>
-          <w:lang w:val="ar_AE" w:bidi="ar_AE"/>
-        </w:rPr>
-        <w:t>Song of Songs 7:1</w:t>
-      </w:r>
-      <w:r>
-        <w:rPr>
-          <w:lang w:val="ar_AE" w:bidi="ar_AE"/>
-        </w:rPr>
-      </w:r>
-    </w:p>
-    <w:p>
-      <w:pPr>
-        <w:bidi/>
-      </w:pPr>
-      <w:r>
-        <w:rPr>
-          <w:lang w:val="ar_AE" w:bidi="ar_AE"/>
-        </w:rPr>
-      </w:r>
-      <w:r>
-        <w:rPr>
-          <w:vertAlign w:val="superscript"/>
+          <w:rtl/>
+          <w:cs/>
+          <w:lang w:val="ar_AE" w:bidi="ar_AE"/>
+        </w:rPr>
+        <w:t>نشيد الأنشاد 7:1</w:t>
+      </w:r>
+      <w:r>
+        <w:rPr>
+          <w:rtl/>
+          <w:cs/>
+          <w:lang w:val="ar_AE" w:bidi="ar_AE"/>
+        </w:rPr>
+      </w:r>
+    </w:p>
+    <w:p>
+      <w:pPr>
+        <w:bidi/>
+      </w:pPr>
+      <w:r>
+        <w:rPr>
+          <w:rtl/>
+          <w:cs/>
+          <w:lang w:val="ar_AE" w:bidi="ar_AE"/>
+        </w:rPr>
+      </w:r>
+      <w:r>
+        <w:rPr>
+          <w:vertAlign w:val="superscript"/>
+          <w:rtl/>
+          <w:cs/>
           <w:lang w:val="ar_AE" w:bidi="ar_AE"/>
         </w:rPr>
         <w:t>1</w:t>
       </w:r>
       <w:r>
         <w:rPr>
+          <w:rtl/>
+          <w:cs/>
           <w:lang w:val="ar_AE" w:bidi="ar_AE"/>
         </w:rPr>
         <w:t xml:space="preserve"> (المُحِبُّ): مَا أَرْشَقَ خَطْوَاتِ قَدَمَيْكِ بِالْحِذَاءِ يَا بِنْتَ الأَمِيرِ! فَخْذَاكِ الْمُسْتَدِيرَانِ كَجَوْهَرَتَيْنِ صَاغَتْهُمَا يَدُ صَانِعٍ حَاذِقٍ.</w:t>
       </w:r>
-      <w:r>
-        <w:rPr>
-          <w:lang w:val="ar_AE" w:bidi="ar_AE"/>
-        </w:rPr>
-      </w:r>
-      <w:r>
-        <w:rPr>
-          <w:lang w:val="ar_AE" w:bidi="ar_AE"/>
-        </w:rPr>
-      </w:r>
-    </w:p>
-    <w:p>
-      <w:pPr>
-        <w:bidi/>
-      </w:pPr>
-      <w:r>
-        <w:rPr>
-          <w:lang w:val="ar_AE" w:bidi="ar_AE"/>
-        </w:rPr>
-      </w:r>
-    </w:p>
-    <w:p>
-      <w:pPr>
-        <w:bidi/>
-      </w:pPr>
-      <w:r>
-        <w:rPr>
-          <w:lang w:val="ar_AE" w:bidi="ar_AE"/>
-        </w:rPr>
-      </w:r>
-      <w:r>
-        <w:rPr>
-          <w:vertAlign w:val="superscript"/>
+    </w:p>
+    <w:p>
+      <w:pPr>
+        <w:bidi/>
+      </w:pPr>
+      <w:r>
+        <w:rPr>
+          <w:rtl/>
+          <w:cs/>
+          <w:lang w:val="ar_AE" w:bidi="ar_AE"/>
+        </w:rPr>
+      </w:r>
+      <w:r>
+        <w:rPr>
+          <w:vertAlign w:val="superscript"/>
+          <w:rtl/>
+          <w:cs/>
           <w:lang w:val="ar_AE" w:bidi="ar_AE"/>
         </w:rPr>
         <w:t>2</w:t>
       </w:r>
       <w:r>
         <w:rPr>
+          <w:rtl/>
+          <w:cs/>
           <w:lang w:val="ar_AE" w:bidi="ar_AE"/>
         </w:rPr>
         <w:t xml:space="preserve"> سُرَّتُكِ كَأْسٌ مُدَوَّرَةٌ، لَا تَحْتَاجُ إِلَى خَمْرَةٍ مَمْزُوجَةٍ، وَبَطْنُكِ كُومَةُ حِنْطَةٍ مُسَيَّجَةٌ بِالسَّوْسَنِ.</w:t>
       </w:r>
-      <w:r>
-        <w:rPr>
-          <w:lang w:val="ar_AE" w:bidi="ar_AE"/>
-        </w:rPr>
-      </w:r>
-      <w:r>
-        <w:rPr>
-          <w:lang w:val="ar_AE" w:bidi="ar_AE"/>
-        </w:rPr>
-      </w:r>
-    </w:p>
-    <w:p>
-      <w:pPr>
-        <w:bidi/>
-      </w:pPr>
-      <w:r>
-        <w:rPr>
-          <w:lang w:val="ar_AE" w:bidi="ar_AE"/>
-        </w:rPr>
-      </w:r>
-    </w:p>
-    <w:p>
-      <w:pPr>
-        <w:bidi/>
-      </w:pPr>
-      <w:r>
-        <w:rPr>
-          <w:lang w:val="ar_AE" w:bidi="ar_AE"/>
-        </w:rPr>
-      </w:r>
-      <w:r>
-        <w:rPr>
-          <w:vertAlign w:val="superscript"/>
+    </w:p>
+    <w:p>
+      <w:pPr>
+        <w:bidi/>
+      </w:pPr>
+      <w:r>
+        <w:rPr>
+          <w:rtl/>
+          <w:cs/>
+          <w:lang w:val="ar_AE" w:bidi="ar_AE"/>
+        </w:rPr>
+      </w:r>
+      <w:r>
+        <w:rPr>
+          <w:vertAlign w:val="superscript"/>
+          <w:rtl/>
+          <w:cs/>
           <w:lang w:val="ar_AE" w:bidi="ar_AE"/>
         </w:rPr>
         <w:t>3</w:t>
       </w:r>
       <w:r>
         <w:rPr>
+          <w:rtl/>
+          <w:cs/>
           <w:lang w:val="ar_AE" w:bidi="ar_AE"/>
         </w:rPr>
         <w:t xml:space="preserve"> نَهْدَاكِ كَتَوْأَمَي ظَبْيَةٍ.</w:t>
       </w:r>
-      <w:r>
-        <w:rPr>
-          <w:lang w:val="ar_AE" w:bidi="ar_AE"/>
-        </w:rPr>
-      </w:r>
-      <w:r>
-        <w:rPr>
-          <w:lang w:val="ar_AE" w:bidi="ar_AE"/>
-        </w:rPr>
-      </w:r>
-    </w:p>
-    <w:p>
-      <w:pPr>
-        <w:bidi/>
-      </w:pPr>
-      <w:r>
-        <w:rPr>
-          <w:lang w:val="ar_AE" w:bidi="ar_AE"/>
-        </w:rPr>
-      </w:r>
-    </w:p>
-    <w:p>
-      <w:pPr>
-        <w:bidi/>
-      </w:pPr>
-      <w:r>
-        <w:rPr>
-          <w:lang w:val="ar_AE" w:bidi="ar_AE"/>
-        </w:rPr>
-      </w:r>
-      <w:r>
-        <w:rPr>
-          <w:vertAlign w:val="superscript"/>
+    </w:p>
+    <w:p>
+      <w:pPr>
+        <w:bidi/>
+      </w:pPr>
+      <w:r>
+        <w:rPr>
+          <w:rtl/>
+          <w:cs/>
+          <w:lang w:val="ar_AE" w:bidi="ar_AE"/>
+        </w:rPr>
+      </w:r>
+      <w:r>
+        <w:rPr>
+          <w:vertAlign w:val="superscript"/>
+          <w:rtl/>
+          <w:cs/>
           <w:lang w:val="ar_AE" w:bidi="ar_AE"/>
         </w:rPr>
         <w:t>4</w:t>
       </w:r>
       <w:r>
         <w:rPr>
+          <w:rtl/>
+          <w:cs/>
           <w:lang w:val="ar_AE" w:bidi="ar_AE"/>
         </w:rPr>
         <w:t xml:space="preserve"> عُنُقُكِ (مَصْقُولٌ) كَبُرْجٍ مِنْ عَاجٍ. عَيْنَاكِ (عَمِيقَتَانِ سَاكِنَتَانِ) كَبِرْكَتَيْ حَشْبُونَ عِنْدَ بَابِ بَثِّ رَبِّيمَ. أَنْفُكِ (شَامِخٌ) كَبُرْجِ لُبْنَانَ الْمُشْرِفِ عَلَى دِمَشْقَ،</w:t>
       </w:r>
-      <w:r>
-        <w:rPr>
-          <w:lang w:val="ar_AE" w:bidi="ar_AE"/>
-        </w:rPr>
-      </w:r>
-      <w:r>
-        <w:rPr>
-          <w:lang w:val="ar_AE" w:bidi="ar_AE"/>
-        </w:rPr>
-      </w:r>
-    </w:p>
-    <w:p>
-      <w:pPr>
-        <w:bidi/>
-      </w:pPr>
-      <w:r>
-        <w:rPr>
-          <w:lang w:val="ar_AE" w:bidi="ar_AE"/>
-        </w:rPr>
-      </w:r>
-    </w:p>
-    <w:p>
-      <w:pPr>
-        <w:bidi/>
-      </w:pPr>
-      <w:r>
-        <w:rPr>
-          <w:lang w:val="ar_AE" w:bidi="ar_AE"/>
-        </w:rPr>
-      </w:r>
-      <w:r>
-        <w:rPr>
-          <w:vertAlign w:val="superscript"/>
+    </w:p>
+    <w:p>
+      <w:pPr>
+        <w:bidi/>
+      </w:pPr>
+      <w:r>
+        <w:rPr>
+          <w:rtl/>
+          <w:cs/>
+          <w:lang w:val="ar_AE" w:bidi="ar_AE"/>
+        </w:rPr>
+      </w:r>
+      <w:r>
+        <w:rPr>
+          <w:vertAlign w:val="superscript"/>
+          <w:rtl/>
+          <w:cs/>
           <w:lang w:val="ar_AE" w:bidi="ar_AE"/>
         </w:rPr>
         <w:t>5</w:t>
       </w:r>
       <w:r>
         <w:rPr>
+          <w:rtl/>
+          <w:cs/>
           <w:lang w:val="ar_AE" w:bidi="ar_AE"/>
         </w:rPr>
         <w:t xml:space="preserve"> رَأْسُكِ كَالكَرْمَلِ، وَغَدَائِرُ شَعْرِكِ الْمُتَهَدِّلَةُ كَأُرْجُوَانٍ، قَدْ وَقَعَ الْمَلِكُ أَسِيرَ هَذِهِ الْخُصَلِ.</w:t>
       </w:r>
-      <w:r>
-        <w:rPr>
-          <w:lang w:val="ar_AE" w:bidi="ar_AE"/>
-        </w:rPr>
-      </w:r>
-      <w:r>
-        <w:rPr>
-          <w:lang w:val="ar_AE" w:bidi="ar_AE"/>
-        </w:rPr>
-      </w:r>
-    </w:p>
-    <w:p>
-      <w:pPr>
-        <w:bidi/>
-      </w:pPr>
-      <w:r>
-        <w:rPr>
-          <w:lang w:val="ar_AE" w:bidi="ar_AE"/>
-        </w:rPr>
-      </w:r>
-    </w:p>
-    <w:p>
-      <w:pPr>
-        <w:bidi/>
-      </w:pPr>
-      <w:r>
-        <w:rPr>
-          <w:lang w:val="ar_AE" w:bidi="ar_AE"/>
-        </w:rPr>
-      </w:r>
-      <w:r>
-        <w:rPr>
-          <w:vertAlign w:val="superscript"/>
+    </w:p>
+    <w:p>
+      <w:pPr>
+        <w:bidi/>
+      </w:pPr>
+      <w:r>
+        <w:rPr>
+          <w:rtl/>
+          <w:cs/>
+          <w:lang w:val="ar_AE" w:bidi="ar_AE"/>
+        </w:rPr>
+      </w:r>
+      <w:r>
+        <w:rPr>
+          <w:vertAlign w:val="superscript"/>
+          <w:rtl/>
+          <w:cs/>
           <w:lang w:val="ar_AE" w:bidi="ar_AE"/>
         </w:rPr>
         <w:t>6</w:t>
       </w:r>
       <w:r>
         <w:rPr>
+          <w:rtl/>
+          <w:cs/>
           <w:lang w:val="ar_AE" w:bidi="ar_AE"/>
         </w:rPr>
         <w:t xml:space="preserve"> مَا أَجْمَلَكِ أَيَّتُهَا الْحَبِيبَةُ وَمَا أَلَذَّكِ بِالْمَسَرَّاتِ!</w:t>
       </w:r>
-      <w:r>
-        <w:rPr>
-          <w:lang w:val="ar_AE" w:bidi="ar_AE"/>
-        </w:rPr>
-      </w:r>
-      <w:r>
-        <w:rPr>
-          <w:lang w:val="ar_AE" w:bidi="ar_AE"/>
-        </w:rPr>
-      </w:r>
-    </w:p>
-    <w:p>
-      <w:pPr>
-        <w:bidi/>
-      </w:pPr>
-      <w:r>
-        <w:rPr>
-          <w:lang w:val="ar_AE" w:bidi="ar_AE"/>
-        </w:rPr>
-      </w:r>
-    </w:p>
-    <w:p>
-      <w:pPr>
-        <w:bidi/>
-      </w:pPr>
-      <w:r>
-        <w:rPr>
-          <w:lang w:val="ar_AE" w:bidi="ar_AE"/>
-        </w:rPr>
-      </w:r>
-      <w:r>
-        <w:rPr>
-          <w:vertAlign w:val="superscript"/>
+    </w:p>
+    <w:p>
+      <w:pPr>
+        <w:bidi/>
+      </w:pPr>
+      <w:r>
+        <w:rPr>
+          <w:rtl/>
+          <w:cs/>
+          <w:lang w:val="ar_AE" w:bidi="ar_AE"/>
+        </w:rPr>
+      </w:r>
+      <w:r>
+        <w:rPr>
+          <w:vertAlign w:val="superscript"/>
+          <w:rtl/>
+          <w:cs/>
           <w:lang w:val="ar_AE" w:bidi="ar_AE"/>
         </w:rPr>
         <w:t>7</w:t>
       </w:r>
       <w:r>
         <w:rPr>
+          <w:rtl/>
+          <w:cs/>
           <w:lang w:val="ar_AE" w:bidi="ar_AE"/>
         </w:rPr>
         <w:t xml:space="preserve"> قَامَتُكِ هَذِهِ مِثْلُ النَّخْلَةِ، وَنَهْدَاكِ مِثْلُ الْعَنَاقِيدِ.</w:t>
       </w:r>
-      <w:r>
-        <w:rPr>
-          <w:lang w:val="ar_AE" w:bidi="ar_AE"/>
-        </w:rPr>
-      </w:r>
-      <w:r>
-        <w:rPr>
-          <w:lang w:val="ar_AE" w:bidi="ar_AE"/>
-        </w:rPr>
-      </w:r>
-    </w:p>
-    <w:p>
-      <w:pPr>
-        <w:bidi/>
-      </w:pPr>
-      <w:r>
-        <w:rPr>
-          <w:lang w:val="ar_AE" w:bidi="ar_AE"/>
-        </w:rPr>
-      </w:r>
-    </w:p>
-    <w:p>
-      <w:pPr>
-        <w:bidi/>
-      </w:pPr>
-      <w:r>
-        <w:rPr>
-          <w:lang w:val="ar_AE" w:bidi="ar_AE"/>
-        </w:rPr>
-      </w:r>
-      <w:r>
-        <w:rPr>
-          <w:vertAlign w:val="superscript"/>
+    </w:p>
+    <w:p>
+      <w:pPr>
+        <w:bidi/>
+      </w:pPr>
+      <w:r>
+        <w:rPr>
+          <w:rtl/>
+          <w:cs/>
+          <w:lang w:val="ar_AE" w:bidi="ar_AE"/>
+        </w:rPr>
+      </w:r>
+      <w:r>
+        <w:rPr>
+          <w:vertAlign w:val="superscript"/>
+          <w:rtl/>
+          <w:cs/>
           <w:lang w:val="ar_AE" w:bidi="ar_AE"/>
         </w:rPr>
         <w:t>8</w:t>
       </w:r>
       <w:r>
         <w:rPr>
+          <w:rtl/>
+          <w:cs/>
           <w:lang w:val="ar_AE" w:bidi="ar_AE"/>
         </w:rPr>
         <w:t xml:space="preserve"> قُلْتُ: لأَصْعَدَنَّ إِلَى النَّخْلَةِ وَأُمْسِكَنَّ بِثِمَارِهَا، فَيَكُونَ لِي نَهْدَاكِ كَعَنَاقِيدِ الْكَرْمِ، وَعَبِيرُ أَنْفَاسِكِ كَأَرِيجِ التُّفَّاحِ.</w:t>
       </w:r>
-      <w:r>
-        <w:rPr>
-          <w:lang w:val="ar_AE" w:bidi="ar_AE"/>
-        </w:rPr>
-      </w:r>
-      <w:r>
-        <w:rPr>
-          <w:lang w:val="ar_AE" w:bidi="ar_AE"/>
-        </w:rPr>
-      </w:r>
-    </w:p>
-    <w:p>
-      <w:pPr>
-        <w:bidi/>
-      </w:pPr>
-      <w:r>
-        <w:rPr>
-          <w:lang w:val="ar_AE" w:bidi="ar_AE"/>
-        </w:rPr>
-      </w:r>
-    </w:p>
-    <w:p>
-      <w:pPr>
-        <w:bidi/>
-      </w:pPr>
-      <w:r>
-        <w:rPr>
-          <w:lang w:val="ar_AE" w:bidi="ar_AE"/>
-        </w:rPr>
-      </w:r>
-      <w:r>
-        <w:rPr>
-          <w:vertAlign w:val="superscript"/>
+    </w:p>
+    <w:p>
+      <w:pPr>
+        <w:bidi/>
+      </w:pPr>
+      <w:r>
+        <w:rPr>
+          <w:rtl/>
+          <w:cs/>
+          <w:lang w:val="ar_AE" w:bidi="ar_AE"/>
+        </w:rPr>
+      </w:r>
+      <w:r>
+        <w:rPr>
+          <w:vertAlign w:val="superscript"/>
+          <w:rtl/>
+          <w:cs/>
           <w:lang w:val="ar_AE" w:bidi="ar_AE"/>
         </w:rPr>
         <w:t>9</w:t>
       </w:r>
       <w:r>
         <w:rPr>
+          <w:rtl/>
+          <w:cs/>
           <w:lang w:val="ar_AE" w:bidi="ar_AE"/>
         </w:rPr>
         <w:t xml:space="preserve"> فَمُكِ كَأَجْوَدِ الْخَمْرِ! (الْمَحْبُوبَةُ): لِتَكُنْ سَائِغَةً لِحَبِيبِي، تَسِيلُ عَذْبَةً عَلَى شِفَاهِ النَّائِمِينَ.</w:t>
       </w:r>
-      <w:r>
-        <w:rPr>
-          <w:lang w:val="ar_AE" w:bidi="ar_AE"/>
-        </w:rPr>
-      </w:r>
-      <w:r>
-        <w:rPr>
-          <w:lang w:val="ar_AE" w:bidi="ar_AE"/>
-        </w:rPr>
-      </w:r>
-    </w:p>
-    <w:p>
-      <w:pPr>
-        <w:bidi/>
-      </w:pPr>
-      <w:r>
-        <w:rPr>
-          <w:lang w:val="ar_AE" w:bidi="ar_AE"/>
-        </w:rPr>
-      </w:r>
-    </w:p>
-    <w:p>
-      <w:pPr>
-        <w:bidi/>
-      </w:pPr>
-      <w:r>
-        <w:rPr>
-          <w:lang w:val="ar_AE" w:bidi="ar_AE"/>
-        </w:rPr>
-      </w:r>
-      <w:r>
-        <w:rPr>
-          <w:vertAlign w:val="superscript"/>
+    </w:p>
+    <w:p>
+      <w:pPr>
+        <w:bidi/>
+      </w:pPr>
+      <w:r>
+        <w:rPr>
+          <w:rtl/>
+          <w:cs/>
+          <w:lang w:val="ar_AE" w:bidi="ar_AE"/>
+        </w:rPr>
+      </w:r>
+      <w:r>
+        <w:rPr>
+          <w:vertAlign w:val="superscript"/>
+          <w:rtl/>
+          <w:cs/>
           <w:lang w:val="ar_AE" w:bidi="ar_AE"/>
         </w:rPr>
         <w:t>10</w:t>
       </w:r>
       <w:r>
         <w:rPr>
+          <w:rtl/>
+          <w:cs/>
           <w:lang w:val="ar_AE" w:bidi="ar_AE"/>
         </w:rPr>
         <w:t xml:space="preserve"> أَنَا لِحَبِيبِي، وإِلَيَّ تَشَوُّقُهُ.</w:t>
       </w:r>
-      <w:r>
-        <w:rPr>
-          <w:lang w:val="ar_AE" w:bidi="ar_AE"/>
-        </w:rPr>
-      </w:r>
-      <w:r>
-        <w:rPr>
-          <w:lang w:val="ar_AE" w:bidi="ar_AE"/>
-        </w:rPr>
-      </w:r>
-    </w:p>
-    <w:p>
-      <w:pPr>
-        <w:bidi/>
-      </w:pPr>
-      <w:r>
-        <w:rPr>
-          <w:lang w:val="ar_AE" w:bidi="ar_AE"/>
-        </w:rPr>
-      </w:r>
-    </w:p>
-    <w:p>
-      <w:pPr>
-        <w:bidi/>
-      </w:pPr>
-      <w:r>
-        <w:rPr>
-          <w:lang w:val="ar_AE" w:bidi="ar_AE"/>
-        </w:rPr>
-      </w:r>
-      <w:r>
-        <w:rPr>
-          <w:vertAlign w:val="superscript"/>
+    </w:p>
+    <w:p>
+      <w:pPr>
+        <w:bidi/>
+      </w:pPr>
+      <w:r>
+        <w:rPr>
+          <w:rtl/>
+          <w:cs/>
+          <w:lang w:val="ar_AE" w:bidi="ar_AE"/>
+        </w:rPr>
+      </w:r>
+      <w:r>
+        <w:rPr>
+          <w:vertAlign w:val="superscript"/>
+          <w:rtl/>
+          <w:cs/>
           <w:lang w:val="ar_AE" w:bidi="ar_AE"/>
         </w:rPr>
         <w:t>11</w:t>
       </w:r>
       <w:r>
         <w:rPr>
+          <w:rtl/>
+          <w:cs/>
           <w:lang w:val="ar_AE" w:bidi="ar_AE"/>
         </w:rPr>
         <w:t xml:space="preserve"> تَعَالَ يَا حَبِيبِي لِنَمْضِ إِلَى الْحَقْلِ وَلْنَبِتْ فِي الْقُرَى.</w:t>
       </w:r>
-      <w:r>
-        <w:rPr>
-          <w:lang w:val="ar_AE" w:bidi="ar_AE"/>
-        </w:rPr>
-      </w:r>
-      <w:r>
-        <w:rPr>
-          <w:lang w:val="ar_AE" w:bidi="ar_AE"/>
-        </w:rPr>
-      </w:r>
-    </w:p>
-    <w:p>
-      <w:pPr>
-        <w:bidi/>
-      </w:pPr>
-      <w:r>
-        <w:rPr>
-          <w:lang w:val="ar_AE" w:bidi="ar_AE"/>
-        </w:rPr>
-      </w:r>
-    </w:p>
-    <w:p>
-      <w:pPr>
-        <w:bidi/>
-      </w:pPr>
-      <w:r>
-        <w:rPr>
-          <w:lang w:val="ar_AE" w:bidi="ar_AE"/>
-        </w:rPr>
-      </w:r>
-      <w:r>
-        <w:rPr>
-          <w:vertAlign w:val="superscript"/>
+    </w:p>
+    <w:p>
+      <w:pPr>
+        <w:bidi/>
+      </w:pPr>
+      <w:r>
+        <w:rPr>
+          <w:rtl/>
+          <w:cs/>
+          <w:lang w:val="ar_AE" w:bidi="ar_AE"/>
+        </w:rPr>
+      </w:r>
+      <w:r>
+        <w:rPr>
+          <w:vertAlign w:val="superscript"/>
+          <w:rtl/>
+          <w:cs/>
           <w:lang w:val="ar_AE" w:bidi="ar_AE"/>
         </w:rPr>
         <w:t>12</w:t>
       </w:r>
       <w:r>
         <w:rPr>
+          <w:rtl/>
+          <w:cs/>
           <w:lang w:val="ar_AE" w:bidi="ar_AE"/>
         </w:rPr>
         <w:t xml:space="preserve"> لِنَخْرُجْ مُبَكِّرَيْنِ إِلَى الْكُرُومِ، لِنَرَى هَلْ أَفْرَخَتِ الْكَرْمَةُ، وَهَلَ تَفَتَّحَتْ بَرَاعِمُهَا، وَهَلْ نَوَّرَ الرُّمَّانُ؟ هُنَاكَ أَهَبُكَ حُبِّي.</w:t>
       </w:r>
-      <w:r>
-        <w:rPr>
-          <w:lang w:val="ar_AE" w:bidi="ar_AE"/>
-        </w:rPr>
-      </w:r>
-      <w:r>
-        <w:rPr>
-          <w:lang w:val="ar_AE" w:bidi="ar_AE"/>
-        </w:rPr>
-      </w:r>
-    </w:p>
-    <w:p>
-      <w:pPr>
-        <w:bidi/>
-      </w:pPr>
-      <w:r>
-        <w:rPr>
-          <w:lang w:val="ar_AE" w:bidi="ar_AE"/>
-        </w:rPr>
-      </w:r>
-    </w:p>
-    <w:p>
-      <w:pPr>
-        <w:bidi/>
-      </w:pPr>
-      <w:r>
-        <w:rPr>
-          <w:lang w:val="ar_AE" w:bidi="ar_AE"/>
-        </w:rPr>
-      </w:r>
-      <w:r>
-        <w:rPr>
-          <w:vertAlign w:val="superscript"/>
+    </w:p>
+    <w:p>
+      <w:pPr>
+        <w:bidi/>
+      </w:pPr>
+      <w:r>
+        <w:rPr>
+          <w:rtl/>
+          <w:cs/>
+          <w:lang w:val="ar_AE" w:bidi="ar_AE"/>
+        </w:rPr>
+      </w:r>
+      <w:r>
+        <w:rPr>
+          <w:vertAlign w:val="superscript"/>
+          <w:rtl/>
+          <w:cs/>
           <w:lang w:val="ar_AE" w:bidi="ar_AE"/>
         </w:rPr>
         <w:t>13</w:t>
       </w:r>
       <w:r>
         <w:rPr>
+          <w:rtl/>
+          <w:cs/>
           <w:lang w:val="ar_AE" w:bidi="ar_AE"/>
         </w:rPr>
         <w:t xml:space="preserve"> قَدْ نَشَرَ اللُّفَّاحُ أَرِيجَهُ، وَتَدَلَّتْ فَوْقَ بَابِنَا أَفْخَرُ الثِّمَارِ، قَدِيمُهَا وَحَدِيثُهَا، الَّتِي ادَّخَرْتُهَا لَكَ يَا حَبِيبِي.</w:t>
       </w:r>
-      <w:r>
-        <w:rPr>
-          <w:lang w:val="ar_AE" w:bidi="ar_AE"/>
-        </w:rPr>
-      </w:r>
-      <w:r>
-        <w:rPr>
-          <w:lang w:val="ar_AE" w:bidi="ar_AE"/>
-        </w:rPr>
-      </w:r>
-    </w:p>
-    <w:p>
-      <w:pPr>
-        <w:bidi/>
-      </w:pPr>
-      <w:r>
-        <w:rPr>
-          <w:lang w:val="ar_AE" w:bidi="ar_AE"/>
-        </w:rPr>
-      </w:r>
     </w:p>
     <w:p>
       <w:pPr>
@@ -4789,606 +3370,424 @@
       </w:pPr>
       <w:r>
         <w:rPr>
-          <w:lang w:val="ar_AE" w:bidi="ar_AE"/>
-        </w:rPr>
-        <w:t>Song of Songs 8:1</w:t>
-      </w:r>
-      <w:r>
-        <w:rPr>
-          <w:lang w:val="ar_AE" w:bidi="ar_AE"/>
-        </w:rPr>
-      </w:r>
-    </w:p>
-    <w:p>
-      <w:pPr>
-        <w:bidi/>
-      </w:pPr>
-      <w:r>
-        <w:rPr>
-          <w:lang w:val="ar_AE" w:bidi="ar_AE"/>
-        </w:rPr>
-      </w:r>
-      <w:r>
-        <w:rPr>
-          <w:vertAlign w:val="superscript"/>
+          <w:rtl/>
+          <w:cs/>
+          <w:lang w:val="ar_AE" w:bidi="ar_AE"/>
+        </w:rPr>
+        <w:t>نشيد الأنشاد 8:1</w:t>
+      </w:r>
+      <w:r>
+        <w:rPr>
+          <w:rtl/>
+          <w:cs/>
+          <w:lang w:val="ar_AE" w:bidi="ar_AE"/>
+        </w:rPr>
+      </w:r>
+    </w:p>
+    <w:p>
+      <w:pPr>
+        <w:bidi/>
+      </w:pPr>
+      <w:r>
+        <w:rPr>
+          <w:rtl/>
+          <w:cs/>
+          <w:lang w:val="ar_AE" w:bidi="ar_AE"/>
+        </w:rPr>
+      </w:r>
+      <w:r>
+        <w:rPr>
+          <w:vertAlign w:val="superscript"/>
+          <w:rtl/>
+          <w:cs/>
           <w:lang w:val="ar_AE" w:bidi="ar_AE"/>
         </w:rPr>
         <w:t>1</w:t>
       </w:r>
       <w:r>
         <w:rPr>
+          <w:rtl/>
+          <w:cs/>
           <w:lang w:val="ar_AE" w:bidi="ar_AE"/>
         </w:rPr>
         <w:t xml:space="preserve"> (الْمَحْبُوبَةُ): لَيْتَكَ كُنْتَ أَخِي الَّذِي رَضَعَ ثَدْيَ أُمِّي، حَتَّى إِذَا الْتَقَيْتُكَ فِي الْخَارِجِ أُقَبِّلُكَ وَلَيْسَ مَنْ يَلُومُنِي!</w:t>
       </w:r>
-      <w:r>
-        <w:rPr>
-          <w:lang w:val="ar_AE" w:bidi="ar_AE"/>
-        </w:rPr>
-      </w:r>
-      <w:r>
-        <w:rPr>
-          <w:lang w:val="ar_AE" w:bidi="ar_AE"/>
-        </w:rPr>
-      </w:r>
-    </w:p>
-    <w:p>
-      <w:pPr>
-        <w:bidi/>
-      </w:pPr>
-      <w:r>
-        <w:rPr>
-          <w:lang w:val="ar_AE" w:bidi="ar_AE"/>
-        </w:rPr>
-      </w:r>
-    </w:p>
-    <w:p>
-      <w:pPr>
-        <w:bidi/>
-      </w:pPr>
-      <w:r>
-        <w:rPr>
-          <w:lang w:val="ar_AE" w:bidi="ar_AE"/>
-        </w:rPr>
-      </w:r>
-      <w:r>
-        <w:rPr>
-          <w:vertAlign w:val="superscript"/>
+    </w:p>
+    <w:p>
+      <w:pPr>
+        <w:bidi/>
+      </w:pPr>
+      <w:r>
+        <w:rPr>
+          <w:rtl/>
+          <w:cs/>
+          <w:lang w:val="ar_AE" w:bidi="ar_AE"/>
+        </w:rPr>
+      </w:r>
+      <w:r>
+        <w:rPr>
+          <w:vertAlign w:val="superscript"/>
+          <w:rtl/>
+          <w:cs/>
           <w:lang w:val="ar_AE" w:bidi="ar_AE"/>
         </w:rPr>
         <w:t>2</w:t>
       </w:r>
       <w:r>
         <w:rPr>
+          <w:rtl/>
+          <w:cs/>
           <w:lang w:val="ar_AE" w:bidi="ar_AE"/>
         </w:rPr>
         <w:t xml:space="preserve"> ثُمَّ أَقُودُكَ وَأَدْخُلُ بِكَ بَيْتَ أُمِّي الَّتِي تُعَلِّمُنِي الْحُبَّ، فَأُقَدِّمُ لَكَ خَمْرَةً مَمْزُوجَةً مِنْ سُلافِ رُمَّانِي.</w:t>
       </w:r>
-      <w:r>
-        <w:rPr>
-          <w:lang w:val="ar_AE" w:bidi="ar_AE"/>
-        </w:rPr>
-      </w:r>
-      <w:r>
-        <w:rPr>
-          <w:lang w:val="ar_AE" w:bidi="ar_AE"/>
-        </w:rPr>
-      </w:r>
-    </w:p>
-    <w:p>
-      <w:pPr>
-        <w:bidi/>
-      </w:pPr>
-      <w:r>
-        <w:rPr>
-          <w:lang w:val="ar_AE" w:bidi="ar_AE"/>
-        </w:rPr>
-      </w:r>
-    </w:p>
-    <w:p>
-      <w:pPr>
-        <w:bidi/>
-      </w:pPr>
-      <w:r>
-        <w:rPr>
-          <w:lang w:val="ar_AE" w:bidi="ar_AE"/>
-        </w:rPr>
-      </w:r>
-      <w:r>
-        <w:rPr>
-          <w:vertAlign w:val="superscript"/>
+    </w:p>
+    <w:p>
+      <w:pPr>
+        <w:bidi/>
+      </w:pPr>
+      <w:r>
+        <w:rPr>
+          <w:rtl/>
+          <w:cs/>
+          <w:lang w:val="ar_AE" w:bidi="ar_AE"/>
+        </w:rPr>
+      </w:r>
+      <w:r>
+        <w:rPr>
+          <w:vertAlign w:val="superscript"/>
+          <w:rtl/>
+          <w:cs/>
           <w:lang w:val="ar_AE" w:bidi="ar_AE"/>
         </w:rPr>
         <w:t>3</w:t>
       </w:r>
       <w:r>
         <w:rPr>
+          <w:rtl/>
+          <w:cs/>
           <w:lang w:val="ar_AE" w:bidi="ar_AE"/>
         </w:rPr>
         <w:t xml:space="preserve"> شِمَالُهُ تَحْتَ رَأْسِي، وَيَمِينُهُ تُعَانِقُنِي.</w:t>
       </w:r>
-      <w:r>
-        <w:rPr>
-          <w:lang w:val="ar_AE" w:bidi="ar_AE"/>
-        </w:rPr>
-      </w:r>
-      <w:r>
-        <w:rPr>
-          <w:lang w:val="ar_AE" w:bidi="ar_AE"/>
-        </w:rPr>
-      </w:r>
-    </w:p>
-    <w:p>
-      <w:pPr>
-        <w:bidi/>
-      </w:pPr>
-      <w:r>
-        <w:rPr>
-          <w:lang w:val="ar_AE" w:bidi="ar_AE"/>
-        </w:rPr>
-      </w:r>
-    </w:p>
-    <w:p>
-      <w:pPr>
-        <w:bidi/>
-      </w:pPr>
-      <w:r>
-        <w:rPr>
-          <w:lang w:val="ar_AE" w:bidi="ar_AE"/>
-        </w:rPr>
-      </w:r>
-      <w:r>
-        <w:rPr>
-          <w:vertAlign w:val="superscript"/>
+    </w:p>
+    <w:p>
+      <w:pPr>
+        <w:bidi/>
+      </w:pPr>
+      <w:r>
+        <w:rPr>
+          <w:rtl/>
+          <w:cs/>
+          <w:lang w:val="ar_AE" w:bidi="ar_AE"/>
+        </w:rPr>
+      </w:r>
+      <w:r>
+        <w:rPr>
+          <w:vertAlign w:val="superscript"/>
+          <w:rtl/>
+          <w:cs/>
           <w:lang w:val="ar_AE" w:bidi="ar_AE"/>
         </w:rPr>
         <w:t>4</w:t>
       </w:r>
       <w:r>
         <w:rPr>
+          <w:rtl/>
+          <w:cs/>
           <w:lang w:val="ar_AE" w:bidi="ar_AE"/>
         </w:rPr>
         <w:t xml:space="preserve"> أَسْتَحْلِفُكُنَّ يَا بَنَاتِ أُورُشَلِيمَ أَلّا تُوْقِظْنَ وَلا تُنَبِّهْنَ الْحَبِيبَ حَتَّى يَشَاءَ.</w:t>
       </w:r>
-      <w:r>
-        <w:rPr>
-          <w:lang w:val="ar_AE" w:bidi="ar_AE"/>
-        </w:rPr>
-      </w:r>
-      <w:r>
-        <w:rPr>
-          <w:lang w:val="ar_AE" w:bidi="ar_AE"/>
-        </w:rPr>
-      </w:r>
-    </w:p>
-    <w:p>
-      <w:pPr>
-        <w:bidi/>
-      </w:pPr>
-      <w:r>
-        <w:rPr>
-          <w:lang w:val="ar_AE" w:bidi="ar_AE"/>
-        </w:rPr>
-      </w:r>
-    </w:p>
-    <w:p>
-      <w:pPr>
-        <w:bidi/>
-      </w:pPr>
-      <w:r>
-        <w:rPr>
-          <w:lang w:val="ar_AE" w:bidi="ar_AE"/>
-        </w:rPr>
-      </w:r>
-      <w:r>
-        <w:rPr>
-          <w:vertAlign w:val="superscript"/>
+    </w:p>
+    <w:p>
+      <w:pPr>
+        <w:bidi/>
+      </w:pPr>
+      <w:r>
+        <w:rPr>
+          <w:rtl/>
+          <w:cs/>
+          <w:lang w:val="ar_AE" w:bidi="ar_AE"/>
+        </w:rPr>
+      </w:r>
+      <w:r>
+        <w:rPr>
+          <w:vertAlign w:val="superscript"/>
+          <w:rtl/>
+          <w:cs/>
           <w:lang w:val="ar_AE" w:bidi="ar_AE"/>
         </w:rPr>
         <w:t>5</w:t>
       </w:r>
       <w:r>
         <w:rPr>
+          <w:rtl/>
+          <w:cs/>
           <w:lang w:val="ar_AE" w:bidi="ar_AE"/>
         </w:rPr>
         <w:t xml:space="preserve"> (بَنَاتُ أُورُشَلِيمَ): مَنْ هَذِهِ الصَّاعِدَةُ مِنَ الْقَفْرِ مُتَّكِئَةً عَلَى حَبِيبِهَا؟ (المُحِبُّ): تَحْتَ شَجَرَةِ التُّفَّاحِ حَيْثُ حَبِلَتْ بِكِ أُمُّكِ، وَحَيْثُ تَمَخَّضَتْ بِكِ وَأَنْجَبَتْكِ، أَيْقَظْتُ فِيكِ أَشْوَاقَكِ.</w:t>
       </w:r>
-      <w:r>
-        <w:rPr>
-          <w:lang w:val="ar_AE" w:bidi="ar_AE"/>
-        </w:rPr>
-      </w:r>
-      <w:r>
-        <w:rPr>
-          <w:lang w:val="ar_AE" w:bidi="ar_AE"/>
-        </w:rPr>
-      </w:r>
-    </w:p>
-    <w:p>
-      <w:pPr>
-        <w:bidi/>
-      </w:pPr>
-      <w:r>
-        <w:rPr>
-          <w:lang w:val="ar_AE" w:bidi="ar_AE"/>
-        </w:rPr>
-      </w:r>
-    </w:p>
-    <w:p>
-      <w:pPr>
-        <w:bidi/>
-      </w:pPr>
-      <w:r>
-        <w:rPr>
-          <w:lang w:val="ar_AE" w:bidi="ar_AE"/>
-        </w:rPr>
-      </w:r>
-      <w:r>
-        <w:rPr>
-          <w:vertAlign w:val="superscript"/>
+    </w:p>
+    <w:p>
+      <w:pPr>
+        <w:bidi/>
+      </w:pPr>
+      <w:r>
+        <w:rPr>
+          <w:rtl/>
+          <w:cs/>
+          <w:lang w:val="ar_AE" w:bidi="ar_AE"/>
+        </w:rPr>
+      </w:r>
+      <w:r>
+        <w:rPr>
+          <w:vertAlign w:val="superscript"/>
+          <w:rtl/>
+          <w:cs/>
           <w:lang w:val="ar_AE" w:bidi="ar_AE"/>
         </w:rPr>
         <w:t>6</w:t>
       </w:r>
       <w:r>
         <w:rPr>
+          <w:rtl/>
+          <w:cs/>
           <w:lang w:val="ar_AE" w:bidi="ar_AE"/>
         </w:rPr>
         <w:t xml:space="preserve"> (الْمَحْبُوبَةُ): اجْعَلْنِي كَخَاتَمٍ عَلَى قَلْبِكَ، كَوَشْمٍ عَلَى ذِرَاعِكَ، فَإِنَّ الْمَحَبَّةَ قَوِيَّةٌ كَالْمَوْتِ، وَالْغَيْرَةَ قَاسِيَةٌ كَالْهَاوِيَةِ. وَلَهِيبَهَا لَهِيبُ نَارٍ، كَأَنَّهَا نَارُ الرَّبِّ!</w:t>
       </w:r>
-      <w:r>
-        <w:rPr>
-          <w:lang w:val="ar_AE" w:bidi="ar_AE"/>
-        </w:rPr>
-      </w:r>
-      <w:r>
-        <w:rPr>
-          <w:lang w:val="ar_AE" w:bidi="ar_AE"/>
-        </w:rPr>
-      </w:r>
-    </w:p>
-    <w:p>
-      <w:pPr>
-        <w:bidi/>
-      </w:pPr>
-      <w:r>
-        <w:rPr>
-          <w:lang w:val="ar_AE" w:bidi="ar_AE"/>
-        </w:rPr>
-      </w:r>
-    </w:p>
-    <w:p>
-      <w:pPr>
-        <w:bidi/>
-      </w:pPr>
-      <w:r>
-        <w:rPr>
-          <w:lang w:val="ar_AE" w:bidi="ar_AE"/>
-        </w:rPr>
-      </w:r>
-      <w:r>
-        <w:rPr>
-          <w:vertAlign w:val="superscript"/>
+    </w:p>
+    <w:p>
+      <w:pPr>
+        <w:bidi/>
+      </w:pPr>
+      <w:r>
+        <w:rPr>
+          <w:rtl/>
+          <w:cs/>
+          <w:lang w:val="ar_AE" w:bidi="ar_AE"/>
+        </w:rPr>
+      </w:r>
+      <w:r>
+        <w:rPr>
+          <w:vertAlign w:val="superscript"/>
+          <w:rtl/>
+          <w:cs/>
           <w:lang w:val="ar_AE" w:bidi="ar_AE"/>
         </w:rPr>
         <w:t>7</w:t>
       </w:r>
       <w:r>
         <w:rPr>
+          <w:rtl/>
+          <w:cs/>
           <w:lang w:val="ar_AE" w:bidi="ar_AE"/>
         </w:rPr>
         <w:t xml:space="preserve"> لَا يُمْكِنُ لِلْمِيَاهِ الْغَزِيرَةِ أَنْ تُخْمِدَ الْمَحَبَّةَ، وَلا تَسْتَطِيعُ السُّيُولُ أَنْ تَغْمُرَهَا. لَوْ بَذَلَ الإِنْسَانُ كُلَّ ثَرْوَةِ بَيْتِهِ ثَمَناً لِلْمَحَبَّةِ لاحْتُقِرَتْ أَشَدَّ الاحْتِقَارِ.</w:t>
       </w:r>
-      <w:r>
-        <w:rPr>
-          <w:lang w:val="ar_AE" w:bidi="ar_AE"/>
-        </w:rPr>
-      </w:r>
-      <w:r>
-        <w:rPr>
-          <w:lang w:val="ar_AE" w:bidi="ar_AE"/>
-        </w:rPr>
-      </w:r>
-    </w:p>
-    <w:p>
-      <w:pPr>
-        <w:bidi/>
-      </w:pPr>
-      <w:r>
-        <w:rPr>
-          <w:lang w:val="ar_AE" w:bidi="ar_AE"/>
-        </w:rPr>
-      </w:r>
-    </w:p>
-    <w:p>
-      <w:pPr>
-        <w:bidi/>
-      </w:pPr>
-      <w:r>
-        <w:rPr>
-          <w:lang w:val="ar_AE" w:bidi="ar_AE"/>
-        </w:rPr>
-      </w:r>
-      <w:r>
-        <w:rPr>
-          <w:vertAlign w:val="superscript"/>
+    </w:p>
+    <w:p>
+      <w:pPr>
+        <w:bidi/>
+      </w:pPr>
+      <w:r>
+        <w:rPr>
+          <w:rtl/>
+          <w:cs/>
+          <w:lang w:val="ar_AE" w:bidi="ar_AE"/>
+        </w:rPr>
+      </w:r>
+      <w:r>
+        <w:rPr>
+          <w:vertAlign w:val="superscript"/>
+          <w:rtl/>
+          <w:cs/>
           <w:lang w:val="ar_AE" w:bidi="ar_AE"/>
         </w:rPr>
         <w:t>8</w:t>
       </w:r>
       <w:r>
         <w:rPr>
+          <w:rtl/>
+          <w:cs/>
           <w:lang w:val="ar_AE" w:bidi="ar_AE"/>
         </w:rPr>
         <w:t xml:space="preserve"> لَنَا أُخْتٌ صَغِيرَةٌ لَمْ يَنْمُ نَهْدَاهَا بَعْدُ، فَمَاذَا نَصْنَعُ لأُخْتِنَا فِي يَوْمِ خِطْبَتِهَا؟</w:t>
       </w:r>
-      <w:r>
-        <w:rPr>
-          <w:lang w:val="ar_AE" w:bidi="ar_AE"/>
-        </w:rPr>
-      </w:r>
-      <w:r>
-        <w:rPr>
-          <w:lang w:val="ar_AE" w:bidi="ar_AE"/>
-        </w:rPr>
-      </w:r>
-    </w:p>
-    <w:p>
-      <w:pPr>
-        <w:bidi/>
-      </w:pPr>
-      <w:r>
-        <w:rPr>
-          <w:lang w:val="ar_AE" w:bidi="ar_AE"/>
-        </w:rPr>
-      </w:r>
-    </w:p>
-    <w:p>
-      <w:pPr>
-        <w:bidi/>
-      </w:pPr>
-      <w:r>
-        <w:rPr>
-          <w:lang w:val="ar_AE" w:bidi="ar_AE"/>
-        </w:rPr>
-      </w:r>
-      <w:r>
-        <w:rPr>
-          <w:vertAlign w:val="superscript"/>
+    </w:p>
+    <w:p>
+      <w:pPr>
+        <w:bidi/>
+      </w:pPr>
+      <w:r>
+        <w:rPr>
+          <w:rtl/>
+          <w:cs/>
+          <w:lang w:val="ar_AE" w:bidi="ar_AE"/>
+        </w:rPr>
+      </w:r>
+      <w:r>
+        <w:rPr>
+          <w:vertAlign w:val="superscript"/>
+          <w:rtl/>
+          <w:cs/>
           <w:lang w:val="ar_AE" w:bidi="ar_AE"/>
         </w:rPr>
         <w:t>9</w:t>
       </w:r>
       <w:r>
         <w:rPr>
+          <w:rtl/>
+          <w:cs/>
           <w:lang w:val="ar_AE" w:bidi="ar_AE"/>
         </w:rPr>
         <w:t xml:space="preserve"> لَوْ كَانَتْ سُوراً لَبَنَيْنَا عَلَيْهِ صَرْحاً مِنْ فِضَّةٍ، وَلَوْ كَانَتْ بَاباً لَدَعَمْنَاهُ بِأَلْوَاحٍ مِنْ أَرْزٍ.</w:t>
       </w:r>
-      <w:r>
-        <w:rPr>
-          <w:lang w:val="ar_AE" w:bidi="ar_AE"/>
-        </w:rPr>
-      </w:r>
-      <w:r>
-        <w:rPr>
-          <w:lang w:val="ar_AE" w:bidi="ar_AE"/>
-        </w:rPr>
-      </w:r>
-    </w:p>
-    <w:p>
-      <w:pPr>
-        <w:bidi/>
-      </w:pPr>
-      <w:r>
-        <w:rPr>
-          <w:lang w:val="ar_AE" w:bidi="ar_AE"/>
-        </w:rPr>
-      </w:r>
-    </w:p>
-    <w:p>
-      <w:pPr>
-        <w:bidi/>
-      </w:pPr>
-      <w:r>
-        <w:rPr>
-          <w:lang w:val="ar_AE" w:bidi="ar_AE"/>
-        </w:rPr>
-      </w:r>
-      <w:r>
-        <w:rPr>
-          <w:vertAlign w:val="superscript"/>
+    </w:p>
+    <w:p>
+      <w:pPr>
+        <w:bidi/>
+      </w:pPr>
+      <w:r>
+        <w:rPr>
+          <w:rtl/>
+          <w:cs/>
+          <w:lang w:val="ar_AE" w:bidi="ar_AE"/>
+        </w:rPr>
+      </w:r>
+      <w:r>
+        <w:rPr>
+          <w:vertAlign w:val="superscript"/>
+          <w:rtl/>
+          <w:cs/>
           <w:lang w:val="ar_AE" w:bidi="ar_AE"/>
         </w:rPr>
         <w:t>10</w:t>
       </w:r>
       <w:r>
         <w:rPr>
+          <w:rtl/>
+          <w:cs/>
           <w:lang w:val="ar_AE" w:bidi="ar_AE"/>
         </w:rPr>
         <w:t xml:space="preserve"> (الْمَحْبُوبَةُ): أَنَا كَسُورٍ وَنَهْدَايَ كَبُرْجَيْنِ، حِينَئِذٍ صِرْتُ فِي عَيْنَيْهِ كَامِلَةً.</w:t>
       </w:r>
-      <w:r>
-        <w:rPr>
-          <w:lang w:val="ar_AE" w:bidi="ar_AE"/>
-        </w:rPr>
-      </w:r>
-      <w:r>
-        <w:rPr>
-          <w:lang w:val="ar_AE" w:bidi="ar_AE"/>
-        </w:rPr>
-      </w:r>
-    </w:p>
-    <w:p>
-      <w:pPr>
-        <w:bidi/>
-      </w:pPr>
-      <w:r>
-        <w:rPr>
-          <w:lang w:val="ar_AE" w:bidi="ar_AE"/>
-        </w:rPr>
-      </w:r>
-    </w:p>
-    <w:p>
-      <w:pPr>
-        <w:bidi/>
-      </w:pPr>
-      <w:r>
-        <w:rPr>
-          <w:lang w:val="ar_AE" w:bidi="ar_AE"/>
-        </w:rPr>
-      </w:r>
-      <w:r>
-        <w:rPr>
-          <w:vertAlign w:val="superscript"/>
+    </w:p>
+    <w:p>
+      <w:pPr>
+        <w:bidi/>
+      </w:pPr>
+      <w:r>
+        <w:rPr>
+          <w:rtl/>
+          <w:cs/>
+          <w:lang w:val="ar_AE" w:bidi="ar_AE"/>
+        </w:rPr>
+      </w:r>
+      <w:r>
+        <w:rPr>
+          <w:vertAlign w:val="superscript"/>
+          <w:rtl/>
+          <w:cs/>
           <w:lang w:val="ar_AE" w:bidi="ar_AE"/>
         </w:rPr>
         <w:t>11</w:t>
       </w:r>
       <w:r>
         <w:rPr>
+          <w:rtl/>
+          <w:cs/>
           <w:lang w:val="ar_AE" w:bidi="ar_AE"/>
         </w:rPr>
         <w:t xml:space="preserve"> كَانَ لِسُلَيْمَانَ كَرْمٌ فِي بَعْلِ هَامُونَ، فَعَهِدَ بِالْكَرْمِ إِلَى النَّوَاطِيرِ عَلَى أَنْ يُؤَدِّيَ كُلُّ وَاحِدٍ مِنْهُمْ أَلْفاً مِنَ الْفِضَّةِ لِقَاءَ الثَّمَرِ.</w:t>
       </w:r>
-      <w:r>
-        <w:rPr>
-          <w:lang w:val="ar_AE" w:bidi="ar_AE"/>
-        </w:rPr>
-      </w:r>
-      <w:r>
-        <w:rPr>
-          <w:lang w:val="ar_AE" w:bidi="ar_AE"/>
-        </w:rPr>
-      </w:r>
-    </w:p>
-    <w:p>
-      <w:pPr>
-        <w:bidi/>
-      </w:pPr>
-      <w:r>
-        <w:rPr>
-          <w:lang w:val="ar_AE" w:bidi="ar_AE"/>
-        </w:rPr>
-      </w:r>
-    </w:p>
-    <w:p>
-      <w:pPr>
-        <w:bidi/>
-      </w:pPr>
-      <w:r>
-        <w:rPr>
-          <w:lang w:val="ar_AE" w:bidi="ar_AE"/>
-        </w:rPr>
-      </w:r>
-      <w:r>
-        <w:rPr>
-          <w:vertAlign w:val="superscript"/>
+    </w:p>
+    <w:p>
+      <w:pPr>
+        <w:bidi/>
+      </w:pPr>
+      <w:r>
+        <w:rPr>
+          <w:rtl/>
+          <w:cs/>
+          <w:lang w:val="ar_AE" w:bidi="ar_AE"/>
+        </w:rPr>
+      </w:r>
+      <w:r>
+        <w:rPr>
+          <w:vertAlign w:val="superscript"/>
+          <w:rtl/>
+          <w:cs/>
           <w:lang w:val="ar_AE" w:bidi="ar_AE"/>
         </w:rPr>
         <w:t>12</w:t>
       </w:r>
       <w:r>
         <w:rPr>
+          <w:rtl/>
+          <w:cs/>
           <w:lang w:val="ar_AE" w:bidi="ar_AE"/>
         </w:rPr>
         <w:t xml:space="preserve"> لَكِنَّ كَرْمِي الَّذِي لِي هُوَ أَمَامِي. الأَلْفُ لَكَ يَا سُلَيْمَانُ، وَمِئَتَانِ مِنَ الْفِضَّةِ لِلنَّوَاطِيرِ.</w:t>
       </w:r>
-      <w:r>
-        <w:rPr>
-          <w:lang w:val="ar_AE" w:bidi="ar_AE"/>
-        </w:rPr>
-      </w:r>
-      <w:r>
-        <w:rPr>
-          <w:lang w:val="ar_AE" w:bidi="ar_AE"/>
-        </w:rPr>
-      </w:r>
-    </w:p>
-    <w:p>
-      <w:pPr>
-        <w:bidi/>
-      </w:pPr>
-      <w:r>
-        <w:rPr>
-          <w:lang w:val="ar_AE" w:bidi="ar_AE"/>
-        </w:rPr>
-      </w:r>
-    </w:p>
-    <w:p>
-      <w:pPr>
-        <w:bidi/>
-      </w:pPr>
-      <w:r>
-        <w:rPr>
-          <w:lang w:val="ar_AE" w:bidi="ar_AE"/>
-        </w:rPr>
-      </w:r>
-      <w:r>
-        <w:rPr>
-          <w:vertAlign w:val="superscript"/>
+    </w:p>
+    <w:p>
+      <w:pPr>
+        <w:bidi/>
+      </w:pPr>
+      <w:r>
+        <w:rPr>
+          <w:rtl/>
+          <w:cs/>
+          <w:lang w:val="ar_AE" w:bidi="ar_AE"/>
+        </w:rPr>
+      </w:r>
+      <w:r>
+        <w:rPr>
+          <w:vertAlign w:val="superscript"/>
+          <w:rtl/>
+          <w:cs/>
           <w:lang w:val="ar_AE" w:bidi="ar_AE"/>
         </w:rPr>
         <w:t>13</w:t>
       </w:r>
       <w:r>
         <w:rPr>
+          <w:rtl/>
+          <w:cs/>
           <w:lang w:val="ar_AE" w:bidi="ar_AE"/>
         </w:rPr>
         <w:t xml:space="preserve"> (المُحِبُّ): أَنْتِ أَيَّتُهَا الْجَالِسَةُ فِي الْجَنَّاتِ، إِنَّ مُرَافِقِيَّ يُصْغُونَ بِانْتِبَاهٍ إِلَى صَوْتِكِ، فَأَسْمِعِينِي إِيَّاهُ.</w:t>
       </w:r>
-      <w:r>
-        <w:rPr>
-          <w:lang w:val="ar_AE" w:bidi="ar_AE"/>
-        </w:rPr>
-      </w:r>
-      <w:r>
-        <w:rPr>
-          <w:lang w:val="ar_AE" w:bidi="ar_AE"/>
-        </w:rPr>
-      </w:r>
-    </w:p>
-    <w:p>
-      <w:pPr>
-        <w:bidi/>
-      </w:pPr>
-      <w:r>
-        <w:rPr>
-          <w:lang w:val="ar_AE" w:bidi="ar_AE"/>
-        </w:rPr>
-      </w:r>
-    </w:p>
-    <w:p>
-      <w:pPr>
-        <w:bidi/>
-      </w:pPr>
-      <w:r>
-        <w:rPr>
-          <w:lang w:val="ar_AE" w:bidi="ar_AE"/>
-        </w:rPr>
-      </w:r>
-      <w:r>
-        <w:rPr>
-          <w:vertAlign w:val="superscript"/>
+    </w:p>
+    <w:p>
+      <w:pPr>
+        <w:bidi/>
+      </w:pPr>
+      <w:r>
+        <w:rPr>
+          <w:rtl/>
+          <w:cs/>
+          <w:lang w:val="ar_AE" w:bidi="ar_AE"/>
+        </w:rPr>
+      </w:r>
+      <w:r>
+        <w:rPr>
+          <w:vertAlign w:val="superscript"/>
+          <w:rtl/>
+          <w:cs/>
           <w:lang w:val="ar_AE" w:bidi="ar_AE"/>
         </w:rPr>
         <w:t>14</w:t>
       </w:r>
       <w:r>
         <w:rPr>
+          <w:rtl/>
+          <w:cs/>
           <w:lang w:val="ar_AE" w:bidi="ar_AE"/>
         </w:rPr>
         <w:t xml:space="preserve"> (الْمَحْبُوبَةُ): أَسْرِعْ إِلَيَّ كَالْهَارِبِ يَا حَبِيبِي، وَكُنْ كَالظَّبْيِ أَوِ الأُيَّلِ الْفَتِيِّ عَلَى جِبَالِ الأَطْيَابِ!</w:t>
-      </w:r>
-      <w:r>
-        <w:rPr>
-          <w:lang w:val="ar_AE" w:bidi="ar_AE"/>
-        </w:rPr>
-      </w:r>
-      <w:r>
-        <w:rPr>
-          <w:lang w:val="ar_AE" w:bidi="ar_AE"/>
-        </w:rPr>
       </w:r>
     </w:p>
     <w:sectPr>
